--- a/[1]Books/The New Guy.docx
+++ b/[1]Books/The New Guy.docx
@@ -45,6 +45,14 @@
           <w:szCs w:val="24"/>
         </w:rPr>
       </w:r>
+      <w:r>
+        <w:rPr>
+          <w:rFonts w:ascii="Calibri" w:hAnsi="Calibri" w:eastAsia="Calibri" w:cs="Calibri"/>
+          <w:sz w:val="24"/>
+          <w:szCs w:val="24"/>
+          <w:highlight w:val="none"/>
+        </w:rPr>
+      </w:r>
     </w:p>
     <w:p>
       <w:pPr>
@@ -72,6 +80,14 @@
           <w:rFonts w:ascii="Calibri" w:hAnsi="Calibri" w:cs="Calibri"/>
           <w:sz w:val="24"/>
           <w:szCs w:val="24"/>
+        </w:rPr>
+      </w:r>
+      <w:r>
+        <w:rPr>
+          <w:rFonts w:ascii="Calibri" w:hAnsi="Calibri" w:eastAsia="Calibri" w:cs="Calibri"/>
+          <w:sz w:val="24"/>
+          <w:szCs w:val="24"/>
+          <w:highlight w:val="none"/>
         </w:rPr>
       </w:r>
     </w:p>
@@ -106,6 +122,15 @@
           <w:szCs w:val="24"/>
         </w:rPr>
       </w:r>
+      <w:r>
+        <w:rPr>
+          <w:rFonts w:ascii="Calibri" w:hAnsi="Calibri" w:eastAsia="Calibri" w:cs="Calibri"/>
+          <w:color w:val="44546a" w:themeColor="text2"/>
+          <w:sz w:val="24"/>
+          <w:szCs w:val="24"/>
+          <w:highlight w:val="none"/>
+        </w:rPr>
+      </w:r>
     </w:p>
     <w:p>
       <w:pPr>
@@ -133,6 +158,14 @@
           <w:rFonts w:ascii="Calibri" w:hAnsi="Calibri" w:cs="Calibri"/>
           <w:sz w:val="24"/>
           <w:szCs w:val="24"/>
+        </w:rPr>
+      </w:r>
+      <w:r>
+        <w:rPr>
+          <w:rFonts w:ascii="Calibri" w:hAnsi="Calibri" w:eastAsia="Calibri" w:cs="Calibri"/>
+          <w:sz w:val="24"/>
+          <w:szCs w:val="24"/>
+          <w:highlight w:val="none"/>
         </w:rPr>
       </w:r>
     </w:p>
@@ -177,6 +210,15 @@
           <w:szCs w:val="24"/>
         </w:rPr>
       </w:r>
+      <w:r>
+        <w:rPr>
+          <w:rFonts w:ascii="Calibri" w:hAnsi="Calibri" w:eastAsia="Calibri" w:cs="Calibri"/>
+          <w:color w:val="44546a" w:themeColor="text2"/>
+          <w:sz w:val="24"/>
+          <w:szCs w:val="24"/>
+          <w:highlight w:val="none"/>
+        </w:rPr>
+      </w:r>
     </w:p>
     <w:p>
       <w:pPr>
@@ -197,13 +239,21 @@
           <w:szCs w:val="24"/>
           <w:highlight w:val="none"/>
         </w:rPr>
-        <w:t xml:space="preserve">-That sounds “lovely”.</w:t>
+        <w:t xml:space="preserve">-That sounds ‘lovely’.</w:t>
       </w:r>
       <w:r>
         <w:rPr>
           <w:rFonts w:ascii="Calibri" w:hAnsi="Calibri" w:cs="Calibri"/>
           <w:sz w:val="24"/>
           <w:szCs w:val="24"/>
+        </w:rPr>
+      </w:r>
+      <w:r>
+        <w:rPr>
+          <w:rFonts w:ascii="Calibri" w:hAnsi="Calibri" w:eastAsia="Calibri" w:cs="Calibri"/>
+          <w:sz w:val="24"/>
+          <w:szCs w:val="24"/>
+          <w:highlight w:val="none"/>
         </w:rPr>
       </w:r>
     </w:p>
@@ -232,19 +282,19 @@
       </w:r>
       <w:r>
         <w:rPr>
+          <w:rFonts w:ascii="Calibri" w:hAnsi="Calibri" w:cs="Calibri"/>
+          <w:color w:val="44546a" w:themeColor="text2"/>
+          <w:sz w:val="24"/>
+          <w:szCs w:val="24"/>
+        </w:rPr>
+      </w:r>
+      <w:r>
+        <w:rPr>
           <w:rFonts w:ascii="Calibri" w:hAnsi="Calibri" w:eastAsia="Calibri" w:cs="Calibri"/>
           <w:color w:val="44546a" w:themeColor="text2"/>
           <w:sz w:val="24"/>
           <w:szCs w:val="24"/>
           <w:highlight w:val="none"/>
-        </w:rPr>
-      </w:r>
-      <w:r>
-        <w:rPr>
-          <w:rFonts w:ascii="Calibri" w:hAnsi="Calibri" w:cs="Calibri"/>
-          <w:color w:val="44546a" w:themeColor="text2"/>
-          <w:sz w:val="24"/>
-          <w:szCs w:val="24"/>
         </w:rPr>
       </w:r>
     </w:p>
@@ -285,6 +335,14 @@
           <w:szCs w:val="24"/>
         </w:rPr>
       </w:r>
+      <w:r>
+        <w:rPr>
+          <w:rFonts w:ascii="Calibri" w:hAnsi="Calibri" w:eastAsia="Calibri" w:cs="Calibri"/>
+          <w:sz w:val="24"/>
+          <w:szCs w:val="24"/>
+          <w:highlight w:val="none"/>
+        </w:rPr>
+      </w:r>
     </w:p>
     <w:p>
       <w:pPr>
@@ -311,19 +369,19 @@
       </w:r>
       <w:r>
         <w:rPr>
+          <w:rFonts w:ascii="Calibri" w:hAnsi="Calibri" w:cs="Calibri"/>
+          <w:color w:val="44546a" w:themeColor="text2"/>
+          <w:sz w:val="24"/>
+          <w:szCs w:val="24"/>
+        </w:rPr>
+      </w:r>
+      <w:r>
+        <w:rPr>
           <w:rFonts w:ascii="Calibri" w:hAnsi="Calibri" w:eastAsia="Calibri" w:cs="Calibri"/>
           <w:color w:val="44546a" w:themeColor="text2"/>
           <w:sz w:val="24"/>
           <w:szCs w:val="24"/>
           <w:highlight w:val="none"/>
-        </w:rPr>
-      </w:r>
-      <w:r>
-        <w:rPr>
-          <w:rFonts w:ascii="Calibri" w:hAnsi="Calibri" w:cs="Calibri"/>
-          <w:color w:val="44546a" w:themeColor="text2"/>
-          <w:sz w:val="24"/>
-          <w:szCs w:val="24"/>
         </w:rPr>
       </w:r>
     </w:p>
@@ -362,6 +420,14 @@
           <w:rFonts w:ascii="Calibri" w:hAnsi="Calibri" w:cs="Calibri"/>
           <w:sz w:val="24"/>
           <w:szCs w:val="24"/>
+        </w:rPr>
+      </w:r>
+      <w:r>
+        <w:rPr>
+          <w:rFonts w:ascii="Calibri" w:hAnsi="Calibri" w:eastAsia="Calibri" w:cs="Calibri"/>
+          <w:sz w:val="24"/>
+          <w:szCs w:val="24"/>
+          <w:highlight w:val="none"/>
         </w:rPr>
       </w:r>
     </w:p>
@@ -406,6 +472,15 @@
           <w:szCs w:val="24"/>
         </w:rPr>
       </w:r>
+      <w:r>
+        <w:rPr>
+          <w:rFonts w:ascii="Calibri" w:hAnsi="Calibri" w:eastAsia="Calibri" w:cs="Calibri"/>
+          <w:color w:val="44546a" w:themeColor="text2"/>
+          <w:sz w:val="24"/>
+          <w:szCs w:val="24"/>
+          <w:highlight w:val="none"/>
+        </w:rPr>
+      </w:r>
     </w:p>
     <w:p>
       <w:pPr>
@@ -430,17 +505,17 @@
       </w:r>
       <w:r>
         <w:rPr>
+          <w:rFonts w:ascii="Calibri" w:hAnsi="Calibri" w:cs="Calibri"/>
+          <w:sz w:val="24"/>
+          <w:szCs w:val="24"/>
+        </w:rPr>
+      </w:r>
+      <w:r>
+        <w:rPr>
           <w:rFonts w:ascii="Calibri" w:hAnsi="Calibri" w:eastAsia="Calibri" w:cs="Calibri"/>
           <w:sz w:val="24"/>
           <w:szCs w:val="24"/>
           <w:highlight w:val="none"/>
-        </w:rPr>
-      </w:r>
-      <w:r>
-        <w:rPr>
-          <w:rFonts w:ascii="Calibri" w:hAnsi="Calibri" w:cs="Calibri"/>
-          <w:sz w:val="24"/>
-          <w:szCs w:val="24"/>
         </w:rPr>
       </w:r>
     </w:p>
@@ -473,6 +548,15 @@
           <w:color w:val="44546a" w:themeColor="text2"/>
           <w:sz w:val="24"/>
           <w:szCs w:val="24"/>
+        </w:rPr>
+      </w:r>
+      <w:r>
+        <w:rPr>
+          <w:rFonts w:ascii="Calibri" w:hAnsi="Calibri" w:eastAsia="Calibri" w:cs="Calibri"/>
+          <w:color w:val="44546a" w:themeColor="text2"/>
+          <w:sz w:val="24"/>
+          <w:szCs w:val="24"/>
+          <w:highlight w:val="none"/>
         </w:rPr>
       </w:r>
     </w:p>
@@ -513,6 +597,14 @@
           <w:szCs w:val="24"/>
         </w:rPr>
       </w:r>
+      <w:r>
+        <w:rPr>
+          <w:rFonts w:ascii="Calibri" w:hAnsi="Calibri" w:eastAsia="Calibri" w:cs="Calibri"/>
+          <w:sz w:val="24"/>
+          <w:szCs w:val="24"/>
+          <w:highlight w:val="none"/>
+        </w:rPr>
+      </w:r>
     </w:p>
     <w:p>
       <w:pPr>
@@ -545,6 +637,15 @@
           <w:szCs w:val="24"/>
         </w:rPr>
       </w:r>
+      <w:r>
+        <w:rPr>
+          <w:rFonts w:ascii="Calibri" w:hAnsi="Calibri" w:eastAsia="Calibri" w:cs="Calibri"/>
+          <w:color w:val="44546a" w:themeColor="text2"/>
+          <w:sz w:val="24"/>
+          <w:szCs w:val="24"/>
+          <w:highlight w:val="none"/>
+        </w:rPr>
+      </w:r>
     </w:p>
     <w:p>
       <w:pPr>
@@ -569,17 +670,17 @@
       </w:r>
       <w:r>
         <w:rPr>
+          <w:rFonts w:ascii="Calibri" w:hAnsi="Calibri" w:cs="Calibri"/>
+          <w:sz w:val="24"/>
+          <w:szCs w:val="24"/>
+        </w:rPr>
+      </w:r>
+      <w:r>
+        <w:rPr>
           <w:rFonts w:ascii="Calibri" w:hAnsi="Calibri" w:eastAsia="Calibri" w:cs="Calibri"/>
           <w:sz w:val="24"/>
           <w:szCs w:val="24"/>
           <w:highlight w:val="none"/>
-        </w:rPr>
-      </w:r>
-      <w:r>
-        <w:rPr>
-          <w:rFonts w:ascii="Calibri" w:hAnsi="Calibri" w:cs="Calibri"/>
-          <w:sz w:val="24"/>
-          <w:szCs w:val="24"/>
         </w:rPr>
       </w:r>
     </w:p>
@@ -624,6 +725,15 @@
           <w:szCs w:val="24"/>
         </w:rPr>
       </w:r>
+      <w:r>
+        <w:rPr>
+          <w:rFonts w:ascii="Calibri" w:hAnsi="Calibri" w:eastAsia="Calibri" w:cs="Calibri"/>
+          <w:color w:val="44546a" w:themeColor="text2"/>
+          <w:sz w:val="24"/>
+          <w:szCs w:val="24"/>
+          <w:highlight w:val="none"/>
+        </w:rPr>
+      </w:r>
     </w:p>
     <w:p>
       <w:pPr>
@@ -654,6 +764,14 @@
           <w:highlight w:val="none"/>
         </w:rPr>
       </w:r>
+      <w:r>
+        <w:rPr>
+          <w:rFonts w:ascii="Calibri" w:hAnsi="Calibri" w:eastAsia="Calibri" w:cs="Calibri"/>
+          <w:sz w:val="24"/>
+          <w:szCs w:val="24"/>
+          <w:highlight w:val="none"/>
+        </w:rPr>
+      </w:r>
     </w:p>
     <w:p>
       <w:pPr>
@@ -677,6 +795,15 @@
           <w:highlight w:val="none"/>
         </w:rPr>
         <w:t xml:space="preserve">-Because you love me and I owe you credits.</w:t>
+      </w:r>
+      <w:r>
+        <w:rPr>
+          <w:rFonts w:ascii="Calibri" w:hAnsi="Calibri" w:eastAsia="Calibri" w:cs="Calibri"/>
+          <w:color w:val="44546a" w:themeColor="text2"/>
+          <w:sz w:val="24"/>
+          <w:szCs w:val="24"/>
+          <w:highlight w:val="none"/>
+        </w:rPr>
       </w:r>
       <w:r>
         <w:rPr>
@@ -734,14 +861,6 @@
           <w:highlight w:val="none"/>
         </w:rPr>
       </w:r>
-      <w:r>
-        <w:rPr>
-          <w:rFonts w:ascii="Calibri" w:hAnsi="Calibri" w:eastAsia="Calibri" w:cs="Calibri"/>
-          <w:sz w:val="24"/>
-          <w:szCs w:val="24"/>
-          <w:highlight w:val="none"/>
-        </w:rPr>
-      </w:r>
     </w:p>
     <w:p>
       <w:pPr>
@@ -783,6 +902,15 @@
           <w:szCs w:val="24"/>
         </w:rPr>
       </w:r>
+      <w:r>
+        <w:rPr>
+          <w:rFonts w:ascii="Calibri" w:hAnsi="Calibri" w:eastAsia="Calibri" w:cs="Calibri"/>
+          <w:color w:val="44546a" w:themeColor="text2"/>
+          <w:sz w:val="24"/>
+          <w:szCs w:val="24"/>
+          <w:highlight w:val="none"/>
+        </w:rPr>
+      </w:r>
     </w:p>
     <w:p>
       <w:pPr>
@@ -810,6 +938,14 @@
           <w:rFonts w:ascii="Calibri" w:hAnsi="Calibri" w:cs="Calibri"/>
           <w:sz w:val="24"/>
           <w:szCs w:val="24"/>
+        </w:rPr>
+      </w:r>
+      <w:r>
+        <w:rPr>
+          <w:rFonts w:ascii="Calibri" w:hAnsi="Calibri" w:eastAsia="Calibri" w:cs="Calibri"/>
+          <w:sz w:val="24"/>
+          <w:szCs w:val="24"/>
+          <w:highlight w:val="none"/>
         </w:rPr>
       </w:r>
     </w:p>
@@ -854,6 +990,15 @@
           <w:szCs w:val="24"/>
         </w:rPr>
       </w:r>
+      <w:r>
+        <w:rPr>
+          <w:rFonts w:ascii="Calibri" w:hAnsi="Calibri" w:eastAsia="Calibri" w:cs="Calibri"/>
+          <w:color w:val="44546a" w:themeColor="text2"/>
+          <w:sz w:val="24"/>
+          <w:szCs w:val="24"/>
+          <w:highlight w:val="none"/>
+        </w:rPr>
+      </w:r>
     </w:p>
     <w:p>
       <w:pPr>
@@ -878,17 +1023,17 @@
       </w:r>
       <w:r>
         <w:rPr>
+          <w:rFonts w:ascii="Calibri" w:hAnsi="Calibri" w:cs="Calibri"/>
+          <w:sz w:val="24"/>
+          <w:szCs w:val="24"/>
+        </w:rPr>
+      </w:r>
+      <w:r>
+        <w:rPr>
           <w:rFonts w:ascii="Calibri" w:hAnsi="Calibri" w:eastAsia="Calibri" w:cs="Calibri"/>
           <w:sz w:val="24"/>
           <w:szCs w:val="24"/>
           <w:highlight w:val="none"/>
-        </w:rPr>
-      </w:r>
-      <w:r>
-        <w:rPr>
-          <w:rFonts w:ascii="Calibri" w:hAnsi="Calibri" w:cs="Calibri"/>
-          <w:sz w:val="24"/>
-          <w:szCs w:val="24"/>
         </w:rPr>
       </w:r>
     </w:p>
@@ -923,6 +1068,15 @@
           <w:szCs w:val="24"/>
         </w:rPr>
       </w:r>
+      <w:r>
+        <w:rPr>
+          <w:rFonts w:ascii="Calibri" w:hAnsi="Calibri" w:eastAsia="Calibri" w:cs="Calibri"/>
+          <w:color w:val="44546a" w:themeColor="text2"/>
+          <w:sz w:val="24"/>
+          <w:szCs w:val="24"/>
+          <w:highlight w:val="none"/>
+        </w:rPr>
+      </w:r>
     </w:p>
     <w:p>
       <w:pPr>
@@ -947,17 +1101,17 @@
       </w:r>
       <w:r>
         <w:rPr>
+          <w:rFonts w:ascii="Calibri" w:hAnsi="Calibri" w:cs="Calibri"/>
+          <w:sz w:val="24"/>
+          <w:szCs w:val="24"/>
+        </w:rPr>
+      </w:r>
+      <w:r>
+        <w:rPr>
           <w:rFonts w:ascii="Calibri" w:hAnsi="Calibri" w:eastAsia="Calibri" w:cs="Calibri"/>
           <w:sz w:val="24"/>
           <w:szCs w:val="24"/>
           <w:highlight w:val="none"/>
-        </w:rPr>
-      </w:r>
-      <w:r>
-        <w:rPr>
-          <w:rFonts w:ascii="Calibri" w:hAnsi="Calibri" w:cs="Calibri"/>
-          <w:sz w:val="24"/>
-          <w:szCs w:val="24"/>
         </w:rPr>
       </w:r>
     </w:p>
@@ -1002,6 +1156,15 @@
           <w:szCs w:val="24"/>
         </w:rPr>
       </w:r>
+      <w:r>
+        <w:rPr>
+          <w:rFonts w:ascii="Calibri" w:hAnsi="Calibri" w:eastAsia="Calibri" w:cs="Calibri"/>
+          <w:color w:val="44546a" w:themeColor="text2"/>
+          <w:sz w:val="24"/>
+          <w:szCs w:val="24"/>
+          <w:highlight w:val="none"/>
+        </w:rPr>
+      </w:r>
     </w:p>
     <w:p>
       <w:pPr>
@@ -1038,6 +1201,14 @@
           <w:rFonts w:ascii="Calibri" w:hAnsi="Calibri" w:cs="Calibri"/>
           <w:sz w:val="24"/>
           <w:szCs w:val="24"/>
+        </w:rPr>
+      </w:r>
+      <w:r>
+        <w:rPr>
+          <w:rFonts w:ascii="Calibri" w:hAnsi="Calibri" w:eastAsia="Calibri" w:cs="Calibri"/>
+          <w:sz w:val="24"/>
+          <w:szCs w:val="24"/>
+          <w:highlight w:val="none"/>
         </w:rPr>
       </w:r>
     </w:p>
@@ -1082,6 +1253,15 @@
           <w:szCs w:val="24"/>
         </w:rPr>
       </w:r>
+      <w:r>
+        <w:rPr>
+          <w:rFonts w:ascii="Calibri" w:hAnsi="Calibri" w:eastAsia="Calibri" w:cs="Calibri"/>
+          <w:color w:val="44546a" w:themeColor="text2"/>
+          <w:sz w:val="24"/>
+          <w:szCs w:val="24"/>
+          <w:highlight w:val="none"/>
+        </w:rPr>
+      </w:r>
     </w:p>
     <w:p>
       <w:pPr>
@@ -1111,6 +1291,14 @@
           <w:szCs w:val="24"/>
         </w:rPr>
       </w:r>
+      <w:r>
+        <w:rPr>
+          <w:rFonts w:ascii="Calibri" w:hAnsi="Calibri" w:eastAsia="Calibri" w:cs="Calibri"/>
+          <w:sz w:val="24"/>
+          <w:szCs w:val="24"/>
+          <w:highlight w:val="none"/>
+        </w:rPr>
+      </w:r>
     </w:p>
     <w:p>
       <w:pPr>
@@ -1138,6 +1326,14 @@
           <w:rFonts w:ascii="Calibri" w:hAnsi="Calibri" w:cs="Calibri"/>
           <w:sz w:val="24"/>
           <w:szCs w:val="24"/>
+        </w:rPr>
+      </w:r>
+      <w:r>
+        <w:rPr>
+          <w:rFonts w:ascii="Calibri" w:hAnsi="Calibri" w:eastAsia="Calibri" w:cs="Calibri"/>
+          <w:sz w:val="24"/>
+          <w:szCs w:val="24"/>
+          <w:highlight w:val="none"/>
         </w:rPr>
       </w:r>
     </w:p>
@@ -1172,6 +1368,15 @@
           <w:szCs w:val="24"/>
         </w:rPr>
       </w:r>
+      <w:r>
+        <w:rPr>
+          <w:rFonts w:ascii="Calibri" w:hAnsi="Calibri" w:eastAsia="Calibri" w:cs="Calibri"/>
+          <w:color w:val="44546a" w:themeColor="text2"/>
+          <w:sz w:val="24"/>
+          <w:szCs w:val="24"/>
+          <w:highlight w:val="none"/>
+        </w:rPr>
+      </w:r>
     </w:p>
     <w:p>
       <w:pPr>
@@ -1196,17 +1401,17 @@
       </w:r>
       <w:r>
         <w:rPr>
+          <w:rFonts w:ascii="Calibri" w:hAnsi="Calibri" w:cs="Calibri"/>
+          <w:sz w:val="24"/>
+          <w:szCs w:val="24"/>
+        </w:rPr>
+      </w:r>
+      <w:r>
+        <w:rPr>
           <w:rFonts w:ascii="Calibri" w:hAnsi="Calibri" w:eastAsia="Calibri" w:cs="Calibri"/>
           <w:sz w:val="24"/>
           <w:szCs w:val="24"/>
           <w:highlight w:val="none"/>
-        </w:rPr>
-      </w:r>
-      <w:r>
-        <w:rPr>
-          <w:rFonts w:ascii="Calibri" w:hAnsi="Calibri" w:cs="Calibri"/>
-          <w:sz w:val="24"/>
-          <w:szCs w:val="24"/>
         </w:rPr>
       </w:r>
     </w:p>
@@ -1261,6 +1466,15 @@
           <w:szCs w:val="24"/>
         </w:rPr>
       </w:r>
+      <w:r>
+        <w:rPr>
+          <w:rFonts w:ascii="Calibri" w:hAnsi="Calibri" w:eastAsia="Calibri" w:cs="Calibri"/>
+          <w:color w:val="44546a" w:themeColor="text2"/>
+          <w:sz w:val="24"/>
+          <w:szCs w:val="24"/>
+          <w:highlight w:val="none"/>
+        </w:rPr>
+      </w:r>
     </w:p>
     <w:p>
       <w:pPr>
@@ -1288,6 +1502,14 @@
           <w:rFonts w:ascii="Calibri" w:hAnsi="Calibri" w:cs="Calibri"/>
           <w:sz w:val="24"/>
           <w:szCs w:val="24"/>
+        </w:rPr>
+      </w:r>
+      <w:r>
+        <w:rPr>
+          <w:rFonts w:ascii="Calibri" w:hAnsi="Calibri" w:eastAsia="Calibri" w:cs="Calibri"/>
+          <w:sz w:val="24"/>
+          <w:szCs w:val="24"/>
+          <w:highlight w:val="none"/>
         </w:rPr>
       </w:r>
     </w:p>
@@ -1332,6 +1554,15 @@
           <w:szCs w:val="24"/>
         </w:rPr>
       </w:r>
+      <w:r>
+        <w:rPr>
+          <w:rFonts w:ascii="Calibri" w:hAnsi="Calibri" w:eastAsia="Calibri" w:cs="Calibri"/>
+          <w:color w:val="44546a" w:themeColor="text2"/>
+          <w:sz w:val="24"/>
+          <w:szCs w:val="24"/>
+          <w:highlight w:val="none"/>
+        </w:rPr>
+      </w:r>
     </w:p>
     <w:p>
       <w:pPr>
@@ -1356,17 +1587,17 @@
       </w:r>
       <w:r>
         <w:rPr>
+          <w:rFonts w:ascii="Calibri" w:hAnsi="Calibri" w:cs="Calibri"/>
+          <w:sz w:val="24"/>
+          <w:szCs w:val="24"/>
+        </w:rPr>
+      </w:r>
+      <w:r>
+        <w:rPr>
           <w:rFonts w:ascii="Calibri" w:hAnsi="Calibri" w:eastAsia="Calibri" w:cs="Calibri"/>
           <w:sz w:val="24"/>
           <w:szCs w:val="24"/>
           <w:highlight w:val="none"/>
-        </w:rPr>
-      </w:r>
-      <w:r>
-        <w:rPr>
-          <w:rFonts w:ascii="Calibri" w:hAnsi="Calibri" w:cs="Calibri"/>
-          <w:sz w:val="24"/>
-          <w:szCs w:val="24"/>
         </w:rPr>
       </w:r>
     </w:p>
@@ -1411,6 +1642,15 @@
           <w:szCs w:val="24"/>
         </w:rPr>
       </w:r>
+      <w:r>
+        <w:rPr>
+          <w:rFonts w:ascii="Calibri" w:hAnsi="Calibri" w:eastAsia="Calibri" w:cs="Calibri"/>
+          <w:color w:val="44546a" w:themeColor="text2"/>
+          <w:sz w:val="24"/>
+          <w:szCs w:val="24"/>
+          <w:highlight w:val="none"/>
+        </w:rPr>
+      </w:r>
     </w:p>
     <w:p>
       <w:pPr>
@@ -1440,6 +1680,14 @@
           <w:szCs w:val="24"/>
         </w:rPr>
       </w:r>
+      <w:r>
+        <w:rPr>
+          <w:rFonts w:ascii="Calibri" w:hAnsi="Calibri" w:eastAsia="Calibri" w:cs="Calibri"/>
+          <w:sz w:val="24"/>
+          <w:szCs w:val="24"/>
+          <w:highlight w:val="none"/>
+        </w:rPr>
+      </w:r>
     </w:p>
     <w:p>
       <w:pPr>
@@ -1461,13 +1709,6 @@
           <w:highlight w:val="none"/>
         </w:rPr>
         <w:t xml:space="preserve"> </w:t>
-      </w:r>
-      <w:r>
-        <w:rPr>
-          <w:rFonts w:ascii="Calibri" w:hAnsi="Calibri" w:cs="Calibri"/>
-          <w:sz w:val="24"/>
-          <w:szCs w:val="24"/>
-        </w:rPr>
       </w:r>
       <w:r>
         <w:rPr>
@@ -1523,6 +1764,11 @@
           <w:szCs w:val="24"/>
         </w:rPr>
       </w:r>
+      <w:r>
+        <w:rPr>
+          <w:highlight w:val="none"/>
+        </w:rPr>
+      </w:r>
     </w:p>
     <w:p>
       <w:pPr>
@@ -1547,6 +1793,12 @@
           <w:color w:val="44546a" w:themeColor="text2"/>
           <w:sz w:val="24"/>
           <w:szCs w:val="24"/>
+        </w:rPr>
+      </w:r>
+      <w:r>
+        <w:rPr>
+          <w:color w:val="44546a" w:themeColor="text2"/>
+          <w:highlight w:val="none"/>
         </w:rPr>
       </w:r>
     </w:p>
@@ -1576,6 +1828,11 @@
           <w:rFonts w:ascii="Calibri" w:hAnsi="Calibri" w:cs="Calibri"/>
           <w:sz w:val="24"/>
           <w:szCs w:val="24"/>
+        </w:rPr>
+      </w:r>
+      <w:r>
+        <w:rPr>
+          <w:highlight w:val="none"/>
         </w:rPr>
       </w:r>
     </w:p>
@@ -1611,16 +1868,10 @@
       </w:r>
       <w:r>
         <w:rPr>
-          <w:rFonts w:ascii="Calibri" w:hAnsi="Calibri" w:cs="Calibri"/>
+          <w:rFonts w:ascii="Calibri" w:hAnsi="Calibri" w:eastAsia="Calibri" w:cs="Calibri"/>
           <w:sz w:val="24"/>
           <w:szCs w:val="24"/>
-        </w:rPr>
-      </w:r>
-      <w:r>
-        <w:rPr>
-          <w:rFonts w:ascii="Calibri" w:hAnsi="Calibri" w:cs="Calibri"/>
-          <w:sz w:val="24"/>
-          <w:szCs w:val="24"/>
+          <w:highlight w:val="none"/>
         </w:rPr>
       </w:r>
       <w:r>
@@ -1655,7 +1906,9 @@
       </w:r>
       <w:r>
         <w:rPr>
-          <w:highlight w:val="none"/>
+          <w:rFonts w:ascii="Calibri" w:hAnsi="Calibri" w:cs="Calibri"/>
+          <w:sz w:val="24"/>
+          <w:szCs w:val="24"/>
         </w:rPr>
       </w:r>
     </w:p>
@@ -1681,7 +1934,6 @@
         <w:ind/>
         <w:rPr/>
       </w:pPr>
-      <w:r/>
       <w:r>
         <w:separator/>
       </w:r>
@@ -1696,7 +1948,6 @@
         <w:ind/>
         <w:rPr/>
       </w:pPr>
-      <w:r/>
       <w:r>
         <w:continuationSeparator/>
       </w:r>
@@ -1716,7 +1967,6 @@
         <w:ind/>
         <w:rPr/>
       </w:pPr>
-      <w:r/>
       <w:r>
         <w:separator/>
       </w:r>
@@ -1731,7 +1981,6 @@
         <w:ind/>
         <w:rPr/>
       </w:pPr>
-      <w:r/>
       <w:r>
         <w:continuationSeparator/>
       </w:r>
@@ -2504,9 +2753,9 @@
     <w:lsdException w:name="Bibliography" w:uiPriority="37"/>
     <w:lsdException w:name="TOC Heading" w:uiPriority="39" w:qFormat="1"/>
   </w:latentStyles>
-  <w:style w:type="table" w:styleId="12">
+  <w:style w:type="table" w:styleId="709">
     <w:name w:val="Table Grid"/>
-    <w:basedOn w:val="665"/>
+    <w:basedOn w:val="895"/>
     <w:uiPriority w:val="59"/>
     <w:pPr>
       <w:pBdr/>
@@ -2703,9 +2952,9 @@
       </w:tcPr>
     </w:tblStylePr>
   </w:style>
-  <w:style w:type="table" w:styleId="13">
+  <w:style w:type="table" w:styleId="710">
     <w:name w:val="Table Grid Light"/>
-    <w:basedOn w:val="665"/>
+    <w:basedOn w:val="895"/>
     <w:uiPriority w:val="59"/>
     <w:pPr>
       <w:pBdr/>
@@ -2902,9 +3151,9 @@
       </w:tcPr>
     </w:tblStylePr>
   </w:style>
-  <w:style w:type="table" w:styleId="14">
+  <w:style w:type="table" w:styleId="711">
     <w:name w:val="Plain Table 1"/>
-    <w:basedOn w:val="665"/>
+    <w:basedOn w:val="895"/>
     <w:uiPriority w:val="59"/>
     <w:pPr>
       <w:pBdr/>
@@ -3127,9 +3376,9 @@
       </w:tcPr>
     </w:tblStylePr>
   </w:style>
-  <w:style w:type="table" w:styleId="15">
+  <w:style w:type="table" w:styleId="712">
     <w:name w:val="Plain Table 2"/>
-    <w:basedOn w:val="665"/>
+    <w:basedOn w:val="895"/>
     <w:uiPriority w:val="59"/>
     <w:pPr>
       <w:pBdr/>
@@ -3360,9 +3609,9 @@
       </w:tcPr>
     </w:tblStylePr>
   </w:style>
-  <w:style w:type="table" w:styleId="16">
+  <w:style w:type="table" w:styleId="713">
     <w:name w:val="Plain Table 3"/>
-    <w:basedOn w:val="665"/>
+    <w:basedOn w:val="895"/>
     <w:uiPriority w:val="99"/>
     <w:pPr>
       <w:pBdr/>
@@ -3590,9 +3839,9 @@
       </w:tcPr>
     </w:tblStylePr>
   </w:style>
-  <w:style w:type="table" w:styleId="17">
+  <w:style w:type="table" w:styleId="714">
     <w:name w:val="Plain Table 4"/>
-    <w:basedOn w:val="665"/>
+    <w:basedOn w:val="895"/>
     <w:uiPriority w:val="99"/>
     <w:pPr>
       <w:pBdr/>
@@ -3806,9 +4055,9 @@
       </w:tcPr>
     </w:tblStylePr>
   </w:style>
-  <w:style w:type="table" w:styleId="18">
+  <w:style w:type="table" w:styleId="715">
     <w:name w:val="Plain Table 5"/>
-    <w:basedOn w:val="665"/>
+    <w:basedOn w:val="895"/>
     <w:uiPriority w:val="99"/>
     <w:pPr>
       <w:pBdr/>
@@ -4039,9 +4288,9 @@
       </w:tcPr>
     </w:tblStylePr>
   </w:style>
-  <w:style w:type="table" w:styleId="19">
+  <w:style w:type="table" w:styleId="716">
     <w:name w:val="Grid Table 1 Light"/>
-    <w:basedOn w:val="665"/>
+    <w:basedOn w:val="895"/>
     <w:uiPriority w:val="99"/>
     <w:pPr>
       <w:pBdr/>
@@ -4262,9 +4511,9 @@
       </w:tcPr>
     </w:tblStylePr>
   </w:style>
-  <w:style w:type="table" w:styleId="20">
+  <w:style w:type="table" w:styleId="717">
     <w:name w:val="Grid Table 1 Light - Accent 1"/>
-    <w:basedOn w:val="665"/>
+    <w:basedOn w:val="895"/>
     <w:uiPriority w:val="99"/>
     <w:pPr>
       <w:pBdr/>
@@ -4485,9 +4734,9 @@
       </w:tcPr>
     </w:tblStylePr>
   </w:style>
-  <w:style w:type="table" w:styleId="21">
+  <w:style w:type="table" w:styleId="718">
     <w:name w:val="Grid Table 1 Light - Accent 2"/>
-    <w:basedOn w:val="665"/>
+    <w:basedOn w:val="895"/>
     <w:uiPriority w:val="99"/>
     <w:pPr>
       <w:pBdr/>
@@ -4708,9 +4957,9 @@
       </w:tcPr>
     </w:tblStylePr>
   </w:style>
-  <w:style w:type="table" w:styleId="22">
+  <w:style w:type="table" w:styleId="719">
     <w:name w:val="Grid Table 1 Light - Accent 3"/>
-    <w:basedOn w:val="665"/>
+    <w:basedOn w:val="895"/>
     <w:uiPriority w:val="99"/>
     <w:pPr>
       <w:pBdr/>
@@ -4931,9 +5180,9 @@
       </w:tcPr>
     </w:tblStylePr>
   </w:style>
-  <w:style w:type="table" w:styleId="23">
+  <w:style w:type="table" w:styleId="720">
     <w:name w:val="Grid Table 1 Light - Accent 4"/>
-    <w:basedOn w:val="665"/>
+    <w:basedOn w:val="895"/>
     <w:uiPriority w:val="99"/>
     <w:pPr>
       <w:pBdr/>
@@ -5154,9 +5403,9 @@
       </w:tcPr>
     </w:tblStylePr>
   </w:style>
-  <w:style w:type="table" w:styleId="24">
+  <w:style w:type="table" w:styleId="721">
     <w:name w:val="Grid Table 1 Light - Accent 5"/>
-    <w:basedOn w:val="665"/>
+    <w:basedOn w:val="895"/>
     <w:uiPriority w:val="99"/>
     <w:pPr>
       <w:pBdr/>
@@ -5377,9 +5626,9 @@
       </w:tcPr>
     </w:tblStylePr>
   </w:style>
-  <w:style w:type="table" w:styleId="25">
+  <w:style w:type="table" w:styleId="722">
     <w:name w:val="Grid Table 1 Light - Accent 6"/>
-    <w:basedOn w:val="665"/>
+    <w:basedOn w:val="895"/>
     <w:uiPriority w:val="99"/>
     <w:pPr>
       <w:pBdr/>
@@ -5600,9 +5849,9 @@
       </w:tcPr>
     </w:tblStylePr>
   </w:style>
-  <w:style w:type="table" w:styleId="26">
+  <w:style w:type="table" w:styleId="723">
     <w:name w:val="Grid Table 2"/>
-    <w:basedOn w:val="665"/>
+    <w:basedOn w:val="895"/>
     <w:uiPriority w:val="99"/>
     <w:pPr>
       <w:pBdr/>
@@ -5832,9 +6081,9 @@
       </w:tcPr>
     </w:tblStylePr>
   </w:style>
-  <w:style w:type="table" w:styleId="27">
+  <w:style w:type="table" w:styleId="724">
     <w:name w:val="Grid Table 2 - Accent 1"/>
-    <w:basedOn w:val="665"/>
+    <w:basedOn w:val="895"/>
     <w:uiPriority w:val="99"/>
     <w:pPr>
       <w:pBdr/>
@@ -6064,9 +6313,9 @@
       </w:tcPr>
     </w:tblStylePr>
   </w:style>
-  <w:style w:type="table" w:styleId="28">
+  <w:style w:type="table" w:styleId="725">
     <w:name w:val="Grid Table 2 - Accent 2"/>
-    <w:basedOn w:val="665"/>
+    <w:basedOn w:val="895"/>
     <w:uiPriority w:val="99"/>
     <w:pPr>
       <w:pBdr/>
@@ -6296,9 +6545,9 @@
       </w:tcPr>
     </w:tblStylePr>
   </w:style>
-  <w:style w:type="table" w:styleId="29">
+  <w:style w:type="table" w:styleId="726">
     <w:name w:val="Grid Table 2 - Accent 3"/>
-    <w:basedOn w:val="665"/>
+    <w:basedOn w:val="895"/>
     <w:uiPriority w:val="99"/>
     <w:pPr>
       <w:pBdr/>
@@ -6528,9 +6777,9 @@
       </w:tcPr>
     </w:tblStylePr>
   </w:style>
-  <w:style w:type="table" w:styleId="30">
+  <w:style w:type="table" w:styleId="727">
     <w:name w:val="Grid Table 2 - Accent 4"/>
-    <w:basedOn w:val="665"/>
+    <w:basedOn w:val="895"/>
     <w:uiPriority w:val="99"/>
     <w:pPr>
       <w:pBdr/>
@@ -6760,9 +7009,9 @@
       </w:tcPr>
     </w:tblStylePr>
   </w:style>
-  <w:style w:type="table" w:styleId="31">
+  <w:style w:type="table" w:styleId="728">
     <w:name w:val="Grid Table 2 - Accent 5"/>
-    <w:basedOn w:val="665"/>
+    <w:basedOn w:val="895"/>
     <w:uiPriority w:val="99"/>
     <w:pPr>
       <w:pBdr/>
@@ -6992,9 +7241,9 @@
       </w:tcPr>
     </w:tblStylePr>
   </w:style>
-  <w:style w:type="table" w:styleId="32">
+  <w:style w:type="table" w:styleId="729">
     <w:name w:val="Grid Table 2 - Accent 6"/>
-    <w:basedOn w:val="665"/>
+    <w:basedOn w:val="895"/>
     <w:uiPriority w:val="99"/>
     <w:pPr>
       <w:pBdr/>
@@ -7224,9 +7473,9 @@
       </w:tcPr>
     </w:tblStylePr>
   </w:style>
-  <w:style w:type="table" w:styleId="33">
+  <w:style w:type="table" w:styleId="730">
     <w:name w:val="Grid Table 3"/>
-    <w:basedOn w:val="665"/>
+    <w:basedOn w:val="895"/>
     <w:uiPriority w:val="99"/>
     <w:pPr>
       <w:pBdr/>
@@ -7325,29 +7574,6 @@
         <w:tblBorders/>
       </w:tblPr>
       <w:tcPr>
-        <w:shd w:color="ffffff"/>
-        <w:tcBorders>
-          <w:top w:val="none" w:color="000000" w:sz="4" w:space="0"/>
-          <w:left w:val="none" w:color="000000" w:sz="4" w:space="0"/>
-          <w:bottom w:val="none" w:color="000000" w:sz="4" w:space="0"/>
-          <w:right w:val="none" w:color="000000" w:sz="4" w:space="0"/>
-        </w:tcBorders>
-      </w:tcPr>
-    </w:tblStylePr>
-    <w:tblStylePr w:type="firstRow">
-      <w:rPr>
-        <w:b/>
-        <w:color w:val="404040"/>
-      </w:rPr>
-      <w:pPr>
-        <w:pBdr/>
-        <w:spacing/>
-        <w:ind/>
-      </w:pPr>
-      <w:tblPr>
-        <w:tblBorders/>
-      </w:tblPr>
-      <w:tcPr>
         <w:shd w:val="clear" w:color="ffffff"/>
         <w:tcBorders>
           <w:top w:val="none" w:color="000000" w:sz="4" w:space="0"/>
@@ -7357,30 +7583,7 @@
         </w:tcBorders>
       </w:tcPr>
     </w:tblStylePr>
-    <w:tblStylePr w:type="lastCol">
-      <w:rPr>
-        <w:i/>
-        <w:color w:val="404040"/>
-      </w:rPr>
-      <w:pPr>
-        <w:pBdr/>
-        <w:spacing/>
-        <w:ind/>
-      </w:pPr>
-      <w:tblPr>
-        <w:tblBorders/>
-      </w:tblPr>
-      <w:tcPr>
-        <w:shd w:color="ffffff"/>
-        <w:tcBorders>
-          <w:top w:val="none" w:color="000000" w:sz="4" w:space="0"/>
-          <w:left w:val="none" w:color="000000" w:sz="4" w:space="0"/>
-          <w:bottom w:val="none" w:color="000000" w:sz="4" w:space="0"/>
-          <w:right w:val="none" w:color="000000" w:sz="4" w:space="0"/>
-        </w:tcBorders>
-      </w:tcPr>
-    </w:tblStylePr>
-    <w:tblStylePr w:type="lastRow">
+    <w:tblStylePr w:type="firstRow">
       <w:rPr>
         <w:b/>
         <w:color w:val="404040"/>
@@ -7403,6 +7606,52 @@
         </w:tcBorders>
       </w:tcPr>
     </w:tblStylePr>
+    <w:tblStylePr w:type="lastCol">
+      <w:rPr>
+        <w:i/>
+        <w:color w:val="404040"/>
+      </w:rPr>
+      <w:pPr>
+        <w:pBdr/>
+        <w:spacing/>
+        <w:ind/>
+      </w:pPr>
+      <w:tblPr>
+        <w:tblBorders/>
+      </w:tblPr>
+      <w:tcPr>
+        <w:shd w:val="clear" w:color="ffffff"/>
+        <w:tcBorders>
+          <w:top w:val="none" w:color="000000" w:sz="4" w:space="0"/>
+          <w:left w:val="none" w:color="000000" w:sz="4" w:space="0"/>
+          <w:bottom w:val="none" w:color="000000" w:sz="4" w:space="0"/>
+          <w:right w:val="none" w:color="000000" w:sz="4" w:space="0"/>
+        </w:tcBorders>
+      </w:tcPr>
+    </w:tblStylePr>
+    <w:tblStylePr w:type="lastRow">
+      <w:rPr>
+        <w:b/>
+        <w:color w:val="404040"/>
+      </w:rPr>
+      <w:pPr>
+        <w:pBdr/>
+        <w:spacing/>
+        <w:ind/>
+      </w:pPr>
+      <w:tblPr>
+        <w:tblBorders/>
+      </w:tblPr>
+      <w:tcPr>
+        <w:shd w:val="clear" w:color="ffffff"/>
+        <w:tcBorders>
+          <w:top w:val="none" w:color="000000" w:sz="4" w:space="0"/>
+          <w:left w:val="none" w:color="000000" w:sz="4" w:space="0"/>
+          <w:bottom w:val="none" w:color="000000" w:sz="4" w:space="0"/>
+          <w:right w:val="none" w:color="000000" w:sz="4" w:space="0"/>
+        </w:tcBorders>
+      </w:tcPr>
+    </w:tblStylePr>
     <w:tblStylePr w:type="nwCell">
       <w:pPr>
         <w:pBdr/>
@@ -7469,9 +7718,9 @@
       </w:tcPr>
     </w:tblStylePr>
   </w:style>
-  <w:style w:type="table" w:styleId="34">
+  <w:style w:type="table" w:styleId="731">
     <w:name w:val="Grid Table 3 - Accent 1"/>
-    <w:basedOn w:val="665"/>
+    <w:basedOn w:val="895"/>
     <w:uiPriority w:val="99"/>
     <w:pPr>
       <w:pBdr/>
@@ -7570,29 +7819,6 @@
         <w:tblBorders/>
       </w:tblPr>
       <w:tcPr>
-        <w:shd w:color="ffffff"/>
-        <w:tcBorders>
-          <w:top w:val="none" w:color="000000" w:sz="4" w:space="0"/>
-          <w:left w:val="none" w:color="000000" w:sz="4" w:space="0"/>
-          <w:bottom w:val="none" w:color="000000" w:sz="4" w:space="0"/>
-          <w:right w:val="none" w:color="000000" w:sz="4" w:space="0"/>
-        </w:tcBorders>
-      </w:tcPr>
-    </w:tblStylePr>
-    <w:tblStylePr w:type="firstRow">
-      <w:rPr>
-        <w:b/>
-        <w:color w:val="404040"/>
-      </w:rPr>
-      <w:pPr>
-        <w:pBdr/>
-        <w:spacing/>
-        <w:ind/>
-      </w:pPr>
-      <w:tblPr>
-        <w:tblBorders/>
-      </w:tblPr>
-      <w:tcPr>
         <w:shd w:val="clear" w:color="ffffff"/>
         <w:tcBorders>
           <w:top w:val="none" w:color="000000" w:sz="4" w:space="0"/>
@@ -7602,30 +7828,7 @@
         </w:tcBorders>
       </w:tcPr>
     </w:tblStylePr>
-    <w:tblStylePr w:type="lastCol">
-      <w:rPr>
-        <w:i/>
-        <w:color w:val="404040"/>
-      </w:rPr>
-      <w:pPr>
-        <w:pBdr/>
-        <w:spacing/>
-        <w:ind/>
-      </w:pPr>
-      <w:tblPr>
-        <w:tblBorders/>
-      </w:tblPr>
-      <w:tcPr>
-        <w:shd w:color="ffffff"/>
-        <w:tcBorders>
-          <w:top w:val="none" w:color="000000" w:sz="4" w:space="0"/>
-          <w:left w:val="none" w:color="000000" w:sz="4" w:space="0"/>
-          <w:bottom w:val="none" w:color="000000" w:sz="4" w:space="0"/>
-          <w:right w:val="none" w:color="000000" w:sz="4" w:space="0"/>
-        </w:tcBorders>
-      </w:tcPr>
-    </w:tblStylePr>
-    <w:tblStylePr w:type="lastRow">
+    <w:tblStylePr w:type="firstRow">
       <w:rPr>
         <w:b/>
         <w:color w:val="404040"/>
@@ -7648,6 +7851,52 @@
         </w:tcBorders>
       </w:tcPr>
     </w:tblStylePr>
+    <w:tblStylePr w:type="lastCol">
+      <w:rPr>
+        <w:i/>
+        <w:color w:val="404040"/>
+      </w:rPr>
+      <w:pPr>
+        <w:pBdr/>
+        <w:spacing/>
+        <w:ind/>
+      </w:pPr>
+      <w:tblPr>
+        <w:tblBorders/>
+      </w:tblPr>
+      <w:tcPr>
+        <w:shd w:val="clear" w:color="ffffff"/>
+        <w:tcBorders>
+          <w:top w:val="none" w:color="000000" w:sz="4" w:space="0"/>
+          <w:left w:val="none" w:color="000000" w:sz="4" w:space="0"/>
+          <w:bottom w:val="none" w:color="000000" w:sz="4" w:space="0"/>
+          <w:right w:val="none" w:color="000000" w:sz="4" w:space="0"/>
+        </w:tcBorders>
+      </w:tcPr>
+    </w:tblStylePr>
+    <w:tblStylePr w:type="lastRow">
+      <w:rPr>
+        <w:b/>
+        <w:color w:val="404040"/>
+      </w:rPr>
+      <w:pPr>
+        <w:pBdr/>
+        <w:spacing/>
+        <w:ind/>
+      </w:pPr>
+      <w:tblPr>
+        <w:tblBorders/>
+      </w:tblPr>
+      <w:tcPr>
+        <w:shd w:val="clear" w:color="ffffff"/>
+        <w:tcBorders>
+          <w:top w:val="none" w:color="000000" w:sz="4" w:space="0"/>
+          <w:left w:val="none" w:color="000000" w:sz="4" w:space="0"/>
+          <w:bottom w:val="none" w:color="000000" w:sz="4" w:space="0"/>
+          <w:right w:val="none" w:color="000000" w:sz="4" w:space="0"/>
+        </w:tcBorders>
+      </w:tcPr>
+    </w:tblStylePr>
     <w:tblStylePr w:type="nwCell">
       <w:pPr>
         <w:pBdr/>
@@ -7714,9 +7963,9 @@
       </w:tcPr>
     </w:tblStylePr>
   </w:style>
-  <w:style w:type="table" w:styleId="35">
+  <w:style w:type="table" w:styleId="732">
     <w:name w:val="Grid Table 3 - Accent 2"/>
-    <w:basedOn w:val="665"/>
+    <w:basedOn w:val="895"/>
     <w:uiPriority w:val="99"/>
     <w:pPr>
       <w:pBdr/>
@@ -7815,29 +8064,6 @@
         <w:tblBorders/>
       </w:tblPr>
       <w:tcPr>
-        <w:shd w:color="ffffff"/>
-        <w:tcBorders>
-          <w:top w:val="none" w:color="000000" w:sz="4" w:space="0"/>
-          <w:left w:val="none" w:color="000000" w:sz="4" w:space="0"/>
-          <w:bottom w:val="none" w:color="000000" w:sz="4" w:space="0"/>
-          <w:right w:val="none" w:color="000000" w:sz="4" w:space="0"/>
-        </w:tcBorders>
-      </w:tcPr>
-    </w:tblStylePr>
-    <w:tblStylePr w:type="firstRow">
-      <w:rPr>
-        <w:b/>
-        <w:color w:val="404040"/>
-      </w:rPr>
-      <w:pPr>
-        <w:pBdr/>
-        <w:spacing/>
-        <w:ind/>
-      </w:pPr>
-      <w:tblPr>
-        <w:tblBorders/>
-      </w:tblPr>
-      <w:tcPr>
         <w:shd w:val="clear" w:color="ffffff"/>
         <w:tcBorders>
           <w:top w:val="none" w:color="000000" w:sz="4" w:space="0"/>
@@ -7847,30 +8073,7 @@
         </w:tcBorders>
       </w:tcPr>
     </w:tblStylePr>
-    <w:tblStylePr w:type="lastCol">
-      <w:rPr>
-        <w:i/>
-        <w:color w:val="404040"/>
-      </w:rPr>
-      <w:pPr>
-        <w:pBdr/>
-        <w:spacing/>
-        <w:ind/>
-      </w:pPr>
-      <w:tblPr>
-        <w:tblBorders/>
-      </w:tblPr>
-      <w:tcPr>
-        <w:shd w:color="ffffff"/>
-        <w:tcBorders>
-          <w:top w:val="none" w:color="000000" w:sz="4" w:space="0"/>
-          <w:left w:val="none" w:color="000000" w:sz="4" w:space="0"/>
-          <w:bottom w:val="none" w:color="000000" w:sz="4" w:space="0"/>
-          <w:right w:val="none" w:color="000000" w:sz="4" w:space="0"/>
-        </w:tcBorders>
-      </w:tcPr>
-    </w:tblStylePr>
-    <w:tblStylePr w:type="lastRow">
+    <w:tblStylePr w:type="firstRow">
       <w:rPr>
         <w:b/>
         <w:color w:val="404040"/>
@@ -7893,6 +8096,52 @@
         </w:tcBorders>
       </w:tcPr>
     </w:tblStylePr>
+    <w:tblStylePr w:type="lastCol">
+      <w:rPr>
+        <w:i/>
+        <w:color w:val="404040"/>
+      </w:rPr>
+      <w:pPr>
+        <w:pBdr/>
+        <w:spacing/>
+        <w:ind/>
+      </w:pPr>
+      <w:tblPr>
+        <w:tblBorders/>
+      </w:tblPr>
+      <w:tcPr>
+        <w:shd w:val="clear" w:color="ffffff"/>
+        <w:tcBorders>
+          <w:top w:val="none" w:color="000000" w:sz="4" w:space="0"/>
+          <w:left w:val="none" w:color="000000" w:sz="4" w:space="0"/>
+          <w:bottom w:val="none" w:color="000000" w:sz="4" w:space="0"/>
+          <w:right w:val="none" w:color="000000" w:sz="4" w:space="0"/>
+        </w:tcBorders>
+      </w:tcPr>
+    </w:tblStylePr>
+    <w:tblStylePr w:type="lastRow">
+      <w:rPr>
+        <w:b/>
+        <w:color w:val="404040"/>
+      </w:rPr>
+      <w:pPr>
+        <w:pBdr/>
+        <w:spacing/>
+        <w:ind/>
+      </w:pPr>
+      <w:tblPr>
+        <w:tblBorders/>
+      </w:tblPr>
+      <w:tcPr>
+        <w:shd w:val="clear" w:color="ffffff"/>
+        <w:tcBorders>
+          <w:top w:val="none" w:color="000000" w:sz="4" w:space="0"/>
+          <w:left w:val="none" w:color="000000" w:sz="4" w:space="0"/>
+          <w:bottom w:val="none" w:color="000000" w:sz="4" w:space="0"/>
+          <w:right w:val="none" w:color="000000" w:sz="4" w:space="0"/>
+        </w:tcBorders>
+      </w:tcPr>
+    </w:tblStylePr>
     <w:tblStylePr w:type="nwCell">
       <w:pPr>
         <w:pBdr/>
@@ -7959,9 +8208,9 @@
       </w:tcPr>
     </w:tblStylePr>
   </w:style>
-  <w:style w:type="table" w:styleId="36">
+  <w:style w:type="table" w:styleId="733">
     <w:name w:val="Grid Table 3 - Accent 3"/>
-    <w:basedOn w:val="665"/>
+    <w:basedOn w:val="895"/>
     <w:uiPriority w:val="99"/>
     <w:pPr>
       <w:pBdr/>
@@ -8060,29 +8309,6 @@
         <w:tblBorders/>
       </w:tblPr>
       <w:tcPr>
-        <w:shd w:color="ffffff"/>
-        <w:tcBorders>
-          <w:top w:val="none" w:color="000000" w:sz="4" w:space="0"/>
-          <w:left w:val="none" w:color="000000" w:sz="4" w:space="0"/>
-          <w:bottom w:val="none" w:color="000000" w:sz="4" w:space="0"/>
-          <w:right w:val="none" w:color="000000" w:sz="4" w:space="0"/>
-        </w:tcBorders>
-      </w:tcPr>
-    </w:tblStylePr>
-    <w:tblStylePr w:type="firstRow">
-      <w:rPr>
-        <w:b/>
-        <w:color w:val="404040"/>
-      </w:rPr>
-      <w:pPr>
-        <w:pBdr/>
-        <w:spacing/>
-        <w:ind/>
-      </w:pPr>
-      <w:tblPr>
-        <w:tblBorders/>
-      </w:tblPr>
-      <w:tcPr>
         <w:shd w:val="clear" w:color="ffffff"/>
         <w:tcBorders>
           <w:top w:val="none" w:color="000000" w:sz="4" w:space="0"/>
@@ -8092,30 +8318,7 @@
         </w:tcBorders>
       </w:tcPr>
     </w:tblStylePr>
-    <w:tblStylePr w:type="lastCol">
-      <w:rPr>
-        <w:i/>
-        <w:color w:val="404040"/>
-      </w:rPr>
-      <w:pPr>
-        <w:pBdr/>
-        <w:spacing/>
-        <w:ind/>
-      </w:pPr>
-      <w:tblPr>
-        <w:tblBorders/>
-      </w:tblPr>
-      <w:tcPr>
-        <w:shd w:color="ffffff"/>
-        <w:tcBorders>
-          <w:top w:val="none" w:color="000000" w:sz="4" w:space="0"/>
-          <w:left w:val="none" w:color="000000" w:sz="4" w:space="0"/>
-          <w:bottom w:val="none" w:color="000000" w:sz="4" w:space="0"/>
-          <w:right w:val="none" w:color="000000" w:sz="4" w:space="0"/>
-        </w:tcBorders>
-      </w:tcPr>
-    </w:tblStylePr>
-    <w:tblStylePr w:type="lastRow">
+    <w:tblStylePr w:type="firstRow">
       <w:rPr>
         <w:b/>
         <w:color w:val="404040"/>
@@ -8138,6 +8341,52 @@
         </w:tcBorders>
       </w:tcPr>
     </w:tblStylePr>
+    <w:tblStylePr w:type="lastCol">
+      <w:rPr>
+        <w:i/>
+        <w:color w:val="404040"/>
+      </w:rPr>
+      <w:pPr>
+        <w:pBdr/>
+        <w:spacing/>
+        <w:ind/>
+      </w:pPr>
+      <w:tblPr>
+        <w:tblBorders/>
+      </w:tblPr>
+      <w:tcPr>
+        <w:shd w:val="clear" w:color="ffffff"/>
+        <w:tcBorders>
+          <w:top w:val="none" w:color="000000" w:sz="4" w:space="0"/>
+          <w:left w:val="none" w:color="000000" w:sz="4" w:space="0"/>
+          <w:bottom w:val="none" w:color="000000" w:sz="4" w:space="0"/>
+          <w:right w:val="none" w:color="000000" w:sz="4" w:space="0"/>
+        </w:tcBorders>
+      </w:tcPr>
+    </w:tblStylePr>
+    <w:tblStylePr w:type="lastRow">
+      <w:rPr>
+        <w:b/>
+        <w:color w:val="404040"/>
+      </w:rPr>
+      <w:pPr>
+        <w:pBdr/>
+        <w:spacing/>
+        <w:ind/>
+      </w:pPr>
+      <w:tblPr>
+        <w:tblBorders/>
+      </w:tblPr>
+      <w:tcPr>
+        <w:shd w:val="clear" w:color="ffffff"/>
+        <w:tcBorders>
+          <w:top w:val="none" w:color="000000" w:sz="4" w:space="0"/>
+          <w:left w:val="none" w:color="000000" w:sz="4" w:space="0"/>
+          <w:bottom w:val="none" w:color="000000" w:sz="4" w:space="0"/>
+          <w:right w:val="none" w:color="000000" w:sz="4" w:space="0"/>
+        </w:tcBorders>
+      </w:tcPr>
+    </w:tblStylePr>
     <w:tblStylePr w:type="nwCell">
       <w:pPr>
         <w:pBdr/>
@@ -8204,9 +8453,9 @@
       </w:tcPr>
     </w:tblStylePr>
   </w:style>
-  <w:style w:type="table" w:styleId="37">
+  <w:style w:type="table" w:styleId="734">
     <w:name w:val="Grid Table 3 - Accent 4"/>
-    <w:basedOn w:val="665"/>
+    <w:basedOn w:val="895"/>
     <w:uiPriority w:val="99"/>
     <w:pPr>
       <w:pBdr/>
@@ -8305,29 +8554,6 @@
         <w:tblBorders/>
       </w:tblPr>
       <w:tcPr>
-        <w:shd w:color="ffffff"/>
-        <w:tcBorders>
-          <w:top w:val="none" w:color="000000" w:sz="4" w:space="0"/>
-          <w:left w:val="none" w:color="000000" w:sz="4" w:space="0"/>
-          <w:bottom w:val="none" w:color="000000" w:sz="4" w:space="0"/>
-          <w:right w:val="none" w:color="000000" w:sz="4" w:space="0"/>
-        </w:tcBorders>
-      </w:tcPr>
-    </w:tblStylePr>
-    <w:tblStylePr w:type="firstRow">
-      <w:rPr>
-        <w:b/>
-        <w:color w:val="404040"/>
-      </w:rPr>
-      <w:pPr>
-        <w:pBdr/>
-        <w:spacing/>
-        <w:ind/>
-      </w:pPr>
-      <w:tblPr>
-        <w:tblBorders/>
-      </w:tblPr>
-      <w:tcPr>
         <w:shd w:val="clear" w:color="ffffff"/>
         <w:tcBorders>
           <w:top w:val="none" w:color="000000" w:sz="4" w:space="0"/>
@@ -8337,30 +8563,7 @@
         </w:tcBorders>
       </w:tcPr>
     </w:tblStylePr>
-    <w:tblStylePr w:type="lastCol">
-      <w:rPr>
-        <w:i/>
-        <w:color w:val="404040"/>
-      </w:rPr>
-      <w:pPr>
-        <w:pBdr/>
-        <w:spacing/>
-        <w:ind/>
-      </w:pPr>
-      <w:tblPr>
-        <w:tblBorders/>
-      </w:tblPr>
-      <w:tcPr>
-        <w:shd w:color="ffffff"/>
-        <w:tcBorders>
-          <w:top w:val="none" w:color="000000" w:sz="4" w:space="0"/>
-          <w:left w:val="none" w:color="000000" w:sz="4" w:space="0"/>
-          <w:bottom w:val="none" w:color="000000" w:sz="4" w:space="0"/>
-          <w:right w:val="none" w:color="000000" w:sz="4" w:space="0"/>
-        </w:tcBorders>
-      </w:tcPr>
-    </w:tblStylePr>
-    <w:tblStylePr w:type="lastRow">
+    <w:tblStylePr w:type="firstRow">
       <w:rPr>
         <w:b/>
         <w:color w:val="404040"/>
@@ -8383,6 +8586,52 @@
         </w:tcBorders>
       </w:tcPr>
     </w:tblStylePr>
+    <w:tblStylePr w:type="lastCol">
+      <w:rPr>
+        <w:i/>
+        <w:color w:val="404040"/>
+      </w:rPr>
+      <w:pPr>
+        <w:pBdr/>
+        <w:spacing/>
+        <w:ind/>
+      </w:pPr>
+      <w:tblPr>
+        <w:tblBorders/>
+      </w:tblPr>
+      <w:tcPr>
+        <w:shd w:val="clear" w:color="ffffff"/>
+        <w:tcBorders>
+          <w:top w:val="none" w:color="000000" w:sz="4" w:space="0"/>
+          <w:left w:val="none" w:color="000000" w:sz="4" w:space="0"/>
+          <w:bottom w:val="none" w:color="000000" w:sz="4" w:space="0"/>
+          <w:right w:val="none" w:color="000000" w:sz="4" w:space="0"/>
+        </w:tcBorders>
+      </w:tcPr>
+    </w:tblStylePr>
+    <w:tblStylePr w:type="lastRow">
+      <w:rPr>
+        <w:b/>
+        <w:color w:val="404040"/>
+      </w:rPr>
+      <w:pPr>
+        <w:pBdr/>
+        <w:spacing/>
+        <w:ind/>
+      </w:pPr>
+      <w:tblPr>
+        <w:tblBorders/>
+      </w:tblPr>
+      <w:tcPr>
+        <w:shd w:val="clear" w:color="ffffff"/>
+        <w:tcBorders>
+          <w:top w:val="none" w:color="000000" w:sz="4" w:space="0"/>
+          <w:left w:val="none" w:color="000000" w:sz="4" w:space="0"/>
+          <w:bottom w:val="none" w:color="000000" w:sz="4" w:space="0"/>
+          <w:right w:val="none" w:color="000000" w:sz="4" w:space="0"/>
+        </w:tcBorders>
+      </w:tcPr>
+    </w:tblStylePr>
     <w:tblStylePr w:type="nwCell">
       <w:pPr>
         <w:pBdr/>
@@ -8449,9 +8698,9 @@
       </w:tcPr>
     </w:tblStylePr>
   </w:style>
-  <w:style w:type="table" w:styleId="38">
+  <w:style w:type="table" w:styleId="735">
     <w:name w:val="Grid Table 3 - Accent 5"/>
-    <w:basedOn w:val="665"/>
+    <w:basedOn w:val="895"/>
     <w:uiPriority w:val="99"/>
     <w:pPr>
       <w:pBdr/>
@@ -8550,29 +8799,6 @@
         <w:tblBorders/>
       </w:tblPr>
       <w:tcPr>
-        <w:shd w:color="ffffff"/>
-        <w:tcBorders>
-          <w:top w:val="none" w:color="000000" w:sz="4" w:space="0"/>
-          <w:left w:val="none" w:color="000000" w:sz="4" w:space="0"/>
-          <w:bottom w:val="none" w:color="000000" w:sz="4" w:space="0"/>
-          <w:right w:val="none" w:color="000000" w:sz="4" w:space="0"/>
-        </w:tcBorders>
-      </w:tcPr>
-    </w:tblStylePr>
-    <w:tblStylePr w:type="firstRow">
-      <w:rPr>
-        <w:b/>
-        <w:color w:val="404040"/>
-      </w:rPr>
-      <w:pPr>
-        <w:pBdr/>
-        <w:spacing/>
-        <w:ind/>
-      </w:pPr>
-      <w:tblPr>
-        <w:tblBorders/>
-      </w:tblPr>
-      <w:tcPr>
         <w:shd w:val="clear" w:color="ffffff"/>
         <w:tcBorders>
           <w:top w:val="none" w:color="000000" w:sz="4" w:space="0"/>
@@ -8582,30 +8808,7 @@
         </w:tcBorders>
       </w:tcPr>
     </w:tblStylePr>
-    <w:tblStylePr w:type="lastCol">
-      <w:rPr>
-        <w:i/>
-        <w:color w:val="404040"/>
-      </w:rPr>
-      <w:pPr>
-        <w:pBdr/>
-        <w:spacing/>
-        <w:ind/>
-      </w:pPr>
-      <w:tblPr>
-        <w:tblBorders/>
-      </w:tblPr>
-      <w:tcPr>
-        <w:shd w:color="ffffff"/>
-        <w:tcBorders>
-          <w:top w:val="none" w:color="000000" w:sz="4" w:space="0"/>
-          <w:left w:val="none" w:color="000000" w:sz="4" w:space="0"/>
-          <w:bottom w:val="none" w:color="000000" w:sz="4" w:space="0"/>
-          <w:right w:val="none" w:color="000000" w:sz="4" w:space="0"/>
-        </w:tcBorders>
-      </w:tcPr>
-    </w:tblStylePr>
-    <w:tblStylePr w:type="lastRow">
+    <w:tblStylePr w:type="firstRow">
       <w:rPr>
         <w:b/>
         <w:color w:val="404040"/>
@@ -8628,6 +8831,52 @@
         </w:tcBorders>
       </w:tcPr>
     </w:tblStylePr>
+    <w:tblStylePr w:type="lastCol">
+      <w:rPr>
+        <w:i/>
+        <w:color w:val="404040"/>
+      </w:rPr>
+      <w:pPr>
+        <w:pBdr/>
+        <w:spacing/>
+        <w:ind/>
+      </w:pPr>
+      <w:tblPr>
+        <w:tblBorders/>
+      </w:tblPr>
+      <w:tcPr>
+        <w:shd w:val="clear" w:color="ffffff"/>
+        <w:tcBorders>
+          <w:top w:val="none" w:color="000000" w:sz="4" w:space="0"/>
+          <w:left w:val="none" w:color="000000" w:sz="4" w:space="0"/>
+          <w:bottom w:val="none" w:color="000000" w:sz="4" w:space="0"/>
+          <w:right w:val="none" w:color="000000" w:sz="4" w:space="0"/>
+        </w:tcBorders>
+      </w:tcPr>
+    </w:tblStylePr>
+    <w:tblStylePr w:type="lastRow">
+      <w:rPr>
+        <w:b/>
+        <w:color w:val="404040"/>
+      </w:rPr>
+      <w:pPr>
+        <w:pBdr/>
+        <w:spacing/>
+        <w:ind/>
+      </w:pPr>
+      <w:tblPr>
+        <w:tblBorders/>
+      </w:tblPr>
+      <w:tcPr>
+        <w:shd w:val="clear" w:color="ffffff"/>
+        <w:tcBorders>
+          <w:top w:val="none" w:color="000000" w:sz="4" w:space="0"/>
+          <w:left w:val="none" w:color="000000" w:sz="4" w:space="0"/>
+          <w:bottom w:val="none" w:color="000000" w:sz="4" w:space="0"/>
+          <w:right w:val="none" w:color="000000" w:sz="4" w:space="0"/>
+        </w:tcBorders>
+      </w:tcPr>
+    </w:tblStylePr>
     <w:tblStylePr w:type="nwCell">
       <w:pPr>
         <w:pBdr/>
@@ -8694,9 +8943,9 @@
       </w:tcPr>
     </w:tblStylePr>
   </w:style>
-  <w:style w:type="table" w:styleId="39">
+  <w:style w:type="table" w:styleId="736">
     <w:name w:val="Grid Table 3 - Accent 6"/>
-    <w:basedOn w:val="665"/>
+    <w:basedOn w:val="895"/>
     <w:uiPriority w:val="99"/>
     <w:pPr>
       <w:pBdr/>
@@ -8795,29 +9044,6 @@
         <w:tblBorders/>
       </w:tblPr>
       <w:tcPr>
-        <w:shd w:color="ffffff"/>
-        <w:tcBorders>
-          <w:top w:val="none" w:color="000000" w:sz="4" w:space="0"/>
-          <w:left w:val="none" w:color="000000" w:sz="4" w:space="0"/>
-          <w:bottom w:val="none" w:color="000000" w:sz="4" w:space="0"/>
-          <w:right w:val="none" w:color="000000" w:sz="4" w:space="0"/>
-        </w:tcBorders>
-      </w:tcPr>
-    </w:tblStylePr>
-    <w:tblStylePr w:type="firstRow">
-      <w:rPr>
-        <w:b/>
-        <w:color w:val="404040"/>
-      </w:rPr>
-      <w:pPr>
-        <w:pBdr/>
-        <w:spacing/>
-        <w:ind/>
-      </w:pPr>
-      <w:tblPr>
-        <w:tblBorders/>
-      </w:tblPr>
-      <w:tcPr>
         <w:shd w:val="clear" w:color="ffffff"/>
         <w:tcBorders>
           <w:top w:val="none" w:color="000000" w:sz="4" w:space="0"/>
@@ -8827,30 +9053,7 @@
         </w:tcBorders>
       </w:tcPr>
     </w:tblStylePr>
-    <w:tblStylePr w:type="lastCol">
-      <w:rPr>
-        <w:i/>
-        <w:color w:val="404040"/>
-      </w:rPr>
-      <w:pPr>
-        <w:pBdr/>
-        <w:spacing/>
-        <w:ind/>
-      </w:pPr>
-      <w:tblPr>
-        <w:tblBorders/>
-      </w:tblPr>
-      <w:tcPr>
-        <w:shd w:color="ffffff"/>
-        <w:tcBorders>
-          <w:top w:val="none" w:color="000000" w:sz="4" w:space="0"/>
-          <w:left w:val="none" w:color="000000" w:sz="4" w:space="0"/>
-          <w:bottom w:val="none" w:color="000000" w:sz="4" w:space="0"/>
-          <w:right w:val="none" w:color="000000" w:sz="4" w:space="0"/>
-        </w:tcBorders>
-      </w:tcPr>
-    </w:tblStylePr>
-    <w:tblStylePr w:type="lastRow">
+    <w:tblStylePr w:type="firstRow">
       <w:rPr>
         <w:b/>
         <w:color w:val="404040"/>
@@ -8873,6 +9076,52 @@
         </w:tcBorders>
       </w:tcPr>
     </w:tblStylePr>
+    <w:tblStylePr w:type="lastCol">
+      <w:rPr>
+        <w:i/>
+        <w:color w:val="404040"/>
+      </w:rPr>
+      <w:pPr>
+        <w:pBdr/>
+        <w:spacing/>
+        <w:ind/>
+      </w:pPr>
+      <w:tblPr>
+        <w:tblBorders/>
+      </w:tblPr>
+      <w:tcPr>
+        <w:shd w:val="clear" w:color="ffffff"/>
+        <w:tcBorders>
+          <w:top w:val="none" w:color="000000" w:sz="4" w:space="0"/>
+          <w:left w:val="none" w:color="000000" w:sz="4" w:space="0"/>
+          <w:bottom w:val="none" w:color="000000" w:sz="4" w:space="0"/>
+          <w:right w:val="none" w:color="000000" w:sz="4" w:space="0"/>
+        </w:tcBorders>
+      </w:tcPr>
+    </w:tblStylePr>
+    <w:tblStylePr w:type="lastRow">
+      <w:rPr>
+        <w:b/>
+        <w:color w:val="404040"/>
+      </w:rPr>
+      <w:pPr>
+        <w:pBdr/>
+        <w:spacing/>
+        <w:ind/>
+      </w:pPr>
+      <w:tblPr>
+        <w:tblBorders/>
+      </w:tblPr>
+      <w:tcPr>
+        <w:shd w:val="clear" w:color="ffffff"/>
+        <w:tcBorders>
+          <w:top w:val="none" w:color="000000" w:sz="4" w:space="0"/>
+          <w:left w:val="none" w:color="000000" w:sz="4" w:space="0"/>
+          <w:bottom w:val="none" w:color="000000" w:sz="4" w:space="0"/>
+          <w:right w:val="none" w:color="000000" w:sz="4" w:space="0"/>
+        </w:tcBorders>
+      </w:tcPr>
+    </w:tblStylePr>
     <w:tblStylePr w:type="nwCell">
       <w:pPr>
         <w:pBdr/>
@@ -8939,9 +9188,9 @@
       </w:tcPr>
     </w:tblStylePr>
   </w:style>
-  <w:style w:type="table" w:styleId="40">
+  <w:style w:type="table" w:styleId="737">
     <w:name w:val="Grid Table 4"/>
-    <w:basedOn w:val="665"/>
+    <w:basedOn w:val="895"/>
     <w:uiPriority w:val="59"/>
     <w:pPr>
       <w:pBdr/>
@@ -9172,9 +9421,9 @@
       </w:tcPr>
     </w:tblStylePr>
   </w:style>
-  <w:style w:type="table" w:styleId="41">
+  <w:style w:type="table" w:styleId="738">
     <w:name w:val="Grid Table 4 - Accent 1"/>
-    <w:basedOn w:val="665"/>
+    <w:basedOn w:val="895"/>
     <w:uiPriority w:val="59"/>
     <w:pPr>
       <w:pBdr/>
@@ -9405,9 +9654,9 @@
       </w:tcPr>
     </w:tblStylePr>
   </w:style>
-  <w:style w:type="table" w:styleId="42">
+  <w:style w:type="table" w:styleId="739">
     <w:name w:val="Grid Table 4 - Accent 2"/>
-    <w:basedOn w:val="665"/>
+    <w:basedOn w:val="895"/>
     <w:uiPriority w:val="59"/>
     <w:pPr>
       <w:pBdr/>
@@ -9638,9 +9887,9 @@
       </w:tcPr>
     </w:tblStylePr>
   </w:style>
-  <w:style w:type="table" w:styleId="43">
+  <w:style w:type="table" w:styleId="740">
     <w:name w:val="Grid Table 4 - Accent 3"/>
-    <w:basedOn w:val="665"/>
+    <w:basedOn w:val="895"/>
     <w:uiPriority w:val="59"/>
     <w:pPr>
       <w:pBdr/>
@@ -9871,9 +10120,9 @@
       </w:tcPr>
     </w:tblStylePr>
   </w:style>
-  <w:style w:type="table" w:styleId="44">
+  <w:style w:type="table" w:styleId="741">
     <w:name w:val="Grid Table 4 - Accent 4"/>
-    <w:basedOn w:val="665"/>
+    <w:basedOn w:val="895"/>
     <w:uiPriority w:val="59"/>
     <w:pPr>
       <w:pBdr/>
@@ -10104,9 +10353,9 @@
       </w:tcPr>
     </w:tblStylePr>
   </w:style>
-  <w:style w:type="table" w:styleId="45">
+  <w:style w:type="table" w:styleId="742">
     <w:name w:val="Grid Table 4 - Accent 5"/>
-    <w:basedOn w:val="665"/>
+    <w:basedOn w:val="895"/>
     <w:uiPriority w:val="59"/>
     <w:pPr>
       <w:pBdr/>
@@ -10337,9 +10586,9 @@
       </w:tcPr>
     </w:tblStylePr>
   </w:style>
-  <w:style w:type="table" w:styleId="46">
+  <w:style w:type="table" w:styleId="743">
     <w:name w:val="Grid Table 4 - Accent 6"/>
-    <w:basedOn w:val="665"/>
+    <w:basedOn w:val="895"/>
     <w:uiPriority w:val="59"/>
     <w:pPr>
       <w:pBdr/>
@@ -10570,9 +10819,9 @@
       </w:tcPr>
     </w:tblStylePr>
   </w:style>
-  <w:style w:type="table" w:styleId="47">
+  <w:style w:type="table" w:styleId="744">
     <w:name w:val="Grid Table 5 Dark"/>
-    <w:basedOn w:val="665"/>
+    <w:basedOn w:val="895"/>
     <w:uiPriority w:val="99"/>
     <w:pPr>
       <w:pBdr/>
@@ -10798,9 +11047,9 @@
       </w:tcPr>
     </w:tblStylePr>
   </w:style>
-  <w:style w:type="table" w:styleId="48">
+  <w:style w:type="table" w:styleId="745">
     <w:name w:val="Grid Table 5 Dark- Accent 1"/>
-    <w:basedOn w:val="665"/>
+    <w:basedOn w:val="895"/>
     <w:uiPriority w:val="99"/>
     <w:pPr>
       <w:pBdr/>
@@ -11026,9 +11275,9 @@
       </w:tcPr>
     </w:tblStylePr>
   </w:style>
-  <w:style w:type="table" w:styleId="49">
+  <w:style w:type="table" w:styleId="746">
     <w:name w:val="Grid Table 5 Dark - Accent 2"/>
-    <w:basedOn w:val="665"/>
+    <w:basedOn w:val="895"/>
     <w:uiPriority w:val="99"/>
     <w:pPr>
       <w:pBdr/>
@@ -11254,9 +11503,9 @@
       </w:tcPr>
     </w:tblStylePr>
   </w:style>
-  <w:style w:type="table" w:styleId="50">
+  <w:style w:type="table" w:styleId="747">
     <w:name w:val="Grid Table 5 Dark - Accent 3"/>
-    <w:basedOn w:val="665"/>
+    <w:basedOn w:val="895"/>
     <w:uiPriority w:val="99"/>
     <w:pPr>
       <w:pBdr/>
@@ -11482,9 +11731,9 @@
       </w:tcPr>
     </w:tblStylePr>
   </w:style>
-  <w:style w:type="table" w:styleId="51">
+  <w:style w:type="table" w:styleId="748">
     <w:name w:val="Grid Table 5 Dark- Accent 4"/>
-    <w:basedOn w:val="665"/>
+    <w:basedOn w:val="895"/>
     <w:uiPriority w:val="99"/>
     <w:pPr>
       <w:pBdr/>
@@ -11710,9 +11959,9 @@
       </w:tcPr>
     </w:tblStylePr>
   </w:style>
-  <w:style w:type="table" w:styleId="52">
+  <w:style w:type="table" w:styleId="749">
     <w:name w:val="Grid Table 5 Dark - Accent 5"/>
-    <w:basedOn w:val="665"/>
+    <w:basedOn w:val="895"/>
     <w:uiPriority w:val="99"/>
     <w:pPr>
       <w:pBdr/>
@@ -11938,9 +12187,9 @@
       </w:tcPr>
     </w:tblStylePr>
   </w:style>
-  <w:style w:type="table" w:styleId="53">
+  <w:style w:type="table" w:styleId="750">
     <w:name w:val="Grid Table 5 Dark - Accent 6"/>
-    <w:basedOn w:val="665"/>
+    <w:basedOn w:val="895"/>
     <w:uiPriority w:val="99"/>
     <w:pPr>
       <w:pBdr/>
@@ -12166,9 +12415,9 @@
       </w:tcPr>
     </w:tblStylePr>
   </w:style>
-  <w:style w:type="table" w:styleId="54">
+  <w:style w:type="table" w:styleId="751">
     <w:name w:val="Grid Table 6 Colorful"/>
-    <w:basedOn w:val="665"/>
+    <w:basedOn w:val="895"/>
     <w:uiPriority w:val="99"/>
     <w:pPr>
       <w:pBdr/>
@@ -12396,9 +12645,9 @@
       </w:tcPr>
     </w:tblStylePr>
   </w:style>
-  <w:style w:type="table" w:styleId="55">
+  <w:style w:type="table" w:styleId="752">
     <w:name w:val="Grid Table 6 Colorful - Accent 1"/>
-    <w:basedOn w:val="665"/>
+    <w:basedOn w:val="895"/>
     <w:uiPriority w:val="99"/>
     <w:pPr>
       <w:pBdr/>
@@ -12626,9 +12875,9 @@
       </w:tcPr>
     </w:tblStylePr>
   </w:style>
-  <w:style w:type="table" w:styleId="56">
+  <w:style w:type="table" w:styleId="753">
     <w:name w:val="Grid Table 6 Colorful - Accent 2"/>
-    <w:basedOn w:val="665"/>
+    <w:basedOn w:val="895"/>
     <w:uiPriority w:val="99"/>
     <w:pPr>
       <w:pBdr/>
@@ -12856,9 +13105,9 @@
       </w:tcPr>
     </w:tblStylePr>
   </w:style>
-  <w:style w:type="table" w:styleId="57">
+  <w:style w:type="table" w:styleId="754">
     <w:name w:val="Grid Table 6 Colorful - Accent 3"/>
-    <w:basedOn w:val="665"/>
+    <w:basedOn w:val="895"/>
     <w:uiPriority w:val="99"/>
     <w:pPr>
       <w:pBdr/>
@@ -13086,9 +13335,9 @@
       </w:tcPr>
     </w:tblStylePr>
   </w:style>
-  <w:style w:type="table" w:styleId="58">
+  <w:style w:type="table" w:styleId="755">
     <w:name w:val="Grid Table 6 Colorful - Accent 4"/>
-    <w:basedOn w:val="665"/>
+    <w:basedOn w:val="895"/>
     <w:uiPriority w:val="99"/>
     <w:pPr>
       <w:pBdr/>
@@ -13316,9 +13565,9 @@
       </w:tcPr>
     </w:tblStylePr>
   </w:style>
-  <w:style w:type="table" w:styleId="59">
+  <w:style w:type="table" w:styleId="756">
     <w:name w:val="Grid Table 6 Colorful - Accent 5"/>
-    <w:basedOn w:val="665"/>
+    <w:basedOn w:val="895"/>
     <w:uiPriority w:val="99"/>
     <w:pPr>
       <w:pBdr/>
@@ -13546,9 +13795,9 @@
       </w:tcPr>
     </w:tblStylePr>
   </w:style>
-  <w:style w:type="table" w:styleId="60">
+  <w:style w:type="table" w:styleId="757">
     <w:name w:val="Grid Table 6 Colorful - Accent 6"/>
-    <w:basedOn w:val="665"/>
+    <w:basedOn w:val="895"/>
     <w:uiPriority w:val="99"/>
     <w:pPr>
       <w:pBdr/>
@@ -13776,9 +14025,9 @@
       </w:tcPr>
     </w:tblStylePr>
   </w:style>
-  <w:style w:type="table" w:styleId="61">
+  <w:style w:type="table" w:styleId="758">
     <w:name w:val="Grid Table 7 Colorful"/>
-    <w:basedOn w:val="665"/>
+    <w:basedOn w:val="895"/>
     <w:uiPriority w:val="99"/>
     <w:pPr>
       <w:pBdr/>
@@ -13880,11 +14129,11 @@
         <w:tblBorders/>
       </w:tblPr>
       <w:tcPr>
-        <w:shd w:color="ffffff"/>
+        <w:shd w:val="clear" w:color="ffffff"/>
         <w:tcBorders>
-          <w:top w:val="none"/>
-          <w:left w:val="none"/>
-          <w:bottom w:val="none"/>
+          <w:top w:val="none" w:color="000000" w:sz="4" w:space="0"/>
+          <w:left w:val="none" w:color="000000" w:sz="4" w:space="0"/>
+          <w:bottom w:val="none" w:color="000000" w:sz="4" w:space="0"/>
           <w:right w:val="single" w:color="000000" w:themeColor="text1" w:themeTint="80" w:sz="4" w:space="0"/>
         </w:tcBorders>
       </w:tcPr>
@@ -13907,10 +14156,10 @@
       <w:tcPr>
         <w:shd w:val="clear" w:color="ffffff" w:themeColor="light1" w:fill="ffffff" w:themeFill="light1"/>
         <w:tcBorders>
-          <w:top w:val="none"/>
-          <w:left w:val="none"/>
+          <w:top w:val="none" w:color="000000" w:sz="4" w:space="0"/>
+          <w:left w:val="none" w:color="000000" w:sz="4" w:space="0"/>
           <w:bottom w:val="single" w:color="000000" w:themeColor="text1" w:themeTint="80" w:sz="4" w:space="0"/>
-          <w:right w:val="none"/>
+          <w:right w:val="none" w:color="000000" w:sz="4" w:space="0"/>
         </w:tcBorders>
       </w:tcPr>
     </w:tblStylePr>
@@ -13930,12 +14179,12 @@
         <w:tblBorders/>
       </w:tblPr>
       <w:tcPr>
-        <w:shd w:color="ffffff"/>
+        <w:shd w:val="clear" w:color="ffffff"/>
         <w:tcBorders>
-          <w:top w:val="none"/>
+          <w:top w:val="none" w:color="000000" w:sz="4" w:space="0"/>
           <w:left w:val="single" w:color="000000" w:themeColor="text1" w:themeTint="80" w:sz="4" w:space="0"/>
-          <w:bottom w:val="none"/>
-          <w:right w:val="none"/>
+          <w:bottom w:val="none" w:color="000000" w:sz="4" w:space="0"/>
+          <w:right w:val="none" w:color="000000" w:sz="4" w:space="0"/>
         </w:tcBorders>
       </w:tcPr>
     </w:tblStylePr>
@@ -13958,9 +14207,9 @@
         <w:shd w:val="clear" w:color="ffffff" w:themeColor="light1" w:fill="ffffff" w:themeFill="light1"/>
         <w:tcBorders>
           <w:top w:val="single" w:color="000000" w:themeColor="text1" w:themeTint="80" w:sz="4" w:space="0"/>
-          <w:left w:val="none"/>
-          <w:bottom w:val="none"/>
-          <w:right w:val="none"/>
+          <w:left w:val="none" w:color="000000" w:sz="4" w:space="0"/>
+          <w:bottom w:val="none" w:color="000000" w:sz="4" w:space="0"/>
+          <w:right w:val="none" w:color="000000" w:sz="4" w:space="0"/>
         </w:tcBorders>
       </w:tcPr>
     </w:tblStylePr>
@@ -14030,9 +14279,9 @@
       </w:tcPr>
     </w:tblStylePr>
   </w:style>
-  <w:style w:type="table" w:styleId="62">
+  <w:style w:type="table" w:styleId="759">
     <w:name w:val="Grid Table 7 Colorful - Accent 1"/>
-    <w:basedOn w:val="665"/>
+    <w:basedOn w:val="895"/>
     <w:uiPriority w:val="99"/>
     <w:pPr>
       <w:pBdr/>
@@ -14134,11 +14383,11 @@
         <w:tblBorders/>
       </w:tblPr>
       <w:tcPr>
-        <w:shd w:color="ffffff"/>
+        <w:shd w:val="clear" w:color="ffffff"/>
         <w:tcBorders>
-          <w:top w:val="none"/>
-          <w:left w:val="none"/>
-          <w:bottom w:val="none"/>
+          <w:top w:val="none" w:color="000000" w:sz="4" w:space="0"/>
+          <w:left w:val="none" w:color="000000" w:sz="4" w:space="0"/>
+          <w:bottom w:val="none" w:color="000000" w:sz="4" w:space="0"/>
           <w:right w:val="single" w:color="000000" w:themeColor="accent1" w:themeTint="80" w:sz="4" w:space="0"/>
         </w:tcBorders>
       </w:tcPr>
@@ -14161,10 +14410,10 @@
       <w:tcPr>
         <w:shd w:val="clear" w:color="ffffff" w:themeColor="light1" w:fill="ffffff" w:themeFill="light1"/>
         <w:tcBorders>
-          <w:top w:val="none"/>
-          <w:left w:val="none"/>
+          <w:top w:val="none" w:color="000000" w:sz="4" w:space="0"/>
+          <w:left w:val="none" w:color="000000" w:sz="4" w:space="0"/>
           <w:bottom w:val="single" w:color="000000" w:themeColor="accent1" w:themeTint="80" w:sz="4" w:space="0"/>
-          <w:right w:val="none"/>
+          <w:right w:val="none" w:color="000000" w:sz="4" w:space="0"/>
         </w:tcBorders>
       </w:tcPr>
     </w:tblStylePr>
@@ -14184,12 +14433,12 @@
         <w:tblBorders/>
       </w:tblPr>
       <w:tcPr>
-        <w:shd w:color="ffffff"/>
+        <w:shd w:val="clear" w:color="ffffff"/>
         <w:tcBorders>
-          <w:top w:val="none"/>
+          <w:top w:val="none" w:color="000000" w:sz="4" w:space="0"/>
           <w:left w:val="single" w:color="000000" w:themeColor="accent1" w:themeTint="80" w:sz="4" w:space="0"/>
-          <w:bottom w:val="none"/>
-          <w:right w:val="none"/>
+          <w:bottom w:val="none" w:color="000000" w:sz="4" w:space="0"/>
+          <w:right w:val="none" w:color="000000" w:sz="4" w:space="0"/>
         </w:tcBorders>
       </w:tcPr>
     </w:tblStylePr>
@@ -14212,9 +14461,9 @@
         <w:shd w:val="clear" w:color="ffffff" w:themeColor="light1" w:fill="ffffff" w:themeFill="light1"/>
         <w:tcBorders>
           <w:top w:val="single" w:color="000000" w:themeColor="accent1" w:themeTint="80" w:sz="4" w:space="0"/>
-          <w:left w:val="none"/>
-          <w:bottom w:val="none"/>
-          <w:right w:val="none"/>
+          <w:left w:val="none" w:color="000000" w:sz="4" w:space="0"/>
+          <w:bottom w:val="none" w:color="000000" w:sz="4" w:space="0"/>
+          <w:right w:val="none" w:color="000000" w:sz="4" w:space="0"/>
         </w:tcBorders>
       </w:tcPr>
     </w:tblStylePr>
@@ -14284,9 +14533,9 @@
       </w:tcPr>
     </w:tblStylePr>
   </w:style>
-  <w:style w:type="table" w:styleId="63">
+  <w:style w:type="table" w:styleId="760">
     <w:name w:val="Grid Table 7 Colorful - Accent 2"/>
-    <w:basedOn w:val="665"/>
+    <w:basedOn w:val="895"/>
     <w:uiPriority w:val="99"/>
     <w:pPr>
       <w:pBdr/>
@@ -14388,11 +14637,11 @@
         <w:tblBorders/>
       </w:tblPr>
       <w:tcPr>
-        <w:shd w:color="ffffff"/>
+        <w:shd w:val="clear" w:color="ffffff"/>
         <w:tcBorders>
-          <w:top w:val="none"/>
-          <w:left w:val="none"/>
-          <w:bottom w:val="none"/>
+          <w:top w:val="none" w:color="000000" w:sz="4" w:space="0"/>
+          <w:left w:val="none" w:color="000000" w:sz="4" w:space="0"/>
+          <w:bottom w:val="none" w:color="000000" w:sz="4" w:space="0"/>
           <w:right w:val="single" w:color="000000" w:themeColor="accent2" w:themeTint="97" w:sz="4" w:space="0"/>
         </w:tcBorders>
       </w:tcPr>
@@ -14415,10 +14664,10 @@
       <w:tcPr>
         <w:shd w:val="clear" w:color="ffffff" w:themeColor="light1" w:fill="ffffff" w:themeFill="light1"/>
         <w:tcBorders>
-          <w:top w:val="none"/>
-          <w:left w:val="none"/>
+          <w:top w:val="none" w:color="000000" w:sz="4" w:space="0"/>
+          <w:left w:val="none" w:color="000000" w:sz="4" w:space="0"/>
           <w:bottom w:val="single" w:color="000000" w:themeColor="accent2" w:themeTint="97" w:sz="4" w:space="0"/>
-          <w:right w:val="none"/>
+          <w:right w:val="none" w:color="000000" w:sz="4" w:space="0"/>
         </w:tcBorders>
       </w:tcPr>
     </w:tblStylePr>
@@ -14438,12 +14687,12 @@
         <w:tblBorders/>
       </w:tblPr>
       <w:tcPr>
-        <w:shd w:color="ffffff"/>
+        <w:shd w:val="clear" w:color="ffffff"/>
         <w:tcBorders>
-          <w:top w:val="none"/>
+          <w:top w:val="none" w:color="000000" w:sz="4" w:space="0"/>
           <w:left w:val="single" w:color="000000" w:themeColor="accent2" w:themeTint="97" w:sz="4" w:space="0"/>
-          <w:bottom w:val="none"/>
-          <w:right w:val="none"/>
+          <w:bottom w:val="none" w:color="000000" w:sz="4" w:space="0"/>
+          <w:right w:val="none" w:color="000000" w:sz="4" w:space="0"/>
         </w:tcBorders>
       </w:tcPr>
     </w:tblStylePr>
@@ -14466,9 +14715,9 @@
         <w:shd w:val="clear" w:color="ffffff" w:themeColor="light1" w:fill="ffffff" w:themeFill="light1"/>
         <w:tcBorders>
           <w:top w:val="single" w:color="000000" w:themeColor="accent2" w:themeTint="97" w:sz="4" w:space="0"/>
-          <w:left w:val="none"/>
-          <w:bottom w:val="none"/>
-          <w:right w:val="none"/>
+          <w:left w:val="none" w:color="000000" w:sz="4" w:space="0"/>
+          <w:bottom w:val="none" w:color="000000" w:sz="4" w:space="0"/>
+          <w:right w:val="none" w:color="000000" w:sz="4" w:space="0"/>
         </w:tcBorders>
       </w:tcPr>
     </w:tblStylePr>
@@ -14538,9 +14787,9 @@
       </w:tcPr>
     </w:tblStylePr>
   </w:style>
-  <w:style w:type="table" w:styleId="64">
+  <w:style w:type="table" w:styleId="761">
     <w:name w:val="Grid Table 7 Colorful - Accent 3"/>
-    <w:basedOn w:val="665"/>
+    <w:basedOn w:val="895"/>
     <w:uiPriority w:val="99"/>
     <w:pPr>
       <w:pBdr/>
@@ -14642,11 +14891,11 @@
         <w:tblBorders/>
       </w:tblPr>
       <w:tcPr>
-        <w:shd w:color="ffffff"/>
+        <w:shd w:val="clear" w:color="ffffff"/>
         <w:tcBorders>
-          <w:top w:val="none"/>
-          <w:left w:val="none"/>
-          <w:bottom w:val="none"/>
+          <w:top w:val="none" w:color="000000" w:sz="4" w:space="0"/>
+          <w:left w:val="none" w:color="000000" w:sz="4" w:space="0"/>
+          <w:bottom w:val="none" w:color="000000" w:sz="4" w:space="0"/>
           <w:right w:val="single" w:color="000000" w:themeColor="accent3" w:themeTint="FE" w:sz="4" w:space="0"/>
         </w:tcBorders>
       </w:tcPr>
@@ -14669,10 +14918,10 @@
       <w:tcPr>
         <w:shd w:val="clear" w:color="ffffff" w:themeColor="light1" w:fill="ffffff" w:themeFill="light1"/>
         <w:tcBorders>
-          <w:top w:val="none"/>
-          <w:left w:val="none"/>
+          <w:top w:val="none" w:color="000000" w:sz="4" w:space="0"/>
+          <w:left w:val="none" w:color="000000" w:sz="4" w:space="0"/>
           <w:bottom w:val="single" w:color="000000" w:themeColor="accent3" w:themeTint="FE" w:sz="4" w:space="0"/>
-          <w:right w:val="none"/>
+          <w:right w:val="none" w:color="000000" w:sz="4" w:space="0"/>
         </w:tcBorders>
       </w:tcPr>
     </w:tblStylePr>
@@ -14692,12 +14941,12 @@
         <w:tblBorders/>
       </w:tblPr>
       <w:tcPr>
-        <w:shd w:color="ffffff"/>
+        <w:shd w:val="clear" w:color="ffffff"/>
         <w:tcBorders>
-          <w:top w:val="none"/>
+          <w:top w:val="none" w:color="000000" w:sz="4" w:space="0"/>
           <w:left w:val="single" w:color="000000" w:themeColor="accent3" w:themeTint="FE" w:sz="4" w:space="0"/>
-          <w:bottom w:val="none"/>
-          <w:right w:val="none"/>
+          <w:bottom w:val="none" w:color="000000" w:sz="4" w:space="0"/>
+          <w:right w:val="none" w:color="000000" w:sz="4" w:space="0"/>
         </w:tcBorders>
       </w:tcPr>
     </w:tblStylePr>
@@ -14720,9 +14969,9 @@
         <w:shd w:val="clear" w:color="ffffff" w:themeColor="light1" w:fill="ffffff" w:themeFill="light1"/>
         <w:tcBorders>
           <w:top w:val="single" w:color="000000" w:themeColor="accent3" w:themeTint="FE" w:sz="4" w:space="0"/>
-          <w:left w:val="none"/>
-          <w:bottom w:val="none"/>
-          <w:right w:val="none"/>
+          <w:left w:val="none" w:color="000000" w:sz="4" w:space="0"/>
+          <w:bottom w:val="none" w:color="000000" w:sz="4" w:space="0"/>
+          <w:right w:val="none" w:color="000000" w:sz="4" w:space="0"/>
         </w:tcBorders>
       </w:tcPr>
     </w:tblStylePr>
@@ -14792,9 +15041,9 @@
       </w:tcPr>
     </w:tblStylePr>
   </w:style>
-  <w:style w:type="table" w:styleId="65">
+  <w:style w:type="table" w:styleId="762">
     <w:name w:val="Grid Table 7 Colorful - Accent 4"/>
-    <w:basedOn w:val="665"/>
+    <w:basedOn w:val="895"/>
     <w:uiPriority w:val="99"/>
     <w:pPr>
       <w:pBdr/>
@@ -14896,11 +15145,11 @@
         <w:tblBorders/>
       </w:tblPr>
       <w:tcPr>
-        <w:shd w:color="ffffff"/>
+        <w:shd w:val="clear" w:color="ffffff"/>
         <w:tcBorders>
-          <w:top w:val="none"/>
-          <w:left w:val="none"/>
-          <w:bottom w:val="none"/>
+          <w:top w:val="none" w:color="000000" w:sz="4" w:space="0"/>
+          <w:left w:val="none" w:color="000000" w:sz="4" w:space="0"/>
+          <w:bottom w:val="none" w:color="000000" w:sz="4" w:space="0"/>
           <w:right w:val="single" w:color="000000" w:themeColor="accent4" w:themeTint="9A" w:sz="4" w:space="0"/>
         </w:tcBorders>
       </w:tcPr>
@@ -14923,10 +15172,10 @@
       <w:tcPr>
         <w:shd w:val="clear" w:color="ffffff" w:themeColor="light1" w:fill="ffffff" w:themeFill="light1"/>
         <w:tcBorders>
-          <w:top w:val="none"/>
-          <w:left w:val="none"/>
+          <w:top w:val="none" w:color="000000" w:sz="4" w:space="0"/>
+          <w:left w:val="none" w:color="000000" w:sz="4" w:space="0"/>
           <w:bottom w:val="single" w:color="000000" w:themeColor="accent4" w:themeTint="9A" w:sz="4" w:space="0"/>
-          <w:right w:val="none"/>
+          <w:right w:val="none" w:color="000000" w:sz="4" w:space="0"/>
         </w:tcBorders>
       </w:tcPr>
     </w:tblStylePr>
@@ -14946,12 +15195,12 @@
         <w:tblBorders/>
       </w:tblPr>
       <w:tcPr>
-        <w:shd w:color="ffffff"/>
+        <w:shd w:val="clear" w:color="ffffff"/>
         <w:tcBorders>
-          <w:top w:val="none"/>
+          <w:top w:val="none" w:color="000000" w:sz="4" w:space="0"/>
           <w:left w:val="single" w:color="000000" w:themeColor="accent4" w:themeTint="9A" w:sz="4" w:space="0"/>
-          <w:bottom w:val="none"/>
-          <w:right w:val="none"/>
+          <w:bottom w:val="none" w:color="000000" w:sz="4" w:space="0"/>
+          <w:right w:val="none" w:color="000000" w:sz="4" w:space="0"/>
         </w:tcBorders>
       </w:tcPr>
     </w:tblStylePr>
@@ -14974,9 +15223,9 @@
         <w:shd w:val="clear" w:color="ffffff" w:themeColor="light1" w:fill="ffffff" w:themeFill="light1"/>
         <w:tcBorders>
           <w:top w:val="single" w:color="000000" w:themeColor="accent4" w:themeTint="9A" w:sz="4" w:space="0"/>
-          <w:left w:val="none"/>
-          <w:bottom w:val="none"/>
-          <w:right w:val="none"/>
+          <w:left w:val="none" w:color="000000" w:sz="4" w:space="0"/>
+          <w:bottom w:val="none" w:color="000000" w:sz="4" w:space="0"/>
+          <w:right w:val="none" w:color="000000" w:sz="4" w:space="0"/>
         </w:tcBorders>
       </w:tcPr>
     </w:tblStylePr>
@@ -15046,9 +15295,9 @@
       </w:tcPr>
     </w:tblStylePr>
   </w:style>
-  <w:style w:type="table" w:styleId="66">
+  <w:style w:type="table" w:styleId="763">
     <w:name w:val="Grid Table 7 Colorful - Accent 5"/>
-    <w:basedOn w:val="665"/>
+    <w:basedOn w:val="895"/>
     <w:uiPriority w:val="99"/>
     <w:pPr>
       <w:pBdr/>
@@ -15150,11 +15399,11 @@
         <w:tblBorders/>
       </w:tblPr>
       <w:tcPr>
-        <w:shd w:color="ffffff"/>
+        <w:shd w:val="clear" w:color="ffffff"/>
         <w:tcBorders>
-          <w:top w:val="none"/>
-          <w:left w:val="none"/>
-          <w:bottom w:val="none"/>
+          <w:top w:val="none" w:color="000000" w:sz="4" w:space="0"/>
+          <w:left w:val="none" w:color="000000" w:sz="4" w:space="0"/>
+          <w:bottom w:val="none" w:color="000000" w:sz="4" w:space="0"/>
           <w:right w:val="single" w:color="000000" w:themeColor="accent5" w:themeTint="90" w:sz="4" w:space="0"/>
         </w:tcBorders>
       </w:tcPr>
@@ -15177,10 +15426,10 @@
       <w:tcPr>
         <w:shd w:val="clear" w:color="ffffff" w:themeColor="light1" w:fill="ffffff" w:themeFill="light1"/>
         <w:tcBorders>
-          <w:top w:val="none"/>
-          <w:left w:val="none"/>
+          <w:top w:val="none" w:color="000000" w:sz="4" w:space="0"/>
+          <w:left w:val="none" w:color="000000" w:sz="4" w:space="0"/>
           <w:bottom w:val="single" w:color="000000" w:themeColor="accent5" w:themeTint="90" w:sz="4" w:space="0"/>
-          <w:right w:val="none"/>
+          <w:right w:val="none" w:color="000000" w:sz="4" w:space="0"/>
         </w:tcBorders>
       </w:tcPr>
     </w:tblStylePr>
@@ -15200,12 +15449,12 @@
         <w:tblBorders/>
       </w:tblPr>
       <w:tcPr>
-        <w:shd w:color="ffffff"/>
+        <w:shd w:val="clear" w:color="ffffff"/>
         <w:tcBorders>
-          <w:top w:val="none"/>
+          <w:top w:val="none" w:color="000000" w:sz="4" w:space="0"/>
           <w:left w:val="single" w:color="000000" w:themeColor="accent5" w:themeTint="90" w:sz="4" w:space="0"/>
-          <w:bottom w:val="none"/>
-          <w:right w:val="none"/>
+          <w:bottom w:val="none" w:color="000000" w:sz="4" w:space="0"/>
+          <w:right w:val="none" w:color="000000" w:sz="4" w:space="0"/>
         </w:tcBorders>
       </w:tcPr>
     </w:tblStylePr>
@@ -15228,9 +15477,9 @@
         <w:shd w:val="clear" w:color="ffffff" w:themeColor="light1" w:fill="ffffff" w:themeFill="light1"/>
         <w:tcBorders>
           <w:top w:val="single" w:color="000000" w:themeColor="accent5" w:themeTint="90" w:sz="4" w:space="0"/>
-          <w:left w:val="none"/>
-          <w:bottom w:val="none"/>
-          <w:right w:val="none"/>
+          <w:left w:val="none" w:color="000000" w:sz="4" w:space="0"/>
+          <w:bottom w:val="none" w:color="000000" w:sz="4" w:space="0"/>
+          <w:right w:val="none" w:color="000000" w:sz="4" w:space="0"/>
         </w:tcBorders>
       </w:tcPr>
     </w:tblStylePr>
@@ -15300,9 +15549,9 @@
       </w:tcPr>
     </w:tblStylePr>
   </w:style>
-  <w:style w:type="table" w:styleId="67">
+  <w:style w:type="table" w:styleId="764">
     <w:name w:val="Grid Table 7 Colorful - Accent 6"/>
-    <w:basedOn w:val="665"/>
+    <w:basedOn w:val="895"/>
     <w:uiPriority w:val="99"/>
     <w:pPr>
       <w:pBdr/>
@@ -15404,11 +15653,11 @@
         <w:tblBorders/>
       </w:tblPr>
       <w:tcPr>
-        <w:shd w:color="ffffff"/>
+        <w:shd w:val="clear" w:color="ffffff"/>
         <w:tcBorders>
-          <w:top w:val="none"/>
-          <w:left w:val="none"/>
-          <w:bottom w:val="none"/>
+          <w:top w:val="none" w:color="000000" w:sz="4" w:space="0"/>
+          <w:left w:val="none" w:color="000000" w:sz="4" w:space="0"/>
+          <w:bottom w:val="none" w:color="000000" w:sz="4" w:space="0"/>
           <w:right w:val="single" w:color="000000" w:themeColor="accent6" w:themeTint="90" w:sz="4" w:space="0"/>
         </w:tcBorders>
       </w:tcPr>
@@ -15431,10 +15680,10 @@
       <w:tcPr>
         <w:shd w:val="clear" w:color="ffffff" w:themeColor="light1" w:fill="ffffff" w:themeFill="light1"/>
         <w:tcBorders>
-          <w:top w:val="none"/>
-          <w:left w:val="none"/>
+          <w:top w:val="none" w:color="000000" w:sz="4" w:space="0"/>
+          <w:left w:val="none" w:color="000000" w:sz="4" w:space="0"/>
           <w:bottom w:val="single" w:color="000000" w:themeColor="accent6" w:themeTint="90" w:sz="4" w:space="0"/>
-          <w:right w:val="none"/>
+          <w:right w:val="none" w:color="000000" w:sz="4" w:space="0"/>
         </w:tcBorders>
       </w:tcPr>
     </w:tblStylePr>
@@ -15454,12 +15703,12 @@
         <w:tblBorders/>
       </w:tblPr>
       <w:tcPr>
-        <w:shd w:color="ffffff"/>
+        <w:shd w:val="clear" w:color="ffffff"/>
         <w:tcBorders>
-          <w:top w:val="none"/>
+          <w:top w:val="none" w:color="000000" w:sz="4" w:space="0"/>
           <w:left w:val="single" w:color="000000" w:themeColor="accent6" w:themeTint="90" w:sz="4" w:space="0"/>
-          <w:bottom w:val="none"/>
-          <w:right w:val="none"/>
+          <w:bottom w:val="none" w:color="000000" w:sz="4" w:space="0"/>
+          <w:right w:val="none" w:color="000000" w:sz="4" w:space="0"/>
         </w:tcBorders>
       </w:tcPr>
     </w:tblStylePr>
@@ -15482,9 +15731,9 @@
         <w:shd w:val="clear" w:color="ffffff" w:themeColor="light1" w:fill="ffffff" w:themeFill="light1"/>
         <w:tcBorders>
           <w:top w:val="single" w:color="000000" w:themeColor="accent6" w:themeTint="90" w:sz="4" w:space="0"/>
-          <w:left w:val="none"/>
-          <w:bottom w:val="none"/>
-          <w:right w:val="none"/>
+          <w:left w:val="none" w:color="000000" w:sz="4" w:space="0"/>
+          <w:bottom w:val="none" w:color="000000" w:sz="4" w:space="0"/>
+          <w:right w:val="none" w:color="000000" w:sz="4" w:space="0"/>
         </w:tcBorders>
       </w:tcPr>
     </w:tblStylePr>
@@ -15554,9 +15803,9 @@
       </w:tcPr>
     </w:tblStylePr>
   </w:style>
-  <w:style w:type="table" w:styleId="68">
+  <w:style w:type="table" w:styleId="765">
     <w:name w:val="List Table 1 Light"/>
-    <w:basedOn w:val="665"/>
+    <w:basedOn w:val="895"/>
     <w:uiPriority w:val="99"/>
     <w:pPr>
       <w:pBdr/>
@@ -15770,9 +16019,9 @@
       </w:tcPr>
     </w:tblStylePr>
   </w:style>
-  <w:style w:type="table" w:styleId="69">
+  <w:style w:type="table" w:styleId="766">
     <w:name w:val="List Table 1 Light - Accent 1"/>
-    <w:basedOn w:val="665"/>
+    <w:basedOn w:val="895"/>
     <w:uiPriority w:val="99"/>
     <w:pPr>
       <w:pBdr/>
@@ -15986,9 +16235,9 @@
       </w:tcPr>
     </w:tblStylePr>
   </w:style>
-  <w:style w:type="table" w:styleId="70">
+  <w:style w:type="table" w:styleId="767">
     <w:name w:val="List Table 1 Light - Accent 2"/>
-    <w:basedOn w:val="665"/>
+    <w:basedOn w:val="895"/>
     <w:uiPriority w:val="99"/>
     <w:pPr>
       <w:pBdr/>
@@ -16202,9 +16451,9 @@
       </w:tcPr>
     </w:tblStylePr>
   </w:style>
-  <w:style w:type="table" w:styleId="71">
+  <w:style w:type="table" w:styleId="768">
     <w:name w:val="List Table 1 Light - Accent 3"/>
-    <w:basedOn w:val="665"/>
+    <w:basedOn w:val="895"/>
     <w:uiPriority w:val="99"/>
     <w:pPr>
       <w:pBdr/>
@@ -16418,9 +16667,9 @@
       </w:tcPr>
     </w:tblStylePr>
   </w:style>
-  <w:style w:type="table" w:styleId="72">
+  <w:style w:type="table" w:styleId="769">
     <w:name w:val="List Table 1 Light - Accent 4"/>
-    <w:basedOn w:val="665"/>
+    <w:basedOn w:val="895"/>
     <w:uiPriority w:val="99"/>
     <w:pPr>
       <w:pBdr/>
@@ -16634,9 +16883,9 @@
       </w:tcPr>
     </w:tblStylePr>
   </w:style>
-  <w:style w:type="table" w:styleId="73">
+  <w:style w:type="table" w:styleId="770">
     <w:name w:val="List Table 1 Light - Accent 5"/>
-    <w:basedOn w:val="665"/>
+    <w:basedOn w:val="895"/>
     <w:uiPriority w:val="99"/>
     <w:pPr>
       <w:pBdr/>
@@ -16850,9 +17099,9 @@
       </w:tcPr>
     </w:tblStylePr>
   </w:style>
-  <w:style w:type="table" w:styleId="74">
+  <w:style w:type="table" w:styleId="771">
     <w:name w:val="List Table 1 Light - Accent 6"/>
-    <w:basedOn w:val="665"/>
+    <w:basedOn w:val="895"/>
     <w:uiPriority w:val="99"/>
     <w:pPr>
       <w:pBdr/>
@@ -17066,9 +17315,9 @@
       </w:tcPr>
     </w:tblStylePr>
   </w:style>
-  <w:style w:type="table" w:styleId="75">
+  <w:style w:type="table" w:styleId="772">
     <w:name w:val="List Table 2"/>
-    <w:basedOn w:val="665"/>
+    <w:basedOn w:val="895"/>
     <w:uiPriority w:val="99"/>
     <w:pPr>
       <w:pBdr/>
@@ -17304,9 +17553,9 @@
       </w:tcPr>
     </w:tblStylePr>
   </w:style>
-  <w:style w:type="table" w:styleId="76">
+  <w:style w:type="table" w:styleId="773">
     <w:name w:val="List Table 2 - Accent 1"/>
-    <w:basedOn w:val="665"/>
+    <w:basedOn w:val="895"/>
     <w:uiPriority w:val="99"/>
     <w:pPr>
       <w:pBdr/>
@@ -17542,9 +17791,9 @@
       </w:tcPr>
     </w:tblStylePr>
   </w:style>
-  <w:style w:type="table" w:styleId="77">
+  <w:style w:type="table" w:styleId="774">
     <w:name w:val="List Table 2 - Accent 2"/>
-    <w:basedOn w:val="665"/>
+    <w:basedOn w:val="895"/>
     <w:uiPriority w:val="99"/>
     <w:pPr>
       <w:pBdr/>
@@ -17780,9 +18029,9 @@
       </w:tcPr>
     </w:tblStylePr>
   </w:style>
-  <w:style w:type="table" w:styleId="78">
+  <w:style w:type="table" w:styleId="775">
     <w:name w:val="List Table 2 - Accent 3"/>
-    <w:basedOn w:val="665"/>
+    <w:basedOn w:val="895"/>
     <w:uiPriority w:val="99"/>
     <w:pPr>
       <w:pBdr/>
@@ -18018,9 +18267,9 @@
       </w:tcPr>
     </w:tblStylePr>
   </w:style>
-  <w:style w:type="table" w:styleId="79">
+  <w:style w:type="table" w:styleId="776">
     <w:name w:val="List Table 2 - Accent 4"/>
-    <w:basedOn w:val="665"/>
+    <w:basedOn w:val="895"/>
     <w:uiPriority w:val="99"/>
     <w:pPr>
       <w:pBdr/>
@@ -18256,9 +18505,9 @@
       </w:tcPr>
     </w:tblStylePr>
   </w:style>
-  <w:style w:type="table" w:styleId="80">
+  <w:style w:type="table" w:styleId="777">
     <w:name w:val="List Table 2 - Accent 5"/>
-    <w:basedOn w:val="665"/>
+    <w:basedOn w:val="895"/>
     <w:uiPriority w:val="99"/>
     <w:pPr>
       <w:pBdr/>
@@ -18494,9 +18743,9 @@
       </w:tcPr>
     </w:tblStylePr>
   </w:style>
-  <w:style w:type="table" w:styleId="81">
+  <w:style w:type="table" w:styleId="778">
     <w:name w:val="List Table 2 - Accent 6"/>
-    <w:basedOn w:val="665"/>
+    <w:basedOn w:val="895"/>
     <w:uiPriority w:val="99"/>
     <w:pPr>
       <w:pBdr/>
@@ -18732,9 +18981,9 @@
       </w:tcPr>
     </w:tblStylePr>
   </w:style>
-  <w:style w:type="table" w:styleId="82">
+  <w:style w:type="table" w:styleId="779">
     <w:name w:val="List Table 3"/>
-    <w:basedOn w:val="665"/>
+    <w:basedOn w:val="895"/>
     <w:uiPriority w:val="99"/>
     <w:pPr>
       <w:pBdr/>
@@ -18960,9 +19209,9 @@
       </w:tcPr>
     </w:tblStylePr>
   </w:style>
-  <w:style w:type="table" w:styleId="83">
+  <w:style w:type="table" w:styleId="780">
     <w:name w:val="List Table 3 - Accent 1"/>
-    <w:basedOn w:val="665"/>
+    <w:basedOn w:val="895"/>
     <w:uiPriority w:val="99"/>
     <w:pPr>
       <w:pBdr/>
@@ -19188,9 +19437,9 @@
       </w:tcPr>
     </w:tblStylePr>
   </w:style>
-  <w:style w:type="table" w:styleId="84">
+  <w:style w:type="table" w:styleId="781">
     <w:name w:val="List Table 3 - Accent 2"/>
-    <w:basedOn w:val="665"/>
+    <w:basedOn w:val="895"/>
     <w:uiPriority w:val="99"/>
     <w:pPr>
       <w:pBdr/>
@@ -19416,9 +19665,9 @@
       </w:tcPr>
     </w:tblStylePr>
   </w:style>
-  <w:style w:type="table" w:styleId="85">
+  <w:style w:type="table" w:styleId="782">
     <w:name w:val="List Table 3 - Accent 3"/>
-    <w:basedOn w:val="665"/>
+    <w:basedOn w:val="895"/>
     <w:uiPriority w:val="99"/>
     <w:pPr>
       <w:pBdr/>
@@ -19644,9 +19893,9 @@
       </w:tcPr>
     </w:tblStylePr>
   </w:style>
-  <w:style w:type="table" w:styleId="86">
+  <w:style w:type="table" w:styleId="783">
     <w:name w:val="List Table 3 - Accent 4"/>
-    <w:basedOn w:val="665"/>
+    <w:basedOn w:val="895"/>
     <w:uiPriority w:val="99"/>
     <w:pPr>
       <w:pBdr/>
@@ -19872,9 +20121,9 @@
       </w:tcPr>
     </w:tblStylePr>
   </w:style>
-  <w:style w:type="table" w:styleId="87">
+  <w:style w:type="table" w:styleId="784">
     <w:name w:val="List Table 3 - Accent 5"/>
-    <w:basedOn w:val="665"/>
+    <w:basedOn w:val="895"/>
     <w:uiPriority w:val="99"/>
     <w:pPr>
       <w:pBdr/>
@@ -20100,9 +20349,9 @@
       </w:tcPr>
     </w:tblStylePr>
   </w:style>
-  <w:style w:type="table" w:styleId="88">
+  <w:style w:type="table" w:styleId="785">
     <w:name w:val="List Table 3 - Accent 6"/>
-    <w:basedOn w:val="665"/>
+    <w:basedOn w:val="895"/>
     <w:uiPriority w:val="99"/>
     <w:pPr>
       <w:pBdr/>
@@ -20328,9 +20577,9 @@
       </w:tcPr>
     </w:tblStylePr>
   </w:style>
-  <w:style w:type="table" w:styleId="89">
+  <w:style w:type="table" w:styleId="786">
     <w:name w:val="List Table 4"/>
-    <w:basedOn w:val="665"/>
+    <w:basedOn w:val="895"/>
     <w:uiPriority w:val="99"/>
     <w:pPr>
       <w:pBdr/>
@@ -20553,9 +20802,9 @@
       </w:tcPr>
     </w:tblStylePr>
   </w:style>
-  <w:style w:type="table" w:styleId="90">
+  <w:style w:type="table" w:styleId="787">
     <w:name w:val="List Table 4 - Accent 1"/>
-    <w:basedOn w:val="665"/>
+    <w:basedOn w:val="895"/>
     <w:uiPriority w:val="99"/>
     <w:pPr>
       <w:pBdr/>
@@ -20778,9 +21027,9 @@
       </w:tcPr>
     </w:tblStylePr>
   </w:style>
-  <w:style w:type="table" w:styleId="91">
+  <w:style w:type="table" w:styleId="788">
     <w:name w:val="List Table 4 - Accent 2"/>
-    <w:basedOn w:val="665"/>
+    <w:basedOn w:val="895"/>
     <w:uiPriority w:val="99"/>
     <w:pPr>
       <w:pBdr/>
@@ -21003,9 +21252,9 @@
       </w:tcPr>
     </w:tblStylePr>
   </w:style>
-  <w:style w:type="table" w:styleId="92">
+  <w:style w:type="table" w:styleId="789">
     <w:name w:val="List Table 4 - Accent 3"/>
-    <w:basedOn w:val="665"/>
+    <w:basedOn w:val="895"/>
     <w:uiPriority w:val="99"/>
     <w:pPr>
       <w:pBdr/>
@@ -21228,9 +21477,9 @@
       </w:tcPr>
     </w:tblStylePr>
   </w:style>
-  <w:style w:type="table" w:styleId="93">
+  <w:style w:type="table" w:styleId="790">
     <w:name w:val="List Table 4 - Accent 4"/>
-    <w:basedOn w:val="665"/>
+    <w:basedOn w:val="895"/>
     <w:uiPriority w:val="99"/>
     <w:pPr>
       <w:pBdr/>
@@ -21453,9 +21702,9 @@
       </w:tcPr>
     </w:tblStylePr>
   </w:style>
-  <w:style w:type="table" w:styleId="94">
+  <w:style w:type="table" w:styleId="791">
     <w:name w:val="List Table 4 - Accent 5"/>
-    <w:basedOn w:val="665"/>
+    <w:basedOn w:val="895"/>
     <w:uiPriority w:val="99"/>
     <w:pPr>
       <w:pBdr/>
@@ -21678,9 +21927,9 @@
       </w:tcPr>
     </w:tblStylePr>
   </w:style>
-  <w:style w:type="table" w:styleId="95">
+  <w:style w:type="table" w:styleId="792">
     <w:name w:val="List Table 4 - Accent 6"/>
-    <w:basedOn w:val="665"/>
+    <w:basedOn w:val="895"/>
     <w:uiPriority w:val="99"/>
     <w:pPr>
       <w:pBdr/>
@@ -21903,9 +22152,9 @@
       </w:tcPr>
     </w:tblStylePr>
   </w:style>
-  <w:style w:type="table" w:styleId="96">
+  <w:style w:type="table" w:styleId="793">
     <w:name w:val="List Table 5 Dark"/>
-    <w:basedOn w:val="665"/>
+    <w:basedOn w:val="895"/>
     <w:uiPriority w:val="99"/>
     <w:pPr>
       <w:pBdr/>
@@ -22145,9 +22394,9 @@
       </w:tcPr>
     </w:tblStylePr>
   </w:style>
-  <w:style w:type="table" w:styleId="97">
+  <w:style w:type="table" w:styleId="794">
     <w:name w:val="List Table 5 Dark - Accent 1"/>
-    <w:basedOn w:val="665"/>
+    <w:basedOn w:val="895"/>
     <w:uiPriority w:val="99"/>
     <w:pPr>
       <w:pBdr/>
@@ -22387,9 +22636,9 @@
       </w:tcPr>
     </w:tblStylePr>
   </w:style>
-  <w:style w:type="table" w:styleId="98">
+  <w:style w:type="table" w:styleId="795">
     <w:name w:val="List Table 5 Dark - Accent 2"/>
-    <w:basedOn w:val="665"/>
+    <w:basedOn w:val="895"/>
     <w:uiPriority w:val="99"/>
     <w:pPr>
       <w:pBdr/>
@@ -22629,9 +22878,9 @@
       </w:tcPr>
     </w:tblStylePr>
   </w:style>
-  <w:style w:type="table" w:styleId="99">
+  <w:style w:type="table" w:styleId="796">
     <w:name w:val="List Table 5 Dark - Accent 3"/>
-    <w:basedOn w:val="665"/>
+    <w:basedOn w:val="895"/>
     <w:uiPriority w:val="99"/>
     <w:pPr>
       <w:pBdr/>
@@ -22871,9 +23120,9 @@
       </w:tcPr>
     </w:tblStylePr>
   </w:style>
-  <w:style w:type="table" w:styleId="100">
+  <w:style w:type="table" w:styleId="797">
     <w:name w:val="List Table 5 Dark - Accent 4"/>
-    <w:basedOn w:val="665"/>
+    <w:basedOn w:val="895"/>
     <w:uiPriority w:val="99"/>
     <w:pPr>
       <w:pBdr/>
@@ -23113,9 +23362,9 @@
       </w:tcPr>
     </w:tblStylePr>
   </w:style>
-  <w:style w:type="table" w:styleId="101">
+  <w:style w:type="table" w:styleId="798">
     <w:name w:val="List Table 5 Dark - Accent 5"/>
-    <w:basedOn w:val="665"/>
+    <w:basedOn w:val="895"/>
     <w:uiPriority w:val="99"/>
     <w:pPr>
       <w:pBdr/>
@@ -23355,9 +23604,9 @@
       </w:tcPr>
     </w:tblStylePr>
   </w:style>
-  <w:style w:type="table" w:styleId="102">
+  <w:style w:type="table" w:styleId="799">
     <w:name w:val="List Table 5 Dark - Accent 6"/>
-    <w:basedOn w:val="665"/>
+    <w:basedOn w:val="895"/>
     <w:uiPriority w:val="99"/>
     <w:pPr>
       <w:pBdr/>
@@ -23597,9 +23846,9 @@
       </w:tcPr>
     </w:tblStylePr>
   </w:style>
-  <w:style w:type="table" w:styleId="103">
+  <w:style w:type="table" w:styleId="800">
     <w:name w:val="List Table 6 Colorful"/>
-    <w:basedOn w:val="665"/>
+    <w:basedOn w:val="895"/>
     <w:uiPriority w:val="99"/>
     <w:pPr>
       <w:pBdr/>
@@ -23820,9 +24069,9 @@
       </w:tcPr>
     </w:tblStylePr>
   </w:style>
-  <w:style w:type="table" w:styleId="104">
+  <w:style w:type="table" w:styleId="801">
     <w:name w:val="List Table 6 Colorful - Accent 1"/>
-    <w:basedOn w:val="665"/>
+    <w:basedOn w:val="895"/>
     <w:uiPriority w:val="99"/>
     <w:pPr>
       <w:pBdr/>
@@ -24043,9 +24292,9 @@
       </w:tcPr>
     </w:tblStylePr>
   </w:style>
-  <w:style w:type="table" w:styleId="105">
+  <w:style w:type="table" w:styleId="802">
     <w:name w:val="List Table 6 Colorful - Accent 2"/>
-    <w:basedOn w:val="665"/>
+    <w:basedOn w:val="895"/>
     <w:uiPriority w:val="99"/>
     <w:pPr>
       <w:pBdr/>
@@ -24266,9 +24515,9 @@
       </w:tcPr>
     </w:tblStylePr>
   </w:style>
-  <w:style w:type="table" w:styleId="106">
+  <w:style w:type="table" w:styleId="803">
     <w:name w:val="List Table 6 Colorful - Accent 3"/>
-    <w:basedOn w:val="665"/>
+    <w:basedOn w:val="895"/>
     <w:uiPriority w:val="99"/>
     <w:pPr>
       <w:pBdr/>
@@ -24489,9 +24738,9 @@
       </w:tcPr>
     </w:tblStylePr>
   </w:style>
-  <w:style w:type="table" w:styleId="107">
+  <w:style w:type="table" w:styleId="804">
     <w:name w:val="List Table 6 Colorful - Accent 4"/>
-    <w:basedOn w:val="665"/>
+    <w:basedOn w:val="895"/>
     <w:uiPriority w:val="99"/>
     <w:pPr>
       <w:pBdr/>
@@ -24712,9 +24961,9 @@
       </w:tcPr>
     </w:tblStylePr>
   </w:style>
-  <w:style w:type="table" w:styleId="108">
+  <w:style w:type="table" w:styleId="805">
     <w:name w:val="List Table 6 Colorful - Accent 5"/>
-    <w:basedOn w:val="665"/>
+    <w:basedOn w:val="895"/>
     <w:uiPriority w:val="99"/>
     <w:pPr>
       <w:pBdr/>
@@ -24935,9 +25184,9 @@
       </w:tcPr>
     </w:tblStylePr>
   </w:style>
-  <w:style w:type="table" w:styleId="109">
+  <w:style w:type="table" w:styleId="806">
     <w:name w:val="List Table 6 Colorful - Accent 6"/>
-    <w:basedOn w:val="665"/>
+    <w:basedOn w:val="895"/>
     <w:uiPriority w:val="99"/>
     <w:pPr>
       <w:pBdr/>
@@ -25158,9 +25407,9 @@
       </w:tcPr>
     </w:tblStylePr>
   </w:style>
-  <w:style w:type="table" w:styleId="110">
+  <w:style w:type="table" w:styleId="807">
     <w:name w:val="List Table 7 Colorful"/>
-    <w:basedOn w:val="665"/>
+    <w:basedOn w:val="895"/>
     <w:uiPriority w:val="99"/>
     <w:pPr>
       <w:pBdr/>
@@ -25259,11 +25508,11 @@
         <w:tblBorders/>
       </w:tblPr>
       <w:tcPr>
-        <w:shd w:color="ffffff"/>
+        <w:shd w:val="clear" w:color="ffffff"/>
         <w:tcBorders>
-          <w:top w:val="none"/>
-          <w:left w:val="none"/>
-          <w:bottom w:val="none"/>
+          <w:top w:val="none" w:color="000000" w:sz="4" w:space="0"/>
+          <w:left w:val="none" w:color="000000" w:sz="4" w:space="0"/>
+          <w:bottom w:val="none" w:color="000000" w:sz="4" w:space="0"/>
           <w:right w:val="single" w:color="000000" w:themeColor="text1" w:themeTint="80" w:sz="4" w:space="0"/>
         </w:tcBorders>
       </w:tcPr>
@@ -25286,10 +25535,10 @@
       <w:tcPr>
         <w:shd w:val="clear" w:color="ffffff" w:themeColor="light1" w:fill="ffffff" w:themeFill="light1"/>
         <w:tcBorders>
-          <w:top w:val="none"/>
-          <w:left w:val="none"/>
+          <w:top w:val="none" w:color="000000" w:sz="4" w:space="0"/>
+          <w:left w:val="none" w:color="000000" w:sz="4" w:space="0"/>
           <w:bottom w:val="single" w:color="000000" w:themeColor="text1" w:themeTint="80" w:sz="4" w:space="0"/>
-          <w:right w:val="none"/>
+          <w:right w:val="none" w:color="000000" w:sz="4" w:space="0"/>
         </w:tcBorders>
       </w:tcPr>
     </w:tblStylePr>
@@ -25309,12 +25558,12 @@
         <w:tblBorders/>
       </w:tblPr>
       <w:tcPr>
-        <w:shd w:color="ffffff"/>
+        <w:shd w:val="clear" w:color="ffffff"/>
         <w:tcBorders>
-          <w:top w:val="none"/>
+          <w:top w:val="none" w:color="000000" w:sz="4" w:space="0"/>
           <w:left w:val="single" w:color="000000" w:themeColor="text1" w:themeTint="80" w:sz="4" w:space="0"/>
-          <w:bottom w:val="none"/>
-          <w:right w:val="none"/>
+          <w:bottom w:val="none" w:color="000000" w:sz="4" w:space="0"/>
+          <w:right w:val="none" w:color="000000" w:sz="4" w:space="0"/>
         </w:tcBorders>
       </w:tcPr>
     </w:tblStylePr>
@@ -25337,9 +25586,9 @@
         <w:shd w:val="clear" w:color="ffffff" w:themeColor="light1" w:fill="ffffff" w:themeFill="light1"/>
         <w:tcBorders>
           <w:top w:val="single" w:color="000000" w:themeColor="text1" w:themeTint="80" w:sz="4" w:space="0"/>
-          <w:left w:val="none"/>
-          <w:bottom w:val="none"/>
-          <w:right w:val="none"/>
+          <w:left w:val="none" w:color="000000" w:sz="4" w:space="0"/>
+          <w:bottom w:val="none" w:color="000000" w:sz="4" w:space="0"/>
+          <w:right w:val="none" w:color="000000" w:sz="4" w:space="0"/>
         </w:tcBorders>
       </w:tcPr>
     </w:tblStylePr>
@@ -25414,9 +25663,9 @@
       </w:tcPr>
     </w:tblStylePr>
   </w:style>
-  <w:style w:type="table" w:styleId="111">
+  <w:style w:type="table" w:styleId="808">
     <w:name w:val="List Table 7 Colorful - Accent 1"/>
-    <w:basedOn w:val="665"/>
+    <w:basedOn w:val="895"/>
     <w:uiPriority w:val="99"/>
     <w:pPr>
       <w:pBdr/>
@@ -25515,11 +25764,11 @@
         <w:tblBorders/>
       </w:tblPr>
       <w:tcPr>
-        <w:shd w:color="ffffff"/>
+        <w:shd w:val="clear" w:color="ffffff"/>
         <w:tcBorders>
-          <w:top w:val="none"/>
-          <w:left w:val="none"/>
-          <w:bottom w:val="none"/>
+          <w:top w:val="none" w:color="000000" w:sz="4" w:space="0"/>
+          <w:left w:val="none" w:color="000000" w:sz="4" w:space="0"/>
+          <w:bottom w:val="none" w:color="000000" w:sz="4" w:space="0"/>
           <w:right w:val="single" w:color="000000" w:themeColor="accent1" w:sz="4" w:space="0"/>
         </w:tcBorders>
       </w:tcPr>
@@ -25542,10 +25791,10 @@
       <w:tcPr>
         <w:shd w:val="clear" w:color="ffffff" w:themeColor="light1" w:fill="ffffff" w:themeFill="light1"/>
         <w:tcBorders>
-          <w:top w:val="none"/>
-          <w:left w:val="none"/>
+          <w:top w:val="none" w:color="000000" w:sz="4" w:space="0"/>
+          <w:left w:val="none" w:color="000000" w:sz="4" w:space="0"/>
           <w:bottom w:val="single" w:color="000000" w:themeColor="accent1" w:sz="4" w:space="0"/>
-          <w:right w:val="none"/>
+          <w:right w:val="none" w:color="000000" w:sz="4" w:space="0"/>
         </w:tcBorders>
       </w:tcPr>
     </w:tblStylePr>
@@ -25565,12 +25814,12 @@
         <w:tblBorders/>
       </w:tblPr>
       <w:tcPr>
-        <w:shd w:color="ffffff"/>
+        <w:shd w:val="clear" w:color="ffffff"/>
         <w:tcBorders>
-          <w:top w:val="none"/>
+          <w:top w:val="none" w:color="000000" w:sz="4" w:space="0"/>
           <w:left w:val="single" w:color="000000" w:themeColor="accent1" w:sz="4" w:space="0"/>
-          <w:bottom w:val="none"/>
-          <w:right w:val="none"/>
+          <w:bottom w:val="none" w:color="000000" w:sz="4" w:space="0"/>
+          <w:right w:val="none" w:color="000000" w:sz="4" w:space="0"/>
         </w:tcBorders>
       </w:tcPr>
     </w:tblStylePr>
@@ -25593,9 +25842,9 @@
         <w:shd w:val="clear" w:color="ffffff" w:themeColor="light1" w:fill="ffffff" w:themeFill="light1"/>
         <w:tcBorders>
           <w:top w:val="single" w:color="000000" w:themeColor="accent1" w:sz="4" w:space="0"/>
-          <w:left w:val="none"/>
-          <w:bottom w:val="none"/>
-          <w:right w:val="none"/>
+          <w:left w:val="none" w:color="000000" w:sz="4" w:space="0"/>
+          <w:bottom w:val="none" w:color="000000" w:sz="4" w:space="0"/>
+          <w:right w:val="none" w:color="000000" w:sz="4" w:space="0"/>
         </w:tcBorders>
       </w:tcPr>
     </w:tblStylePr>
@@ -25670,9 +25919,9 @@
       </w:tcPr>
     </w:tblStylePr>
   </w:style>
-  <w:style w:type="table" w:styleId="112">
+  <w:style w:type="table" w:styleId="809">
     <w:name w:val="List Table 7 Colorful - Accent 2"/>
-    <w:basedOn w:val="665"/>
+    <w:basedOn w:val="895"/>
     <w:uiPriority w:val="99"/>
     <w:pPr>
       <w:pBdr/>
@@ -25771,11 +26020,11 @@
         <w:tblBorders/>
       </w:tblPr>
       <w:tcPr>
-        <w:shd w:color="ffffff"/>
+        <w:shd w:val="clear" w:color="ffffff"/>
         <w:tcBorders>
-          <w:top w:val="none"/>
-          <w:left w:val="none"/>
-          <w:bottom w:val="none"/>
+          <w:top w:val="none" w:color="000000" w:sz="4" w:space="0"/>
+          <w:left w:val="none" w:color="000000" w:sz="4" w:space="0"/>
+          <w:bottom w:val="none" w:color="000000" w:sz="4" w:space="0"/>
           <w:right w:val="single" w:color="000000" w:themeColor="accent2" w:themeTint="97" w:sz="4" w:space="0"/>
         </w:tcBorders>
       </w:tcPr>
@@ -25798,10 +26047,10 @@
       <w:tcPr>
         <w:shd w:val="clear" w:color="ffffff" w:themeColor="light1" w:fill="ffffff" w:themeFill="light1"/>
         <w:tcBorders>
-          <w:top w:val="none"/>
-          <w:left w:val="none"/>
+          <w:top w:val="none" w:color="000000" w:sz="4" w:space="0"/>
+          <w:left w:val="none" w:color="000000" w:sz="4" w:space="0"/>
           <w:bottom w:val="single" w:color="000000" w:themeColor="accent2" w:themeTint="97" w:sz="4" w:space="0"/>
-          <w:right w:val="none"/>
+          <w:right w:val="none" w:color="000000" w:sz="4" w:space="0"/>
         </w:tcBorders>
       </w:tcPr>
     </w:tblStylePr>
@@ -25821,12 +26070,12 @@
         <w:tblBorders/>
       </w:tblPr>
       <w:tcPr>
-        <w:shd w:color="ffffff"/>
+        <w:shd w:val="clear" w:color="ffffff"/>
         <w:tcBorders>
-          <w:top w:val="none"/>
+          <w:top w:val="none" w:color="000000" w:sz="4" w:space="0"/>
           <w:left w:val="single" w:color="000000" w:themeColor="accent2" w:themeTint="97" w:sz="4" w:space="0"/>
-          <w:bottom w:val="none"/>
-          <w:right w:val="none"/>
+          <w:bottom w:val="none" w:color="000000" w:sz="4" w:space="0"/>
+          <w:right w:val="none" w:color="000000" w:sz="4" w:space="0"/>
         </w:tcBorders>
       </w:tcPr>
     </w:tblStylePr>
@@ -25849,9 +26098,9 @@
         <w:shd w:val="clear" w:color="ffffff" w:themeColor="light1" w:fill="ffffff" w:themeFill="light1"/>
         <w:tcBorders>
           <w:top w:val="single" w:color="000000" w:themeColor="accent2" w:themeTint="97" w:sz="4" w:space="0"/>
-          <w:left w:val="none"/>
-          <w:bottom w:val="none"/>
-          <w:right w:val="none"/>
+          <w:left w:val="none" w:color="000000" w:sz="4" w:space="0"/>
+          <w:bottom w:val="none" w:color="000000" w:sz="4" w:space="0"/>
+          <w:right w:val="none" w:color="000000" w:sz="4" w:space="0"/>
         </w:tcBorders>
       </w:tcPr>
     </w:tblStylePr>
@@ -25926,9 +26175,9 @@
       </w:tcPr>
     </w:tblStylePr>
   </w:style>
-  <w:style w:type="table" w:styleId="113">
+  <w:style w:type="table" w:styleId="810">
     <w:name w:val="List Table 7 Colorful - Accent 3"/>
-    <w:basedOn w:val="665"/>
+    <w:basedOn w:val="895"/>
     <w:uiPriority w:val="99"/>
     <w:pPr>
       <w:pBdr/>
@@ -26027,11 +26276,11 @@
         <w:tblBorders/>
       </w:tblPr>
       <w:tcPr>
-        <w:shd w:color="ffffff"/>
+        <w:shd w:val="clear" w:color="ffffff"/>
         <w:tcBorders>
-          <w:top w:val="none"/>
-          <w:left w:val="none"/>
-          <w:bottom w:val="none"/>
+          <w:top w:val="none" w:color="000000" w:sz="4" w:space="0"/>
+          <w:left w:val="none" w:color="000000" w:sz="4" w:space="0"/>
+          <w:bottom w:val="none" w:color="000000" w:sz="4" w:space="0"/>
           <w:right w:val="single" w:color="000000" w:themeColor="accent3" w:themeTint="98" w:sz="4" w:space="0"/>
         </w:tcBorders>
       </w:tcPr>
@@ -26054,10 +26303,10 @@
       <w:tcPr>
         <w:shd w:val="clear" w:color="ffffff" w:themeColor="light1" w:fill="ffffff" w:themeFill="light1"/>
         <w:tcBorders>
-          <w:top w:val="none"/>
-          <w:left w:val="none"/>
+          <w:top w:val="none" w:color="000000" w:sz="4" w:space="0"/>
+          <w:left w:val="none" w:color="000000" w:sz="4" w:space="0"/>
           <w:bottom w:val="single" w:color="000000" w:themeColor="accent3" w:themeTint="98" w:sz="4" w:space="0"/>
-          <w:right w:val="none"/>
+          <w:right w:val="none" w:color="000000" w:sz="4" w:space="0"/>
         </w:tcBorders>
       </w:tcPr>
     </w:tblStylePr>
@@ -26077,12 +26326,12 @@
         <w:tblBorders/>
       </w:tblPr>
       <w:tcPr>
-        <w:shd w:color="ffffff"/>
+        <w:shd w:val="clear" w:color="ffffff"/>
         <w:tcBorders>
-          <w:top w:val="none"/>
+          <w:top w:val="none" w:color="000000" w:sz="4" w:space="0"/>
           <w:left w:val="single" w:color="000000" w:themeColor="accent3" w:themeTint="98" w:sz="4" w:space="0"/>
-          <w:bottom w:val="none"/>
-          <w:right w:val="none"/>
+          <w:bottom w:val="none" w:color="000000" w:sz="4" w:space="0"/>
+          <w:right w:val="none" w:color="000000" w:sz="4" w:space="0"/>
         </w:tcBorders>
       </w:tcPr>
     </w:tblStylePr>
@@ -26105,9 +26354,9 @@
         <w:shd w:val="clear" w:color="ffffff" w:themeColor="light1" w:fill="ffffff" w:themeFill="light1"/>
         <w:tcBorders>
           <w:top w:val="single" w:color="000000" w:themeColor="accent3" w:themeTint="98" w:sz="4" w:space="0"/>
-          <w:left w:val="none"/>
-          <w:bottom w:val="none"/>
-          <w:right w:val="none"/>
+          <w:left w:val="none" w:color="000000" w:sz="4" w:space="0"/>
+          <w:bottom w:val="none" w:color="000000" w:sz="4" w:space="0"/>
+          <w:right w:val="none" w:color="000000" w:sz="4" w:space="0"/>
         </w:tcBorders>
       </w:tcPr>
     </w:tblStylePr>
@@ -26182,9 +26431,9 @@
       </w:tcPr>
     </w:tblStylePr>
   </w:style>
-  <w:style w:type="table" w:styleId="114">
+  <w:style w:type="table" w:styleId="811">
     <w:name w:val="List Table 7 Colorful - Accent 4"/>
-    <w:basedOn w:val="665"/>
+    <w:basedOn w:val="895"/>
     <w:uiPriority w:val="99"/>
     <w:pPr>
       <w:pBdr/>
@@ -26283,11 +26532,11 @@
         <w:tblBorders/>
       </w:tblPr>
       <w:tcPr>
-        <w:shd w:color="ffffff"/>
+        <w:shd w:val="clear" w:color="ffffff"/>
         <w:tcBorders>
-          <w:top w:val="none"/>
-          <w:left w:val="none"/>
-          <w:bottom w:val="none"/>
+          <w:top w:val="none" w:color="000000" w:sz="4" w:space="0"/>
+          <w:left w:val="none" w:color="000000" w:sz="4" w:space="0"/>
+          <w:bottom w:val="none" w:color="000000" w:sz="4" w:space="0"/>
           <w:right w:val="single" w:color="000000" w:themeColor="accent4" w:themeTint="9A" w:sz="4" w:space="0"/>
         </w:tcBorders>
       </w:tcPr>
@@ -26310,10 +26559,10 @@
       <w:tcPr>
         <w:shd w:val="clear" w:color="ffffff" w:themeColor="light1" w:fill="ffffff" w:themeFill="light1"/>
         <w:tcBorders>
-          <w:top w:val="none"/>
-          <w:left w:val="none"/>
+          <w:top w:val="none" w:color="000000" w:sz="4" w:space="0"/>
+          <w:left w:val="none" w:color="000000" w:sz="4" w:space="0"/>
           <w:bottom w:val="single" w:color="000000" w:themeColor="accent4" w:themeTint="9A" w:sz="4" w:space="0"/>
-          <w:right w:val="none"/>
+          <w:right w:val="none" w:color="000000" w:sz="4" w:space="0"/>
         </w:tcBorders>
       </w:tcPr>
     </w:tblStylePr>
@@ -26333,12 +26582,12 @@
         <w:tblBorders/>
       </w:tblPr>
       <w:tcPr>
-        <w:shd w:color="ffffff"/>
+        <w:shd w:val="clear" w:color="ffffff"/>
         <w:tcBorders>
-          <w:top w:val="none"/>
+          <w:top w:val="none" w:color="000000" w:sz="4" w:space="0"/>
           <w:left w:val="single" w:color="000000" w:themeColor="accent4" w:themeTint="9A" w:sz="4" w:space="0"/>
-          <w:bottom w:val="none"/>
-          <w:right w:val="none"/>
+          <w:bottom w:val="none" w:color="000000" w:sz="4" w:space="0"/>
+          <w:right w:val="none" w:color="000000" w:sz="4" w:space="0"/>
         </w:tcBorders>
       </w:tcPr>
     </w:tblStylePr>
@@ -26361,9 +26610,9 @@
         <w:shd w:val="clear" w:color="ffffff" w:themeColor="light1" w:fill="ffffff" w:themeFill="light1"/>
         <w:tcBorders>
           <w:top w:val="single" w:color="000000" w:themeColor="accent4" w:themeTint="9A" w:sz="4" w:space="0"/>
-          <w:left w:val="none"/>
-          <w:bottom w:val="none"/>
-          <w:right w:val="none"/>
+          <w:left w:val="none" w:color="000000" w:sz="4" w:space="0"/>
+          <w:bottom w:val="none" w:color="000000" w:sz="4" w:space="0"/>
+          <w:right w:val="none" w:color="000000" w:sz="4" w:space="0"/>
         </w:tcBorders>
       </w:tcPr>
     </w:tblStylePr>
@@ -26438,9 +26687,9 @@
       </w:tcPr>
     </w:tblStylePr>
   </w:style>
-  <w:style w:type="table" w:styleId="115">
+  <w:style w:type="table" w:styleId="812">
     <w:name w:val="List Table 7 Colorful - Accent 5"/>
-    <w:basedOn w:val="665"/>
+    <w:basedOn w:val="895"/>
     <w:uiPriority w:val="99"/>
     <w:pPr>
       <w:pBdr/>
@@ -26539,11 +26788,11 @@
         <w:tblBorders/>
       </w:tblPr>
       <w:tcPr>
-        <w:shd w:color="ffffff"/>
+        <w:shd w:val="clear" w:color="ffffff"/>
         <w:tcBorders>
-          <w:top w:val="none"/>
-          <w:left w:val="none"/>
-          <w:bottom w:val="none"/>
+          <w:top w:val="none" w:color="000000" w:sz="4" w:space="0"/>
+          <w:left w:val="none" w:color="000000" w:sz="4" w:space="0"/>
+          <w:bottom w:val="none" w:color="000000" w:sz="4" w:space="0"/>
           <w:right w:val="single" w:color="000000" w:themeColor="accent5" w:themeTint="9A" w:sz="4" w:space="0"/>
         </w:tcBorders>
       </w:tcPr>
@@ -26566,10 +26815,10 @@
       <w:tcPr>
         <w:shd w:val="clear" w:color="ffffff" w:themeColor="light1" w:fill="ffffff" w:themeFill="light1"/>
         <w:tcBorders>
-          <w:top w:val="none"/>
-          <w:left w:val="none"/>
+          <w:top w:val="none" w:color="000000" w:sz="4" w:space="0"/>
+          <w:left w:val="none" w:color="000000" w:sz="4" w:space="0"/>
           <w:bottom w:val="single" w:color="000000" w:themeColor="accent5" w:themeTint="9A" w:sz="4" w:space="0"/>
-          <w:right w:val="none"/>
+          <w:right w:val="none" w:color="000000" w:sz="4" w:space="0"/>
         </w:tcBorders>
       </w:tcPr>
     </w:tblStylePr>
@@ -26589,12 +26838,12 @@
         <w:tblBorders/>
       </w:tblPr>
       <w:tcPr>
-        <w:shd w:color="ffffff"/>
+        <w:shd w:val="clear" w:color="ffffff"/>
         <w:tcBorders>
-          <w:top w:val="none"/>
+          <w:top w:val="none" w:color="000000" w:sz="4" w:space="0"/>
           <w:left w:val="single" w:color="000000" w:themeColor="accent5" w:themeTint="9A" w:sz="4" w:space="0"/>
-          <w:bottom w:val="none"/>
-          <w:right w:val="none"/>
+          <w:bottom w:val="none" w:color="000000" w:sz="4" w:space="0"/>
+          <w:right w:val="none" w:color="000000" w:sz="4" w:space="0"/>
         </w:tcBorders>
       </w:tcPr>
     </w:tblStylePr>
@@ -26617,9 +26866,9 @@
         <w:shd w:val="clear" w:color="ffffff" w:themeColor="light1" w:fill="ffffff" w:themeFill="light1"/>
         <w:tcBorders>
           <w:top w:val="single" w:color="000000" w:themeColor="accent5" w:themeTint="9A" w:sz="4" w:space="0"/>
-          <w:left w:val="none"/>
-          <w:bottom w:val="none"/>
-          <w:right w:val="none"/>
+          <w:left w:val="none" w:color="000000" w:sz="4" w:space="0"/>
+          <w:bottom w:val="none" w:color="000000" w:sz="4" w:space="0"/>
+          <w:right w:val="none" w:color="000000" w:sz="4" w:space="0"/>
         </w:tcBorders>
       </w:tcPr>
     </w:tblStylePr>
@@ -26694,9 +26943,9 @@
       </w:tcPr>
     </w:tblStylePr>
   </w:style>
-  <w:style w:type="table" w:styleId="116">
+  <w:style w:type="table" w:styleId="813">
     <w:name w:val="List Table 7 Colorful - Accent 6"/>
-    <w:basedOn w:val="665"/>
+    <w:basedOn w:val="895"/>
     <w:uiPriority w:val="99"/>
     <w:pPr>
       <w:pBdr/>
@@ -26795,11 +27044,11 @@
         <w:tblBorders/>
       </w:tblPr>
       <w:tcPr>
-        <w:shd w:color="ffffff"/>
+        <w:shd w:val="clear" w:color="ffffff"/>
         <w:tcBorders>
-          <w:top w:val="none"/>
-          <w:left w:val="none"/>
-          <w:bottom w:val="none"/>
+          <w:top w:val="none" w:color="000000" w:sz="4" w:space="0"/>
+          <w:left w:val="none" w:color="000000" w:sz="4" w:space="0"/>
+          <w:bottom w:val="none" w:color="000000" w:sz="4" w:space="0"/>
           <w:right w:val="single" w:color="000000" w:themeColor="accent6" w:themeTint="98" w:sz="4" w:space="0"/>
         </w:tcBorders>
       </w:tcPr>
@@ -26822,10 +27071,10 @@
       <w:tcPr>
         <w:shd w:val="clear" w:color="ffffff" w:themeColor="light1" w:fill="ffffff" w:themeFill="light1"/>
         <w:tcBorders>
-          <w:top w:val="none"/>
-          <w:left w:val="none"/>
+          <w:top w:val="none" w:color="000000" w:sz="4" w:space="0"/>
+          <w:left w:val="none" w:color="000000" w:sz="4" w:space="0"/>
           <w:bottom w:val="single" w:color="000000" w:themeColor="accent6" w:themeTint="98" w:sz="4" w:space="0"/>
-          <w:right w:val="none"/>
+          <w:right w:val="none" w:color="000000" w:sz="4" w:space="0"/>
         </w:tcBorders>
       </w:tcPr>
     </w:tblStylePr>
@@ -26845,12 +27094,12 @@
         <w:tblBorders/>
       </w:tblPr>
       <w:tcPr>
-        <w:shd w:color="ffffff"/>
+        <w:shd w:val="clear" w:color="ffffff"/>
         <w:tcBorders>
-          <w:top w:val="none"/>
+          <w:top w:val="none" w:color="000000" w:sz="4" w:space="0"/>
           <w:left w:val="single" w:color="000000" w:themeColor="accent6" w:themeTint="98" w:sz="4" w:space="0"/>
-          <w:bottom w:val="none"/>
-          <w:right w:val="none"/>
+          <w:bottom w:val="none" w:color="000000" w:sz="4" w:space="0"/>
+          <w:right w:val="none" w:color="000000" w:sz="4" w:space="0"/>
         </w:tcBorders>
       </w:tcPr>
     </w:tblStylePr>
@@ -26873,9 +27122,9 @@
         <w:shd w:val="clear" w:color="ffffff" w:themeColor="light1" w:fill="ffffff" w:themeFill="light1"/>
         <w:tcBorders>
           <w:top w:val="single" w:color="000000" w:themeColor="accent6" w:themeTint="98" w:sz="4" w:space="0"/>
-          <w:left w:val="none"/>
-          <w:bottom w:val="none"/>
-          <w:right w:val="none"/>
+          <w:left w:val="none" w:color="000000" w:sz="4" w:space="0"/>
+          <w:bottom w:val="none" w:color="000000" w:sz="4" w:space="0"/>
+          <w:right w:val="none" w:color="000000" w:sz="4" w:space="0"/>
         </w:tcBorders>
       </w:tcPr>
     </w:tblStylePr>
@@ -26950,9 +27199,9 @@
       </w:tcPr>
     </w:tblStylePr>
   </w:style>
-  <w:style w:type="table" w:styleId="117">
+  <w:style w:type="table" w:styleId="814">
     <w:name w:val="Lined - Accent"/>
-    <w:basedOn w:val="665"/>
+    <w:basedOn w:val="895"/>
     <w:uiPriority w:val="99"/>
     <w:pPr>
       <w:pBdr/>
@@ -27187,9 +27436,9 @@
       </w:tcPr>
     </w:tblStylePr>
   </w:style>
-  <w:style w:type="table" w:styleId="118">
+  <w:style w:type="table" w:styleId="815">
     <w:name w:val="Lined - Accent 1"/>
-    <w:basedOn w:val="665"/>
+    <w:basedOn w:val="895"/>
     <w:uiPriority w:val="99"/>
     <w:pPr>
       <w:pBdr/>
@@ -27424,9 +27673,9 @@
       </w:tcPr>
     </w:tblStylePr>
   </w:style>
-  <w:style w:type="table" w:styleId="119">
+  <w:style w:type="table" w:styleId="816">
     <w:name w:val="Lined - Accent 2"/>
-    <w:basedOn w:val="665"/>
+    <w:basedOn w:val="895"/>
     <w:uiPriority w:val="99"/>
     <w:pPr>
       <w:pBdr/>
@@ -27661,9 +27910,9 @@
       </w:tcPr>
     </w:tblStylePr>
   </w:style>
-  <w:style w:type="table" w:styleId="120">
+  <w:style w:type="table" w:styleId="817">
     <w:name w:val="Lined - Accent 3"/>
-    <w:basedOn w:val="665"/>
+    <w:basedOn w:val="895"/>
     <w:uiPriority w:val="99"/>
     <w:pPr>
       <w:pBdr/>
@@ -27898,9 +28147,9 @@
       </w:tcPr>
     </w:tblStylePr>
   </w:style>
-  <w:style w:type="table" w:styleId="121">
+  <w:style w:type="table" w:styleId="818">
     <w:name w:val="Lined - Accent 4"/>
-    <w:basedOn w:val="665"/>
+    <w:basedOn w:val="895"/>
     <w:uiPriority w:val="99"/>
     <w:pPr>
       <w:pBdr/>
@@ -28135,9 +28384,9 @@
       </w:tcPr>
     </w:tblStylePr>
   </w:style>
-  <w:style w:type="table" w:styleId="122">
+  <w:style w:type="table" w:styleId="819">
     <w:name w:val="Lined - Accent 5"/>
-    <w:basedOn w:val="665"/>
+    <w:basedOn w:val="895"/>
     <w:uiPriority w:val="99"/>
     <w:pPr>
       <w:pBdr/>
@@ -28372,9 +28621,9 @@
       </w:tcPr>
     </w:tblStylePr>
   </w:style>
-  <w:style w:type="table" w:styleId="123">
+  <w:style w:type="table" w:styleId="820">
     <w:name w:val="Lined - Accent 6"/>
-    <w:basedOn w:val="665"/>
+    <w:basedOn w:val="895"/>
     <w:uiPriority w:val="99"/>
     <w:pPr>
       <w:pBdr/>
@@ -28609,9 +28858,9 @@
       </w:tcPr>
     </w:tblStylePr>
   </w:style>
-  <w:style w:type="table" w:styleId="124">
+  <w:style w:type="table" w:styleId="821">
     <w:name w:val="Bordered &amp; Lined - Accent"/>
-    <w:basedOn w:val="665"/>
+    <w:basedOn w:val="895"/>
     <w:uiPriority w:val="99"/>
     <w:pPr>
       <w:pBdr/>
@@ -28853,9 +29102,9 @@
       </w:tcPr>
     </w:tblStylePr>
   </w:style>
-  <w:style w:type="table" w:styleId="125">
+  <w:style w:type="table" w:styleId="822">
     <w:name w:val="Bordered &amp; Lined - Accent 1"/>
-    <w:basedOn w:val="665"/>
+    <w:basedOn w:val="895"/>
     <w:uiPriority w:val="99"/>
     <w:pPr>
       <w:pBdr/>
@@ -29097,9 +29346,9 @@
       </w:tcPr>
     </w:tblStylePr>
   </w:style>
-  <w:style w:type="table" w:styleId="126">
+  <w:style w:type="table" w:styleId="823">
     <w:name w:val="Bordered &amp; Lined - Accent 2"/>
-    <w:basedOn w:val="665"/>
+    <w:basedOn w:val="895"/>
     <w:uiPriority w:val="99"/>
     <w:pPr>
       <w:pBdr/>
@@ -29341,9 +29590,9 @@
       </w:tcPr>
     </w:tblStylePr>
   </w:style>
-  <w:style w:type="table" w:styleId="127">
+  <w:style w:type="table" w:styleId="824">
     <w:name w:val="Bordered &amp; Lined - Accent 3"/>
-    <w:basedOn w:val="665"/>
+    <w:basedOn w:val="895"/>
     <w:uiPriority w:val="99"/>
     <w:pPr>
       <w:pBdr/>
@@ -29585,9 +29834,9 @@
       </w:tcPr>
     </w:tblStylePr>
   </w:style>
-  <w:style w:type="table" w:styleId="128">
+  <w:style w:type="table" w:styleId="825">
     <w:name w:val="Bordered &amp; Lined - Accent 4"/>
-    <w:basedOn w:val="665"/>
+    <w:basedOn w:val="895"/>
     <w:uiPriority w:val="99"/>
     <w:pPr>
       <w:pBdr/>
@@ -29829,9 +30078,9 @@
       </w:tcPr>
     </w:tblStylePr>
   </w:style>
-  <w:style w:type="table" w:styleId="129">
+  <w:style w:type="table" w:styleId="826">
     <w:name w:val="Bordered &amp; Lined - Accent 5"/>
-    <w:basedOn w:val="665"/>
+    <w:basedOn w:val="895"/>
     <w:uiPriority w:val="99"/>
     <w:pPr>
       <w:pBdr/>
@@ -30073,9 +30322,9 @@
       </w:tcPr>
     </w:tblStylePr>
   </w:style>
-  <w:style w:type="table" w:styleId="130">
+  <w:style w:type="table" w:styleId="827">
     <w:name w:val="Bordered &amp; Lined - Accent 6"/>
-    <w:basedOn w:val="665"/>
+    <w:basedOn w:val="895"/>
     <w:uiPriority w:val="99"/>
     <w:pPr>
       <w:pBdr/>
@@ -30317,9 +30566,9 @@
       </w:tcPr>
     </w:tblStylePr>
   </w:style>
-  <w:style w:type="table" w:styleId="131">
+  <w:style w:type="table" w:styleId="828">
     <w:name w:val="Bordered"/>
-    <w:basedOn w:val="665"/>
+    <w:basedOn w:val="895"/>
     <w:uiPriority w:val="99"/>
     <w:pPr>
       <w:pBdr/>
@@ -30548,9 +30797,9 @@
       </w:tcPr>
     </w:tblStylePr>
   </w:style>
-  <w:style w:type="table" w:styleId="132">
+  <w:style w:type="table" w:styleId="829">
     <w:name w:val="Bordered - Accent 1"/>
-    <w:basedOn w:val="665"/>
+    <w:basedOn w:val="895"/>
     <w:uiPriority w:val="99"/>
     <w:pPr>
       <w:pBdr/>
@@ -30779,9 +31028,9 @@
       </w:tcPr>
     </w:tblStylePr>
   </w:style>
-  <w:style w:type="table" w:styleId="133">
+  <w:style w:type="table" w:styleId="830">
     <w:name w:val="Bordered - Accent 2"/>
-    <w:basedOn w:val="665"/>
+    <w:basedOn w:val="895"/>
     <w:uiPriority w:val="99"/>
     <w:pPr>
       <w:pBdr/>
@@ -31010,9 +31259,9 @@
       </w:tcPr>
     </w:tblStylePr>
   </w:style>
-  <w:style w:type="table" w:styleId="134">
+  <w:style w:type="table" w:styleId="831">
     <w:name w:val="Bordered - Accent 3"/>
-    <w:basedOn w:val="665"/>
+    <w:basedOn w:val="895"/>
     <w:uiPriority w:val="99"/>
     <w:pPr>
       <w:pBdr/>
@@ -31241,9 +31490,9 @@
       </w:tcPr>
     </w:tblStylePr>
   </w:style>
-  <w:style w:type="table" w:styleId="135">
+  <w:style w:type="table" w:styleId="832">
     <w:name w:val="Bordered - Accent 4"/>
-    <w:basedOn w:val="665"/>
+    <w:basedOn w:val="895"/>
     <w:uiPriority w:val="99"/>
     <w:pPr>
       <w:pBdr/>
@@ -31472,9 +31721,9 @@
       </w:tcPr>
     </w:tblStylePr>
   </w:style>
-  <w:style w:type="table" w:styleId="136">
+  <w:style w:type="table" w:styleId="833">
     <w:name w:val="Bordered - Accent 5"/>
-    <w:basedOn w:val="665"/>
+    <w:basedOn w:val="895"/>
     <w:uiPriority w:val="99"/>
     <w:pPr>
       <w:pBdr/>
@@ -31703,9 +31952,9 @@
       </w:tcPr>
     </w:tblStylePr>
   </w:style>
-  <w:style w:type="table" w:styleId="137">
+  <w:style w:type="table" w:styleId="834">
     <w:name w:val="Bordered - Accent 6"/>
-    <w:basedOn w:val="665"/>
+    <w:basedOn w:val="895"/>
     <w:uiPriority w:val="99"/>
     <w:pPr>
       <w:pBdr/>
@@ -31934,11 +32183,11 @@
       </w:tcPr>
     </w:tblStylePr>
   </w:style>
-  <w:style w:type="paragraph" w:styleId="139">
+  <w:style w:type="paragraph" w:styleId="835">
     <w:name w:val="Heading 1"/>
-    <w:basedOn w:val="664"/>
-    <w:next w:val="664"/>
-    <w:link w:val="150"/>
+    <w:basedOn w:val="894"/>
+    <w:next w:val="894"/>
+    <w:link w:val="845"/>
     <w:uiPriority w:val="9"/>
     <w:qFormat/>
     <w:pPr>
@@ -31956,11 +32205,11 @@
       <w:szCs w:val="40"/>
     </w:rPr>
   </w:style>
-  <w:style w:type="paragraph" w:styleId="140">
+  <w:style w:type="paragraph" w:styleId="836">
     <w:name w:val="Heading 2"/>
-    <w:basedOn w:val="664"/>
-    <w:next w:val="664"/>
-    <w:link w:val="151"/>
+    <w:basedOn w:val="894"/>
+    <w:next w:val="894"/>
+    <w:link w:val="846"/>
     <w:uiPriority w:val="9"/>
     <w:unhideWhenUsed/>
     <w:qFormat/>
@@ -31979,11 +32228,11 @@
       <w:szCs w:val="32"/>
     </w:rPr>
   </w:style>
-  <w:style w:type="paragraph" w:styleId="141">
+  <w:style w:type="paragraph" w:styleId="837">
     <w:name w:val="Heading 3"/>
-    <w:basedOn w:val="664"/>
-    <w:next w:val="664"/>
-    <w:link w:val="152"/>
+    <w:basedOn w:val="894"/>
+    <w:next w:val="894"/>
+    <w:link w:val="847"/>
     <w:uiPriority w:val="9"/>
     <w:unhideWhenUsed/>
     <w:qFormat/>
@@ -32002,11 +32251,11 @@
       <w:szCs w:val="28"/>
     </w:rPr>
   </w:style>
-  <w:style w:type="paragraph" w:styleId="142">
+  <w:style w:type="paragraph" w:styleId="838">
     <w:name w:val="Heading 4"/>
-    <w:basedOn w:val="664"/>
-    <w:next w:val="664"/>
-    <w:link w:val="153"/>
+    <w:basedOn w:val="894"/>
+    <w:next w:val="894"/>
+    <w:link w:val="848"/>
     <w:uiPriority w:val="9"/>
     <w:unhideWhenUsed/>
     <w:qFormat/>
@@ -32025,11 +32274,11 @@
       <w:color w:val="0f4761" w:themeColor="accent1" w:themeShade="BF"/>
     </w:rPr>
   </w:style>
-  <w:style w:type="paragraph" w:styleId="143">
+  <w:style w:type="paragraph" w:styleId="839">
     <w:name w:val="Heading 5"/>
-    <w:basedOn w:val="664"/>
-    <w:next w:val="664"/>
-    <w:link w:val="154"/>
+    <w:basedOn w:val="894"/>
+    <w:next w:val="894"/>
+    <w:link w:val="849"/>
     <w:uiPriority w:val="9"/>
     <w:unhideWhenUsed/>
     <w:qFormat/>
@@ -32046,11 +32295,11 @@
       <w:color w:val="0f4761" w:themeColor="accent1" w:themeShade="BF"/>
     </w:rPr>
   </w:style>
-  <w:style w:type="paragraph" w:styleId="144">
+  <w:style w:type="paragraph" w:styleId="840">
     <w:name w:val="Heading 6"/>
-    <w:basedOn w:val="664"/>
-    <w:next w:val="664"/>
-    <w:link w:val="155"/>
+    <w:basedOn w:val="894"/>
+    <w:next w:val="894"/>
+    <w:link w:val="850"/>
     <w:uiPriority w:val="9"/>
     <w:unhideWhenUsed/>
     <w:qFormat/>
@@ -32069,11 +32318,11 @@
       <w:color w:val="595959" w:themeColor="text1" w:themeTint="A6"/>
     </w:rPr>
   </w:style>
-  <w:style w:type="paragraph" w:styleId="145">
+  <w:style w:type="paragraph" w:styleId="841">
     <w:name w:val="Heading 7"/>
-    <w:basedOn w:val="664"/>
-    <w:next w:val="664"/>
-    <w:link w:val="156"/>
+    <w:basedOn w:val="894"/>
+    <w:next w:val="894"/>
+    <w:link w:val="851"/>
     <w:uiPriority w:val="9"/>
     <w:unhideWhenUsed/>
     <w:qFormat/>
@@ -32090,11 +32339,11 @@
       <w:color w:val="595959" w:themeColor="text1" w:themeTint="A6"/>
     </w:rPr>
   </w:style>
-  <w:style w:type="paragraph" w:styleId="146">
+  <w:style w:type="paragraph" w:styleId="842">
     <w:name w:val="Heading 8"/>
-    <w:basedOn w:val="664"/>
-    <w:next w:val="664"/>
-    <w:link w:val="157"/>
+    <w:basedOn w:val="894"/>
+    <w:next w:val="894"/>
+    <w:link w:val="852"/>
     <w:uiPriority w:val="9"/>
     <w:unhideWhenUsed/>
     <w:qFormat/>
@@ -32113,11 +32362,11 @@
       <w:color w:val="272727" w:themeColor="text1" w:themeTint="D8"/>
     </w:rPr>
   </w:style>
-  <w:style w:type="paragraph" w:styleId="147">
+  <w:style w:type="paragraph" w:styleId="843">
     <w:name w:val="Heading 9"/>
-    <w:basedOn w:val="664"/>
-    <w:next w:val="664"/>
-    <w:link w:val="158"/>
+    <w:basedOn w:val="894"/>
+    <w:next w:val="894"/>
+    <w:link w:val="853"/>
     <w:uiPriority w:val="9"/>
     <w:unhideWhenUsed/>
     <w:qFormat/>
@@ -32136,7 +32385,7 @@
       <w:color w:val="272727" w:themeColor="text1" w:themeTint="D8"/>
     </w:rPr>
   </w:style>
-  <w:style w:type="character" w:styleId="148" w:default="1">
+  <w:style w:type="character" w:styleId="844" w:default="1">
     <w:name w:val="Default Paragraph Font"/>
     <w:uiPriority w:val="1"/>
     <w:semiHidden/>
@@ -32147,10 +32396,10 @@
       <w:ind/>
     </w:pPr>
   </w:style>
-  <w:style w:type="character" w:styleId="150">
+  <w:style w:type="character" w:styleId="845">
     <w:name w:val="Heading 1 Char"/>
-    <w:basedOn w:val="148"/>
-    <w:link w:val="139"/>
+    <w:basedOn w:val="844"/>
+    <w:link w:val="835"/>
     <w:uiPriority w:val="9"/>
     <w:pPr>
       <w:pBdr/>
@@ -32164,10 +32413,10 @@
       <w:szCs w:val="40"/>
     </w:rPr>
   </w:style>
-  <w:style w:type="character" w:styleId="151">
+  <w:style w:type="character" w:styleId="846">
     <w:name w:val="Heading 2 Char"/>
-    <w:basedOn w:val="148"/>
-    <w:link w:val="140"/>
+    <w:basedOn w:val="844"/>
+    <w:link w:val="836"/>
     <w:uiPriority w:val="9"/>
     <w:pPr>
       <w:pBdr/>
@@ -32181,10 +32430,10 @@
       <w:szCs w:val="32"/>
     </w:rPr>
   </w:style>
-  <w:style w:type="character" w:styleId="152">
+  <w:style w:type="character" w:styleId="847">
     <w:name w:val="Heading 3 Char"/>
-    <w:basedOn w:val="148"/>
-    <w:link w:val="141"/>
+    <w:basedOn w:val="844"/>
+    <w:link w:val="837"/>
     <w:uiPriority w:val="9"/>
     <w:pPr>
       <w:pBdr/>
@@ -32198,10 +32447,10 @@
       <w:szCs w:val="28"/>
     </w:rPr>
   </w:style>
-  <w:style w:type="character" w:styleId="153">
+  <w:style w:type="character" w:styleId="848">
     <w:name w:val="Heading 4 Char"/>
-    <w:basedOn w:val="148"/>
-    <w:link w:val="142"/>
+    <w:basedOn w:val="844"/>
+    <w:link w:val="838"/>
     <w:uiPriority w:val="9"/>
     <w:pPr>
       <w:pBdr/>
@@ -32215,10 +32464,10 @@
       <w:color w:val="0f4761" w:themeColor="accent1" w:themeShade="BF"/>
     </w:rPr>
   </w:style>
-  <w:style w:type="character" w:styleId="154">
+  <w:style w:type="character" w:styleId="849">
     <w:name w:val="Heading 5 Char"/>
-    <w:basedOn w:val="148"/>
-    <w:link w:val="143"/>
+    <w:basedOn w:val="844"/>
+    <w:link w:val="839"/>
     <w:uiPriority w:val="9"/>
     <w:pPr>
       <w:pBdr/>
@@ -32230,10 +32479,10 @@
       <w:color w:val="0f4761" w:themeColor="accent1" w:themeShade="BF"/>
     </w:rPr>
   </w:style>
-  <w:style w:type="character" w:styleId="155">
+  <w:style w:type="character" w:styleId="850">
     <w:name w:val="Heading 6 Char"/>
-    <w:basedOn w:val="148"/>
-    <w:link w:val="144"/>
+    <w:basedOn w:val="844"/>
+    <w:link w:val="840"/>
     <w:uiPriority w:val="9"/>
     <w:pPr>
       <w:pBdr/>
@@ -32247,10 +32496,10 @@
       <w:color w:val="595959" w:themeColor="text1" w:themeTint="A6"/>
     </w:rPr>
   </w:style>
-  <w:style w:type="character" w:styleId="156">
+  <w:style w:type="character" w:styleId="851">
     <w:name w:val="Heading 7 Char"/>
-    <w:basedOn w:val="148"/>
-    <w:link w:val="145"/>
+    <w:basedOn w:val="844"/>
+    <w:link w:val="841"/>
     <w:uiPriority w:val="9"/>
     <w:pPr>
       <w:pBdr/>
@@ -32262,10 +32511,10 @@
       <w:color w:val="595959" w:themeColor="text1" w:themeTint="A6"/>
     </w:rPr>
   </w:style>
-  <w:style w:type="character" w:styleId="157">
+  <w:style w:type="character" w:styleId="852">
     <w:name w:val="Heading 8 Char"/>
-    <w:basedOn w:val="148"/>
-    <w:link w:val="146"/>
+    <w:basedOn w:val="844"/>
+    <w:link w:val="842"/>
     <w:uiPriority w:val="9"/>
     <w:pPr>
       <w:pBdr/>
@@ -32279,10 +32528,10 @@
       <w:color w:val="272727" w:themeColor="text1" w:themeTint="D8"/>
     </w:rPr>
   </w:style>
-  <w:style w:type="character" w:styleId="158">
+  <w:style w:type="character" w:styleId="853">
     <w:name w:val="Heading 9 Char"/>
-    <w:basedOn w:val="148"/>
-    <w:link w:val="147"/>
+    <w:basedOn w:val="844"/>
+    <w:link w:val="843"/>
     <w:uiPriority w:val="9"/>
     <w:pPr>
       <w:pBdr/>
@@ -32296,11 +32545,11 @@
       <w:color w:val="272727" w:themeColor="text1" w:themeTint="D8"/>
     </w:rPr>
   </w:style>
-  <w:style w:type="paragraph" w:styleId="159">
+  <w:style w:type="paragraph" w:styleId="854">
     <w:name w:val="Title"/>
-    <w:basedOn w:val="664"/>
-    <w:next w:val="664"/>
-    <w:link w:val="160"/>
+    <w:basedOn w:val="894"/>
+    <w:next w:val="894"/>
+    <w:link w:val="855"/>
     <w:uiPriority w:val="10"/>
     <w:qFormat/>
     <w:pPr>
@@ -32316,10 +32565,10 @@
       <w:szCs w:val="56"/>
     </w:rPr>
   </w:style>
-  <w:style w:type="character" w:styleId="160">
+  <w:style w:type="character" w:styleId="855">
     <w:name w:val="Title Char"/>
-    <w:basedOn w:val="148"/>
-    <w:link w:val="159"/>
+    <w:basedOn w:val="844"/>
+    <w:link w:val="854"/>
     <w:uiPriority w:val="10"/>
     <w:pPr>
       <w:pBdr/>
@@ -32333,11 +32582,11 @@
       <w:szCs w:val="56"/>
     </w:rPr>
   </w:style>
-  <w:style w:type="paragraph" w:styleId="161">
+  <w:style w:type="paragraph" w:styleId="856">
     <w:name w:val="Subtitle"/>
-    <w:basedOn w:val="664"/>
-    <w:next w:val="664"/>
-    <w:link w:val="162"/>
+    <w:basedOn w:val="894"/>
+    <w:next w:val="894"/>
+    <w:link w:val="857"/>
     <w:uiPriority w:val="11"/>
     <w:qFormat/>
     <w:pPr>
@@ -32355,10 +32604,10 @@
       <w:szCs w:val="28"/>
     </w:rPr>
   </w:style>
-  <w:style w:type="character" w:styleId="162">
+  <w:style w:type="character" w:styleId="857">
     <w:name w:val="Subtitle Char"/>
-    <w:basedOn w:val="148"/>
-    <w:link w:val="161"/>
+    <w:basedOn w:val="844"/>
+    <w:link w:val="856"/>
     <w:uiPriority w:val="11"/>
     <w:pPr>
       <w:pBdr/>
@@ -32372,11 +32621,11 @@
       <w:szCs w:val="28"/>
     </w:rPr>
   </w:style>
-  <w:style w:type="paragraph" w:styleId="163">
+  <w:style w:type="paragraph" w:styleId="858">
     <w:name w:val="Quote"/>
-    <w:basedOn w:val="664"/>
-    <w:next w:val="664"/>
-    <w:link w:val="164"/>
+    <w:basedOn w:val="894"/>
+    <w:next w:val="894"/>
+    <w:link w:val="859"/>
     <w:uiPriority w:val="29"/>
     <w:qFormat/>
     <w:pPr>
@@ -32391,10 +32640,10 @@
       <w:color w:val="404040" w:themeColor="text1" w:themeTint="BF"/>
     </w:rPr>
   </w:style>
-  <w:style w:type="character" w:styleId="164">
+  <w:style w:type="character" w:styleId="859">
     <w:name w:val="Quote Char"/>
-    <w:basedOn w:val="148"/>
-    <w:link w:val="163"/>
+    <w:basedOn w:val="844"/>
+    <w:link w:val="858"/>
     <w:uiPriority w:val="29"/>
     <w:pPr>
       <w:pBdr/>
@@ -32407,9 +32656,9 @@
       <w:color w:val="404040" w:themeColor="text1" w:themeTint="BF"/>
     </w:rPr>
   </w:style>
-  <w:style w:type="character" w:styleId="166">
+  <w:style w:type="character" w:styleId="860">
     <w:name w:val="Intense Emphasis"/>
-    <w:basedOn w:val="148"/>
+    <w:basedOn w:val="844"/>
     <w:uiPriority w:val="21"/>
     <w:qFormat/>
     <w:pPr>
@@ -32423,11 +32672,11 @@
       <w:color w:val="0f4761" w:themeColor="accent1" w:themeShade="BF"/>
     </w:rPr>
   </w:style>
-  <w:style w:type="paragraph" w:styleId="167">
+  <w:style w:type="paragraph" w:styleId="861">
     <w:name w:val="Intense Quote"/>
-    <w:basedOn w:val="664"/>
-    <w:next w:val="664"/>
-    <w:link w:val="168"/>
+    <w:basedOn w:val="894"/>
+    <w:next w:val="894"/>
+    <w:link w:val="862"/>
     <w:uiPriority w:val="30"/>
     <w:qFormat/>
     <w:pPr>
@@ -32445,10 +32694,10 @@
       <w:color w:val="0f4761" w:themeColor="accent1" w:themeShade="BF"/>
     </w:rPr>
   </w:style>
-  <w:style w:type="character" w:styleId="168">
+  <w:style w:type="character" w:styleId="862">
     <w:name w:val="Intense Quote Char"/>
-    <w:basedOn w:val="148"/>
-    <w:link w:val="167"/>
+    <w:basedOn w:val="844"/>
+    <w:link w:val="861"/>
     <w:uiPriority w:val="30"/>
     <w:pPr>
       <w:pBdr/>
@@ -32461,9 +32710,9 @@
       <w:color w:val="0f4761" w:themeColor="accent1" w:themeShade="BF"/>
     </w:rPr>
   </w:style>
-  <w:style w:type="character" w:styleId="169">
+  <w:style w:type="character" w:styleId="863">
     <w:name w:val="Intense Reference"/>
-    <w:basedOn w:val="148"/>
+    <w:basedOn w:val="844"/>
     <w:uiPriority w:val="32"/>
     <w:qFormat/>
     <w:pPr>
@@ -32479,9 +32728,9 @@
       <w:spacing w:val="5"/>
     </w:rPr>
   </w:style>
-  <w:style w:type="character" w:styleId="171">
+  <w:style w:type="character" w:styleId="864">
     <w:name w:val="Subtle Emphasis"/>
-    <w:basedOn w:val="148"/>
+    <w:basedOn w:val="844"/>
     <w:uiPriority w:val="19"/>
     <w:qFormat/>
     <w:pPr>
@@ -32495,9 +32744,9 @@
       <w:color w:val="404040" w:themeColor="text1" w:themeTint="BF"/>
     </w:rPr>
   </w:style>
-  <w:style w:type="character" w:styleId="172">
+  <w:style w:type="character" w:styleId="865">
     <w:name w:val="Emphasis"/>
-    <w:basedOn w:val="148"/>
+    <w:basedOn w:val="844"/>
     <w:uiPriority w:val="20"/>
     <w:qFormat/>
     <w:pPr>
@@ -32510,9 +32759,9 @@
       <w:iCs/>
     </w:rPr>
   </w:style>
-  <w:style w:type="character" w:styleId="173">
+  <w:style w:type="character" w:styleId="866">
     <w:name w:val="Strong"/>
-    <w:basedOn w:val="148"/>
+    <w:basedOn w:val="844"/>
     <w:uiPriority w:val="22"/>
     <w:qFormat/>
     <w:pPr>
@@ -32525,9 +32774,9 @@
       <w:bCs/>
     </w:rPr>
   </w:style>
-  <w:style w:type="character" w:styleId="174">
+  <w:style w:type="character" w:styleId="867">
     <w:name w:val="Subtle Reference"/>
-    <w:basedOn w:val="148"/>
+    <w:basedOn w:val="844"/>
     <w:uiPriority w:val="31"/>
     <w:qFormat/>
     <w:pPr>
@@ -32540,9 +32789,9 @@
       <w:color w:val="5a5a5a" w:themeColor="text1" w:themeTint="A5"/>
     </w:rPr>
   </w:style>
-  <w:style w:type="character" w:styleId="175">
+  <w:style w:type="character" w:styleId="868">
     <w:name w:val="Book Title"/>
-    <w:basedOn w:val="148"/>
+    <w:basedOn w:val="844"/>
     <w:uiPriority w:val="33"/>
     <w:qFormat/>
     <w:pPr>
@@ -32558,10 +32807,10 @@
       <w:spacing w:val="5"/>
     </w:rPr>
   </w:style>
-  <w:style w:type="paragraph" w:styleId="176">
+  <w:style w:type="paragraph" w:styleId="869">
     <w:name w:val="Header"/>
-    <w:basedOn w:val="664"/>
-    <w:link w:val="177"/>
+    <w:basedOn w:val="894"/>
+    <w:link w:val="870"/>
     <w:uiPriority w:val="99"/>
     <w:unhideWhenUsed/>
     <w:pPr>
@@ -32574,10 +32823,10 @@
       <w:ind/>
     </w:pPr>
   </w:style>
-  <w:style w:type="character" w:styleId="177">
+  <w:style w:type="character" w:styleId="870">
     <w:name w:val="Header Char"/>
-    <w:basedOn w:val="148"/>
-    <w:link w:val="176"/>
+    <w:basedOn w:val="844"/>
+    <w:link w:val="869"/>
     <w:uiPriority w:val="99"/>
     <w:pPr>
       <w:pBdr/>
@@ -32585,10 +32834,10 @@
       <w:ind/>
     </w:pPr>
   </w:style>
-  <w:style w:type="paragraph" w:styleId="178">
+  <w:style w:type="paragraph" w:styleId="871">
     <w:name w:val="Footer"/>
-    <w:basedOn w:val="664"/>
-    <w:link w:val="179"/>
+    <w:basedOn w:val="894"/>
+    <w:link w:val="872"/>
     <w:uiPriority w:val="99"/>
     <w:unhideWhenUsed/>
     <w:pPr>
@@ -32601,10 +32850,10 @@
       <w:ind/>
     </w:pPr>
   </w:style>
-  <w:style w:type="character" w:styleId="179">
+  <w:style w:type="character" w:styleId="872">
     <w:name w:val="Footer Char"/>
-    <w:basedOn w:val="148"/>
-    <w:link w:val="178"/>
+    <w:basedOn w:val="844"/>
+    <w:link w:val="871"/>
     <w:uiPriority w:val="99"/>
     <w:pPr>
       <w:pBdr/>
@@ -32612,10 +32861,10 @@
       <w:ind/>
     </w:pPr>
   </w:style>
-  <w:style w:type="paragraph" w:styleId="180">
+  <w:style w:type="paragraph" w:styleId="873">
     <w:name w:val="Caption"/>
-    <w:basedOn w:val="664"/>
-    <w:next w:val="664"/>
+    <w:basedOn w:val="894"/>
+    <w:next w:val="894"/>
     <w:uiPriority w:val="35"/>
     <w:unhideWhenUsed/>
     <w:qFormat/>
@@ -32632,10 +32881,10 @@
       <w:szCs w:val="18"/>
     </w:rPr>
   </w:style>
-  <w:style w:type="paragraph" w:styleId="181">
+  <w:style w:type="paragraph" w:styleId="874">
     <w:name w:val="footnote text"/>
-    <w:basedOn w:val="664"/>
-    <w:link w:val="182"/>
+    <w:basedOn w:val="894"/>
+    <w:link w:val="875"/>
     <w:uiPriority w:val="99"/>
     <w:semiHidden/>
     <w:unhideWhenUsed/>
@@ -32649,10 +32898,10 @@
       <w:szCs w:val="20"/>
     </w:rPr>
   </w:style>
-  <w:style w:type="character" w:styleId="182">
+  <w:style w:type="character" w:styleId="875">
     <w:name w:val="Footnote Text Char"/>
-    <w:basedOn w:val="148"/>
-    <w:link w:val="181"/>
+    <w:basedOn w:val="844"/>
+    <w:link w:val="874"/>
     <w:uiPriority w:val="99"/>
     <w:semiHidden/>
     <w:pPr>
@@ -32665,9 +32914,9 @@
       <w:szCs w:val="20"/>
     </w:rPr>
   </w:style>
-  <w:style w:type="character" w:styleId="183">
+  <w:style w:type="character" w:styleId="876">
     <w:name w:val="footnote reference"/>
-    <w:basedOn w:val="148"/>
+    <w:basedOn w:val="844"/>
     <w:uiPriority w:val="99"/>
     <w:semiHidden/>
     <w:unhideWhenUsed/>
@@ -32680,10 +32929,10 @@
       <w:vertAlign w:val="superscript"/>
     </w:rPr>
   </w:style>
-  <w:style w:type="paragraph" w:styleId="184">
+  <w:style w:type="paragraph" w:styleId="877">
     <w:name w:val="endnote text"/>
-    <w:basedOn w:val="664"/>
-    <w:link w:val="185"/>
+    <w:basedOn w:val="894"/>
+    <w:link w:val="878"/>
     <w:uiPriority w:val="99"/>
     <w:semiHidden/>
     <w:unhideWhenUsed/>
@@ -32697,10 +32946,10 @@
       <w:szCs w:val="20"/>
     </w:rPr>
   </w:style>
-  <w:style w:type="character" w:styleId="185">
+  <w:style w:type="character" w:styleId="878">
     <w:name w:val="Endnote Text Char"/>
-    <w:basedOn w:val="148"/>
-    <w:link w:val="184"/>
+    <w:basedOn w:val="844"/>
+    <w:link w:val="877"/>
     <w:uiPriority w:val="99"/>
     <w:semiHidden/>
     <w:pPr>
@@ -32713,9 +32962,9 @@
       <w:szCs w:val="20"/>
     </w:rPr>
   </w:style>
-  <w:style w:type="character" w:styleId="186">
+  <w:style w:type="character" w:styleId="879">
     <w:name w:val="endnote reference"/>
-    <w:basedOn w:val="148"/>
+    <w:basedOn w:val="844"/>
     <w:uiPriority w:val="99"/>
     <w:semiHidden/>
     <w:unhideWhenUsed/>
@@ -32728,9 +32977,9 @@
       <w:vertAlign w:val="superscript"/>
     </w:rPr>
   </w:style>
-  <w:style w:type="character" w:styleId="187">
+  <w:style w:type="character" w:styleId="880">
     <w:name w:val="Hyperlink"/>
-    <w:basedOn w:val="148"/>
+    <w:basedOn w:val="844"/>
     <w:uiPriority w:val="99"/>
     <w:unhideWhenUsed/>
     <w:pPr>
@@ -32743,9 +32992,9 @@
       <w:u w:val="single"/>
     </w:rPr>
   </w:style>
-  <w:style w:type="character" w:styleId="188">
+  <w:style w:type="character" w:styleId="881">
     <w:name w:val="FollowedHyperlink"/>
-    <w:basedOn w:val="148"/>
+    <w:basedOn w:val="844"/>
     <w:uiPriority w:val="99"/>
     <w:semiHidden/>
     <w:unhideWhenUsed/>
@@ -32759,10 +33008,10 @@
       <w:u w:val="single"/>
     </w:rPr>
   </w:style>
-  <w:style w:type="paragraph" w:styleId="189">
+  <w:style w:type="paragraph" w:styleId="882">
     <w:name w:val="toc 1"/>
-    <w:basedOn w:val="664"/>
-    <w:next w:val="664"/>
+    <w:basedOn w:val="894"/>
+    <w:next w:val="894"/>
     <w:uiPriority w:val="39"/>
     <w:unhideWhenUsed/>
     <w:pPr>
@@ -32771,10 +33020,10 @@
       <w:ind/>
     </w:pPr>
   </w:style>
-  <w:style w:type="paragraph" w:styleId="190">
+  <w:style w:type="paragraph" w:styleId="883">
     <w:name w:val="toc 2"/>
-    <w:basedOn w:val="664"/>
-    <w:next w:val="664"/>
+    <w:basedOn w:val="894"/>
+    <w:next w:val="894"/>
     <w:uiPriority w:val="39"/>
     <w:unhideWhenUsed/>
     <w:pPr>
@@ -32783,10 +33032,10 @@
       <w:ind w:left="220"/>
     </w:pPr>
   </w:style>
-  <w:style w:type="paragraph" w:styleId="191">
+  <w:style w:type="paragraph" w:styleId="884">
     <w:name w:val="toc 3"/>
-    <w:basedOn w:val="664"/>
-    <w:next w:val="664"/>
+    <w:basedOn w:val="894"/>
+    <w:next w:val="894"/>
     <w:uiPriority w:val="39"/>
     <w:unhideWhenUsed/>
     <w:pPr>
@@ -32795,10 +33044,10 @@
       <w:ind w:left="440"/>
     </w:pPr>
   </w:style>
-  <w:style w:type="paragraph" w:styleId="192">
+  <w:style w:type="paragraph" w:styleId="885">
     <w:name w:val="toc 4"/>
-    <w:basedOn w:val="664"/>
-    <w:next w:val="664"/>
+    <w:basedOn w:val="894"/>
+    <w:next w:val="894"/>
     <w:uiPriority w:val="39"/>
     <w:unhideWhenUsed/>
     <w:pPr>
@@ -32807,10 +33056,10 @@
       <w:ind w:left="660"/>
     </w:pPr>
   </w:style>
-  <w:style w:type="paragraph" w:styleId="193">
+  <w:style w:type="paragraph" w:styleId="886">
     <w:name w:val="toc 5"/>
-    <w:basedOn w:val="664"/>
-    <w:next w:val="664"/>
+    <w:basedOn w:val="894"/>
+    <w:next w:val="894"/>
     <w:uiPriority w:val="39"/>
     <w:unhideWhenUsed/>
     <w:pPr>
@@ -32819,10 +33068,10 @@
       <w:ind w:left="880"/>
     </w:pPr>
   </w:style>
-  <w:style w:type="paragraph" w:styleId="194">
+  <w:style w:type="paragraph" w:styleId="887">
     <w:name w:val="toc 6"/>
-    <w:basedOn w:val="664"/>
-    <w:next w:val="664"/>
+    <w:basedOn w:val="894"/>
+    <w:next w:val="894"/>
     <w:uiPriority w:val="39"/>
     <w:unhideWhenUsed/>
     <w:pPr>
@@ -32831,10 +33080,10 @@
       <w:ind w:left="1100"/>
     </w:pPr>
   </w:style>
-  <w:style w:type="paragraph" w:styleId="195">
+  <w:style w:type="paragraph" w:styleId="888">
     <w:name w:val="toc 7"/>
-    <w:basedOn w:val="664"/>
-    <w:next w:val="664"/>
+    <w:basedOn w:val="894"/>
+    <w:next w:val="894"/>
     <w:uiPriority w:val="39"/>
     <w:unhideWhenUsed/>
     <w:pPr>
@@ -32843,10 +33092,10 @@
       <w:ind w:left="1320"/>
     </w:pPr>
   </w:style>
-  <w:style w:type="paragraph" w:styleId="196">
+  <w:style w:type="paragraph" w:styleId="889">
     <w:name w:val="toc 8"/>
-    <w:basedOn w:val="664"/>
-    <w:next w:val="664"/>
+    <w:basedOn w:val="894"/>
+    <w:next w:val="894"/>
     <w:uiPriority w:val="39"/>
     <w:unhideWhenUsed/>
     <w:pPr>
@@ -32855,10 +33104,10 @@
       <w:ind w:left="1540"/>
     </w:pPr>
   </w:style>
-  <w:style w:type="paragraph" w:styleId="197">
+  <w:style w:type="paragraph" w:styleId="890">
     <w:name w:val="toc 9"/>
-    <w:basedOn w:val="664"/>
-    <w:next w:val="664"/>
+    <w:basedOn w:val="894"/>
+    <w:next w:val="894"/>
     <w:uiPriority w:val="39"/>
     <w:unhideWhenUsed/>
     <w:pPr>
@@ -32867,9 +33116,9 @@
       <w:ind w:left="1760"/>
     </w:pPr>
   </w:style>
-  <w:style w:type="character" w:styleId="198">
+  <w:style w:type="character" w:styleId="891">
     <w:name w:val="Placeholder Text"/>
-    <w:basedOn w:val="148"/>
+    <w:basedOn w:val="844"/>
     <w:uiPriority w:val="99"/>
     <w:semiHidden/>
     <w:pPr>
@@ -32881,7 +33130,7 @@
       <w:color w:val="666666"/>
     </w:rPr>
   </w:style>
-  <w:style w:type="paragraph" w:styleId="208">
+  <w:style w:type="paragraph" w:styleId="892">
     <w:name w:val="TOC Heading"/>
     <w:uiPriority w:val="39"/>
     <w:unhideWhenUsed/>
@@ -32891,10 +33140,10 @@
       <w:ind/>
     </w:pPr>
   </w:style>
-  <w:style w:type="paragraph" w:styleId="209">
+  <w:style w:type="paragraph" w:styleId="893">
     <w:name w:val="table of figures"/>
-    <w:basedOn w:val="664"/>
-    <w:next w:val="664"/>
+    <w:basedOn w:val="894"/>
+    <w:next w:val="894"/>
     <w:uiPriority w:val="99"/>
     <w:unhideWhenUsed/>
     <w:pPr>
@@ -32903,7 +33152,7 @@
       <w:ind/>
     </w:pPr>
   </w:style>
-  <w:style w:type="paragraph" w:styleId="664" w:default="1">
+  <w:style w:type="paragraph" w:styleId="894" w:default="1">
     <w:name w:val="Normal"/>
     <w:qFormat/>
     <w:pPr>
@@ -32912,7 +33161,7 @@
       <w:ind/>
     </w:pPr>
   </w:style>
-  <w:style w:type="table" w:styleId="665" w:default="1">
+  <w:style w:type="table" w:styleId="895" w:default="1">
     <w:name w:val="Normal Table"/>
     <w:uiPriority w:val="99"/>
     <w:semiHidden/>
@@ -33105,7 +33354,7 @@
       </w:tcPr>
     </w:tblStylePr>
   </w:style>
-  <w:style w:type="numbering" w:styleId="666" w:default="1">
+  <w:style w:type="numbering" w:styleId="896" w:default="1">
     <w:name w:val="No List"/>
     <w:uiPriority w:val="99"/>
     <w:semiHidden/>
@@ -33116,9 +33365,9 @@
       <w:ind/>
     </w:pPr>
   </w:style>
-  <w:style w:type="paragraph" w:styleId="667">
+  <w:style w:type="paragraph" w:styleId="897">
     <w:name w:val="No Spacing"/>
-    <w:basedOn w:val="664"/>
+    <w:basedOn w:val="894"/>
     <w:uiPriority w:val="1"/>
     <w:qFormat/>
     <w:pPr>
@@ -33127,9 +33376,9 @@
       <w:ind/>
     </w:pPr>
   </w:style>
-  <w:style w:type="paragraph" w:styleId="668">
+  <w:style w:type="paragraph" w:styleId="898">
     <w:name w:val="List Paragraph"/>
-    <w:basedOn w:val="664"/>
+    <w:basedOn w:val="894"/>
     <w:uiPriority w:val="34"/>
     <w:qFormat/>
     <w:pPr>

--- a/[1]Books/The New Guy.docx
+++ b/[1]Books/The New Guy.docx
@@ -317,7 +317,7 @@
           <w:szCs w:val="24"/>
           <w:highlight w:val="none"/>
         </w:rPr>
-        <w:t xml:space="preserve">-Oh yeah. Poor bastard. What on Khelan was he thinking about by messing with the boss?</w:t>
+        <w:t xml:space="preserve">-Oh yeah. Poor bastard. What on Khelan’s name was he thinking about by messing with the boss?</w:t>
       </w:r>
       <w:r>
         <w:rPr>

--- a/[1]Books/The New Guy.docx
+++ b/[1]Books/The New Guy.docx
@@ -843,7 +843,7 @@
           <w:szCs w:val="24"/>
           <w:highlight w:val="none"/>
         </w:rPr>
-        <w:t xml:space="preserve">You owe me a of of credits! Listen, we go in and out. Don’t make me regret it!</w:t>
+        <w:t xml:space="preserve">You owe me a lot of credits! Listen, we go in and out. Don’t make me regret it!</w:t>
       </w:r>
       <w:r>
         <w:rPr>

--- a/[1]Books/The New Guy.docx
+++ b/[1]Books/The New Guy.docx
@@ -40,9 +40,10 @@
       </w:r>
       <w:r>
         <w:rPr>
-          <w:rFonts w:ascii="Calibri" w:hAnsi="Calibri" w:cs="Calibri"/>
+          <w:rFonts w:ascii="Calibri" w:hAnsi="Calibri" w:eastAsia="Calibri" w:cs="Calibri"/>
           <w:sz w:val="24"/>
           <w:szCs w:val="24"/>
+          <w:highlight w:val="none"/>
         </w:rPr>
       </w:r>
       <w:r>
@@ -77,9 +78,10 @@
       </w:r>
       <w:r>
         <w:rPr>
-          <w:rFonts w:ascii="Calibri" w:hAnsi="Calibri" w:cs="Calibri"/>
+          <w:rFonts w:ascii="Calibri" w:hAnsi="Calibri" w:eastAsia="Calibri" w:cs="Calibri"/>
           <w:sz w:val="24"/>
           <w:szCs w:val="24"/>
+          <w:highlight w:val="none"/>
         </w:rPr>
       </w:r>
       <w:r>
@@ -116,10 +118,11 @@
       </w:r>
       <w:r>
         <w:rPr>
-          <w:rFonts w:ascii="Calibri" w:hAnsi="Calibri" w:cs="Calibri"/>
+          <w:rFonts w:ascii="Calibri" w:hAnsi="Calibri" w:eastAsia="Calibri" w:cs="Calibri"/>
           <w:color w:val="44546a" w:themeColor="text2"/>
           <w:sz w:val="24"/>
           <w:szCs w:val="24"/>
+          <w:highlight w:val="none"/>
         </w:rPr>
       </w:r>
       <w:r>
@@ -155,9 +158,10 @@
       </w:r>
       <w:r>
         <w:rPr>
-          <w:rFonts w:ascii="Calibri" w:hAnsi="Calibri" w:cs="Calibri"/>
+          <w:rFonts w:ascii="Calibri" w:hAnsi="Calibri" w:eastAsia="Calibri" w:cs="Calibri"/>
           <w:sz w:val="24"/>
           <w:szCs w:val="24"/>
+          <w:highlight w:val="none"/>
         </w:rPr>
       </w:r>
       <w:r>
@@ -204,10 +208,11 @@
       </w:r>
       <w:r>
         <w:rPr>
-          <w:rFonts w:ascii="Calibri" w:hAnsi="Calibri" w:cs="Calibri"/>
+          <w:rFonts w:ascii="Calibri" w:hAnsi="Calibri" w:eastAsia="Calibri" w:cs="Calibri"/>
           <w:color w:val="44546a" w:themeColor="text2"/>
           <w:sz w:val="24"/>
           <w:szCs w:val="24"/>
+          <w:highlight w:val="none"/>
         </w:rPr>
       </w:r>
       <w:r>
@@ -243,9 +248,10 @@
       </w:r>
       <w:r>
         <w:rPr>
-          <w:rFonts w:ascii="Calibri" w:hAnsi="Calibri" w:cs="Calibri"/>
+          <w:rFonts w:ascii="Calibri" w:hAnsi="Calibri" w:eastAsia="Calibri" w:cs="Calibri"/>
           <w:sz w:val="24"/>
           <w:szCs w:val="24"/>
+          <w:highlight w:val="none"/>
         </w:rPr>
       </w:r>
       <w:r>
@@ -282,10 +288,11 @@
       </w:r>
       <w:r>
         <w:rPr>
-          <w:rFonts w:ascii="Calibri" w:hAnsi="Calibri" w:cs="Calibri"/>
+          <w:rFonts w:ascii="Calibri" w:hAnsi="Calibri" w:eastAsia="Calibri" w:cs="Calibri"/>
           <w:color w:val="44546a" w:themeColor="text2"/>
           <w:sz w:val="24"/>
           <w:szCs w:val="24"/>
+          <w:highlight w:val="none"/>
         </w:rPr>
       </w:r>
       <w:r>
@@ -317,7 +324,7 @@
           <w:szCs w:val="24"/>
           <w:highlight w:val="none"/>
         </w:rPr>
-        <w:t xml:space="preserve">-Oh yeah. Poor bastard. What on Khelan’s name was he thinking about by messing with the boss?</w:t>
+        <w:t xml:space="preserve">-Oh yeah. Poor bastard. What on Beliar’s name was he thinking about by messing with the boss?</w:t>
       </w:r>
       <w:r>
         <w:rPr>
@@ -330,9 +337,10 @@
       </w:r>
       <w:r>
         <w:rPr>
-          <w:rFonts w:ascii="Calibri" w:hAnsi="Calibri" w:cs="Calibri"/>
+          <w:rFonts w:ascii="Calibri" w:hAnsi="Calibri" w:eastAsia="Calibri" w:cs="Calibri"/>
           <w:sz w:val="24"/>
           <w:szCs w:val="24"/>
+          <w:highlight w:val="none"/>
         </w:rPr>
       </w:r>
       <w:r>
@@ -369,10 +377,11 @@
       </w:r>
       <w:r>
         <w:rPr>
-          <w:rFonts w:ascii="Calibri" w:hAnsi="Calibri" w:cs="Calibri"/>
+          <w:rFonts w:ascii="Calibri" w:hAnsi="Calibri" w:eastAsia="Calibri" w:cs="Calibri"/>
           <w:color w:val="44546a" w:themeColor="text2"/>
           <w:sz w:val="24"/>
           <w:szCs w:val="24"/>
+          <w:highlight w:val="none"/>
         </w:rPr>
       </w:r>
       <w:r>
@@ -417,9 +426,10 @@
       </w:r>
       <w:r>
         <w:rPr>
-          <w:rFonts w:ascii="Calibri" w:hAnsi="Calibri" w:cs="Calibri"/>
+          <w:rFonts w:ascii="Calibri" w:hAnsi="Calibri" w:eastAsia="Calibri" w:cs="Calibri"/>
           <w:sz w:val="24"/>
           <w:szCs w:val="24"/>
+          <w:highlight w:val="none"/>
         </w:rPr>
       </w:r>
       <w:r>
@@ -466,10 +476,11 @@
       </w:r>
       <w:r>
         <w:rPr>
-          <w:rFonts w:ascii="Calibri" w:hAnsi="Calibri" w:cs="Calibri"/>
+          <w:rFonts w:ascii="Calibri" w:hAnsi="Calibri" w:eastAsia="Calibri" w:cs="Calibri"/>
           <w:color w:val="44546a" w:themeColor="text2"/>
           <w:sz w:val="24"/>
           <w:szCs w:val="24"/>
+          <w:highlight w:val="none"/>
         </w:rPr>
       </w:r>
       <w:r>
@@ -505,9 +516,10 @@
       </w:r>
       <w:r>
         <w:rPr>
-          <w:rFonts w:ascii="Calibri" w:hAnsi="Calibri" w:cs="Calibri"/>
+          <w:rFonts w:ascii="Calibri" w:hAnsi="Calibri" w:eastAsia="Calibri" w:cs="Calibri"/>
           <w:sz w:val="24"/>
           <w:szCs w:val="24"/>
+          <w:highlight w:val="none"/>
         </w:rPr>
       </w:r>
       <w:r>
@@ -544,10 +556,11 @@
       </w:r>
       <w:r>
         <w:rPr>
-          <w:rFonts w:ascii="Calibri" w:hAnsi="Calibri" w:cs="Calibri"/>
+          <w:rFonts w:ascii="Calibri" w:hAnsi="Calibri" w:eastAsia="Calibri" w:cs="Calibri"/>
           <w:color w:val="44546a" w:themeColor="text2"/>
           <w:sz w:val="24"/>
           <w:szCs w:val="24"/>
+          <w:highlight w:val="none"/>
         </w:rPr>
       </w:r>
       <w:r>
@@ -592,9 +605,10 @@
       </w:r>
       <w:r>
         <w:rPr>
-          <w:rFonts w:ascii="Calibri" w:hAnsi="Calibri" w:cs="Calibri"/>
+          <w:rFonts w:ascii="Calibri" w:hAnsi="Calibri" w:eastAsia="Calibri" w:cs="Calibri"/>
           <w:sz w:val="24"/>
           <w:szCs w:val="24"/>
+          <w:highlight w:val="none"/>
         </w:rPr>
       </w:r>
       <w:r>
@@ -631,10 +645,11 @@
       </w:r>
       <w:r>
         <w:rPr>
-          <w:rFonts w:ascii="Calibri" w:hAnsi="Calibri" w:cs="Calibri"/>
+          <w:rFonts w:ascii="Calibri" w:hAnsi="Calibri" w:eastAsia="Calibri" w:cs="Calibri"/>
           <w:color w:val="44546a" w:themeColor="text2"/>
           <w:sz w:val="24"/>
           <w:szCs w:val="24"/>
+          <w:highlight w:val="none"/>
         </w:rPr>
       </w:r>
       <w:r>
@@ -670,9 +685,10 @@
       </w:r>
       <w:r>
         <w:rPr>
-          <w:rFonts w:ascii="Calibri" w:hAnsi="Calibri" w:cs="Calibri"/>
+          <w:rFonts w:ascii="Calibri" w:hAnsi="Calibri" w:eastAsia="Calibri" w:cs="Calibri"/>
           <w:sz w:val="24"/>
           <w:szCs w:val="24"/>
+          <w:highlight w:val="none"/>
         </w:rPr>
       </w:r>
       <w:r>
@@ -719,10 +735,11 @@
       </w:r>
       <w:r>
         <w:rPr>
-          <w:rFonts w:ascii="Calibri" w:hAnsi="Calibri" w:cs="Calibri"/>
+          <w:rFonts w:ascii="Calibri" w:hAnsi="Calibri" w:eastAsia="Calibri" w:cs="Calibri"/>
           <w:color w:val="44546a" w:themeColor="text2"/>
           <w:sz w:val="24"/>
           <w:szCs w:val="24"/>
+          <w:highlight w:val="none"/>
         </w:rPr>
       </w:r>
       <w:r>
@@ -896,10 +913,11 @@
       </w:r>
       <w:r>
         <w:rPr>
-          <w:rFonts w:ascii="Calibri" w:hAnsi="Calibri" w:cs="Calibri"/>
+          <w:rFonts w:ascii="Calibri" w:hAnsi="Calibri" w:eastAsia="Calibri" w:cs="Calibri"/>
           <w:color w:val="44546a" w:themeColor="text2"/>
           <w:sz w:val="24"/>
           <w:szCs w:val="24"/>
+          <w:highlight w:val="none"/>
         </w:rPr>
       </w:r>
       <w:r>
@@ -935,9 +953,10 @@
       </w:r>
       <w:r>
         <w:rPr>
-          <w:rFonts w:ascii="Calibri" w:hAnsi="Calibri" w:cs="Calibri"/>
+          <w:rFonts w:ascii="Calibri" w:hAnsi="Calibri" w:eastAsia="Calibri" w:cs="Calibri"/>
           <w:sz w:val="24"/>
           <w:szCs w:val="24"/>
+          <w:highlight w:val="none"/>
         </w:rPr>
       </w:r>
       <w:r>
@@ -984,10 +1003,11 @@
       </w:r>
       <w:r>
         <w:rPr>
-          <w:rFonts w:ascii="Calibri" w:hAnsi="Calibri" w:cs="Calibri"/>
+          <w:rFonts w:ascii="Calibri" w:hAnsi="Calibri" w:eastAsia="Calibri" w:cs="Calibri"/>
           <w:color w:val="44546a" w:themeColor="text2"/>
           <w:sz w:val="24"/>
           <w:szCs w:val="24"/>
+          <w:highlight w:val="none"/>
         </w:rPr>
       </w:r>
       <w:r>
@@ -1023,9 +1043,10 @@
       </w:r>
       <w:r>
         <w:rPr>
-          <w:rFonts w:ascii="Calibri" w:hAnsi="Calibri" w:cs="Calibri"/>
+          <w:rFonts w:ascii="Calibri" w:hAnsi="Calibri" w:eastAsia="Calibri" w:cs="Calibri"/>
           <w:sz w:val="24"/>
           <w:szCs w:val="24"/>
+          <w:highlight w:val="none"/>
         </w:rPr>
       </w:r>
       <w:r>
@@ -1062,10 +1083,11 @@
       </w:r>
       <w:r>
         <w:rPr>
-          <w:rFonts w:ascii="Calibri" w:hAnsi="Calibri" w:cs="Calibri"/>
+          <w:rFonts w:ascii="Calibri" w:hAnsi="Calibri" w:eastAsia="Calibri" w:cs="Calibri"/>
           <w:color w:val="44546a" w:themeColor="text2"/>
           <w:sz w:val="24"/>
           <w:szCs w:val="24"/>
+          <w:highlight w:val="none"/>
         </w:rPr>
       </w:r>
       <w:r>
@@ -1101,9 +1123,10 @@
       </w:r>
       <w:r>
         <w:rPr>
-          <w:rFonts w:ascii="Calibri" w:hAnsi="Calibri" w:cs="Calibri"/>
+          <w:rFonts w:ascii="Calibri" w:hAnsi="Calibri" w:eastAsia="Calibri" w:cs="Calibri"/>
           <w:sz w:val="24"/>
           <w:szCs w:val="24"/>
+          <w:highlight w:val="none"/>
         </w:rPr>
       </w:r>
       <w:r>
@@ -1150,10 +1173,11 @@
       </w:r>
       <w:r>
         <w:rPr>
-          <w:rFonts w:ascii="Calibri" w:hAnsi="Calibri" w:cs="Calibri"/>
+          <w:rFonts w:ascii="Calibri" w:hAnsi="Calibri" w:eastAsia="Calibri" w:cs="Calibri"/>
           <w:color w:val="44546a" w:themeColor="text2"/>
           <w:sz w:val="24"/>
           <w:szCs w:val="24"/>
+          <w:highlight w:val="none"/>
         </w:rPr>
       </w:r>
       <w:r>
@@ -1198,9 +1222,10 @@
       </w:r>
       <w:r>
         <w:rPr>
-          <w:rFonts w:ascii="Calibri" w:hAnsi="Calibri" w:cs="Calibri"/>
+          <w:rFonts w:ascii="Calibri" w:hAnsi="Calibri" w:eastAsia="Calibri" w:cs="Calibri"/>
           <w:sz w:val="24"/>
           <w:szCs w:val="24"/>
+          <w:highlight w:val="none"/>
         </w:rPr>
       </w:r>
       <w:r>
@@ -1247,10 +1272,11 @@
       </w:r>
       <w:r>
         <w:rPr>
-          <w:rFonts w:ascii="Calibri" w:hAnsi="Calibri" w:cs="Calibri"/>
+          <w:rFonts w:ascii="Calibri" w:hAnsi="Calibri" w:eastAsia="Calibri" w:cs="Calibri"/>
           <w:color w:val="44546a" w:themeColor="text2"/>
           <w:sz w:val="24"/>
           <w:szCs w:val="24"/>
+          <w:highlight w:val="none"/>
         </w:rPr>
       </w:r>
       <w:r>
@@ -1286,9 +1312,10 @@
       </w:r>
       <w:r>
         <w:rPr>
-          <w:rFonts w:ascii="Calibri" w:hAnsi="Calibri" w:cs="Calibri"/>
+          <w:rFonts w:ascii="Calibri" w:hAnsi="Calibri" w:eastAsia="Calibri" w:cs="Calibri"/>
           <w:sz w:val="24"/>
           <w:szCs w:val="24"/>
+          <w:highlight w:val="none"/>
         </w:rPr>
       </w:r>
       <w:r>
@@ -1323,9 +1350,10 @@
       </w:r>
       <w:r>
         <w:rPr>
-          <w:rFonts w:ascii="Calibri" w:hAnsi="Calibri" w:cs="Calibri"/>
+          <w:rFonts w:ascii="Calibri" w:hAnsi="Calibri" w:eastAsia="Calibri" w:cs="Calibri"/>
           <w:sz w:val="24"/>
           <w:szCs w:val="24"/>
+          <w:highlight w:val="none"/>
         </w:rPr>
       </w:r>
       <w:r>
@@ -1362,10 +1390,11 @@
       </w:r>
       <w:r>
         <w:rPr>
-          <w:rFonts w:ascii="Calibri" w:hAnsi="Calibri" w:cs="Calibri"/>
+          <w:rFonts w:ascii="Calibri" w:hAnsi="Calibri" w:eastAsia="Calibri" w:cs="Calibri"/>
           <w:color w:val="44546a" w:themeColor="text2"/>
           <w:sz w:val="24"/>
           <w:szCs w:val="24"/>
+          <w:highlight w:val="none"/>
         </w:rPr>
       </w:r>
       <w:r>
@@ -1401,9 +1430,10 @@
       </w:r>
       <w:r>
         <w:rPr>
-          <w:rFonts w:ascii="Calibri" w:hAnsi="Calibri" w:cs="Calibri"/>
+          <w:rFonts w:ascii="Calibri" w:hAnsi="Calibri" w:eastAsia="Calibri" w:cs="Calibri"/>
           <w:sz w:val="24"/>
           <w:szCs w:val="24"/>
+          <w:highlight w:val="none"/>
         </w:rPr>
       </w:r>
       <w:r>
@@ -1460,10 +1490,11 @@
       </w:r>
       <w:r>
         <w:rPr>
-          <w:rFonts w:ascii="Calibri" w:hAnsi="Calibri" w:cs="Calibri"/>
+          <w:rFonts w:ascii="Calibri" w:hAnsi="Calibri" w:eastAsia="Calibri" w:cs="Calibri"/>
           <w:color w:val="44546a" w:themeColor="text2"/>
           <w:sz w:val="24"/>
           <w:szCs w:val="24"/>
+          <w:highlight w:val="none"/>
         </w:rPr>
       </w:r>
       <w:r>
@@ -1499,9 +1530,10 @@
       </w:r>
       <w:r>
         <w:rPr>
-          <w:rFonts w:ascii="Calibri" w:hAnsi="Calibri" w:cs="Calibri"/>
+          <w:rFonts w:ascii="Calibri" w:hAnsi="Calibri" w:eastAsia="Calibri" w:cs="Calibri"/>
           <w:sz w:val="24"/>
           <w:szCs w:val="24"/>
+          <w:highlight w:val="none"/>
         </w:rPr>
       </w:r>
       <w:r>
@@ -1548,10 +1580,11 @@
       </w:r>
       <w:r>
         <w:rPr>
-          <w:rFonts w:ascii="Calibri" w:hAnsi="Calibri" w:cs="Calibri"/>
+          <w:rFonts w:ascii="Calibri" w:hAnsi="Calibri" w:eastAsia="Calibri" w:cs="Calibri"/>
           <w:color w:val="44546a" w:themeColor="text2"/>
           <w:sz w:val="24"/>
           <w:szCs w:val="24"/>
+          <w:highlight w:val="none"/>
         </w:rPr>
       </w:r>
       <w:r>
@@ -1587,9 +1620,10 @@
       </w:r>
       <w:r>
         <w:rPr>
-          <w:rFonts w:ascii="Calibri" w:hAnsi="Calibri" w:cs="Calibri"/>
+          <w:rFonts w:ascii="Calibri" w:hAnsi="Calibri" w:eastAsia="Calibri" w:cs="Calibri"/>
           <w:sz w:val="24"/>
           <w:szCs w:val="24"/>
+          <w:highlight w:val="none"/>
         </w:rPr>
       </w:r>
       <w:r>
@@ -1636,10 +1670,11 @@
       </w:r>
       <w:r>
         <w:rPr>
-          <w:rFonts w:ascii="Calibri" w:hAnsi="Calibri" w:cs="Calibri"/>
+          <w:rFonts w:ascii="Calibri" w:hAnsi="Calibri" w:eastAsia="Calibri" w:cs="Calibri"/>
           <w:color w:val="44546a" w:themeColor="text2"/>
           <w:sz w:val="24"/>
           <w:szCs w:val="24"/>
+          <w:highlight w:val="none"/>
         </w:rPr>
       </w:r>
       <w:r>
@@ -1675,9 +1710,10 @@
       </w:r>
       <w:r>
         <w:rPr>
-          <w:rFonts w:ascii="Calibri" w:hAnsi="Calibri" w:cs="Calibri"/>
+          <w:rFonts w:ascii="Calibri" w:hAnsi="Calibri" w:eastAsia="Calibri" w:cs="Calibri"/>
           <w:sz w:val="24"/>
           <w:szCs w:val="24"/>
+          <w:highlight w:val="none"/>
         </w:rPr>
       </w:r>
       <w:r>
@@ -1759,9 +1795,7 @@
       </w:r>
       <w:r>
         <w:rPr>
-          <w:rFonts w:ascii="Calibri" w:hAnsi="Calibri" w:cs="Calibri"/>
-          <w:sz w:val="24"/>
-          <w:szCs w:val="24"/>
+          <w:highlight w:val="none"/>
         </w:rPr>
       </w:r>
       <w:r>
@@ -1789,10 +1823,8 @@
       </w:r>
       <w:r>
         <w:rPr>
-          <w:rFonts w:ascii="Calibri" w:hAnsi="Calibri" w:cs="Calibri"/>
           <w:color w:val="44546a" w:themeColor="text2"/>
-          <w:sz w:val="24"/>
-          <w:szCs w:val="24"/>
+          <w:highlight w:val="none"/>
         </w:rPr>
       </w:r>
       <w:r>
@@ -1825,9 +1857,7 @@
       </w:r>
       <w:r>
         <w:rPr>
-          <w:rFonts w:ascii="Calibri" w:hAnsi="Calibri" w:cs="Calibri"/>
-          <w:sz w:val="24"/>
-          <w:szCs w:val="24"/>
+          <w:highlight w:val="none"/>
         </w:rPr>
       </w:r>
       <w:r>
@@ -1901,7 +1931,9 @@
       </w:r>
       <w:r>
         <w:rPr>
-          <w:highlight w:val="none"/>
+          <w:rFonts w:ascii="Calibri" w:hAnsi="Calibri" w:cs="Calibri"/>
+          <w:sz w:val="24"/>
+          <w:szCs w:val="24"/>
         </w:rPr>
       </w:r>
       <w:r>
